--- a/examples/四年级上/第10课_从数据到编码/10_从数据到编码_导学案.docx
+++ b/examples/四年级上/第10课_从数据到编码/10_从数据到编码_导学案.docx
@@ -6,7 +6,7 @@
     <w:p>
       <w:pPr>
         <w:pStyle w:val="1"/>
-        <w:spacing w:before="80" w:after="160" w:line="288" w:lineRule="auto"/>
+        <w:spacing w:before="120" w:after="280" w:line="312" w:lineRule="auto"/>
         <w:ind w:firstLine="0"/>
         <w:jc w:val="center"/>
       </w:pPr>
@@ -15,7 +15,7 @@
           <w:rFonts w:hint="eastAsia" w:ascii="黑体" w:hAnsi="黑体" w:eastAsia="黑体"/>
           <w:b/>
           <w:color w:val="1F2A44"/>
-          <w:sz w:val="32"/>
+          <w:sz w:val="34"/>
         </w:rPr>
         <w:t xml:space="preserve">第10课</w:t>
       </w:r>
@@ -24,7 +24,7 @@
           <w:rFonts w:ascii="黑体" w:hAnsi="黑体" w:eastAsia="黑体"/>
           <w:b/>
           <w:color w:val="1F2A44"/>
-          <w:sz w:val="32"/>
+          <w:sz w:val="34"/>
         </w:rPr>
         <w:t xml:space="preserve"> </w:t>
       </w:r>
@@ -33,7 +33,7 @@
           <w:rFonts w:hint="eastAsia" w:ascii="黑体" w:hAnsi="黑体" w:eastAsia="黑体"/>
           <w:b/>
           <w:color w:val="1F2A44"/>
-          <w:sz w:val="32"/>
+          <w:sz w:val="34"/>
         </w:rPr>
         <w:t xml:space="preserve">从数据到编码</w:t>
       </w:r>
@@ -42,7 +42,7 @@
           <w:rFonts w:ascii="黑体" w:hAnsi="黑体" w:eastAsia="黑体"/>
           <w:b/>
           <w:color w:val="1F2A44"/>
-          <w:sz w:val="32"/>
+          <w:sz w:val="34"/>
         </w:rPr>
         <w:t xml:space="preserve"> · </w:t>
       </w:r>
@@ -51,7 +51,7 @@
           <w:rFonts w:hint="eastAsia" w:ascii="黑体" w:hAnsi="黑体" w:eastAsia="黑体"/>
           <w:b/>
           <w:color w:val="1F2A44"/>
-          <w:sz w:val="32"/>
+          <w:sz w:val="34"/>
         </w:rPr>
         <w:t xml:space="preserve">课堂导学单</w:t>
       </w:r>
@@ -59,7 +59,7 @@
     <w:p>
       <w:pPr>
         <w:pStyle w:val="FirstParagraph"/>
-        <w:spacing w:before="40" w:after="240" w:line="288" w:lineRule="auto"/>
+        <w:spacing w:before="80" w:after="320" w:line="312" w:lineRule="auto"/>
         <w:ind w:firstLine="0"/>
         <w:jc w:val="center"/>
       </w:pPr>
@@ -197,23 +197,110 @@
     <w:p>
       <w:pPr>
         <w:pStyle w:val="aa"/>
-        <w:spacing w:before="20" w:after="40" w:line="288" w:lineRule="auto"/>
+        <w:spacing w:before="120" w:after="320" w:line="324" w:lineRule="auto"/>
+        <w:ind w:left="160" w:firstLine="0"/>
+        <w:jc w:val="left"/>
+      </w:pPr>
+      <w:r>
+        <w:rPr>
+          <w:rFonts w:ascii="楷体" w:hAnsi="楷体" w:eastAsia="楷体"/>
+          <w:color w:val="2E405E"/>
+          <w:sz w:val="21"/>
+        </w:rPr>
+        <w:t xml:space="preserve">🎯</w:t>
+      </w:r>
+      <w:r>
+        <w:rPr>
+          <w:rFonts w:ascii="楷体" w:hAnsi="楷体" w:eastAsia="楷体"/>
+          <w:color w:val="2E405E"/>
+          <w:sz w:val="21"/>
+        </w:rPr>
+        <w:t xml:space="preserve"> </w:t>
+      </w:r>
+      <w:r>
+        <w:rPr>
+          <w:rFonts w:hint="eastAsia" w:ascii="楷体" w:hAnsi="楷体" w:eastAsia="楷体"/>
+          <w:b/>
+          <w:bCs/>
+          <w:color w:val="2E405E"/>
+          <w:sz w:val="21"/>
+        </w:rPr>
+        <w:t xml:space="preserve">通关目标</w:t>
+      </w:r>
+      <w:r>
+        <w:rPr>
+          <w:rFonts w:hint="eastAsia" w:ascii="楷体" w:hAnsi="楷体" w:eastAsia="楷体"/>
+          <w:color w:val="2E405E"/>
+          <w:sz w:val="21"/>
+        </w:rPr>
+        <w:t xml:space="preserve">：看懂学号规律，认识身边编码的呈现方式，当好地铁车门破译小侦探！</w:t>
+      </w:r>
+    </w:p>
+    <w:bookmarkStart w:id="9" w:name="_3a39c7eb50815325e3476a7d426e4b6cc8e8d9b"/>
+    <w:p>
+      <w:pPr>
+        <w:pStyle w:val="3"/>
+        <w:spacing w:before="320" w:after="120" w:line="300" w:lineRule="auto"/>
         <w:ind w:firstLine="0"/>
-      </w:pPr>
-      <w:r>
-        <w:rPr>
-          <w:rFonts w:ascii="宋体" w:hAnsi="宋体" w:eastAsia="宋体"/>
-          <w:sz w:val="21"/>
-        </w:rPr>
-        <w:t xml:space="preserve">🎯</w:t>
-      </w:r>
-      <w:r>
-        <w:rPr>
-          <w:rFonts w:ascii="宋体" w:hAnsi="宋体" w:eastAsia="宋体"/>
-          <w:sz w:val="21"/>
-        </w:rPr>
-        <w:t xml:space="preserve"> </w:t>
-      </w:r>
+        <w:jc w:val="left"/>
+      </w:pPr>
+      <w:r>
+        <w:rPr>
+          <w:rFonts w:ascii="黑体" w:hAnsi="黑体" w:eastAsia="黑体"/>
+          <w:b/>
+          <w:color w:val="1F3A60"/>
+          <w:sz w:val="25"/>
+        </w:rPr>
+        <w:t xml:space="preserve">⭐ </w:t>
+      </w:r>
+      <w:r>
+        <w:rPr>
+          <w:rFonts w:hint="eastAsia" w:ascii="黑体" w:hAnsi="黑体" w:eastAsia="黑体"/>
+          <w:b/>
+          <w:color w:val="1F3A60"/>
+          <w:sz w:val="25"/>
+        </w:rPr>
+        <w:t xml:space="preserve">第一关：探索解密</w:t>
+      </w:r>
+      <w:r>
+        <w:rPr>
+          <w:rFonts w:ascii="黑体" w:hAnsi="黑体" w:eastAsia="黑体"/>
+          <w:b/>
+          <w:color w:val="1F3A60"/>
+          <w:sz w:val="25"/>
+        </w:rPr>
+        <w:t xml:space="preserve"> · </w:t>
+      </w:r>
+      <w:r>
+        <w:rPr>
+          <w:rFonts w:hint="eastAsia" w:ascii="黑体" w:hAnsi="黑体" w:eastAsia="黑体"/>
+          <w:b/>
+          <w:color w:val="1F3A60"/>
+          <w:sz w:val="25"/>
+        </w:rPr>
+        <w:t xml:space="preserve">学号密码大还原</w:t>
+      </w:r>
+    </w:p>
+    <w:p>
+      <w:pPr>
+        <w:pStyle w:val="FirstParagraph"/>
+        <w:spacing w:before="60" w:after="120" w:line="331" w:lineRule="auto"/>
+        <w:ind w:left="0" w:firstLine="420"/>
+      </w:pPr>
+      <w:r>
+        <w:rPr>
+          <w:rFonts w:hint="eastAsia" w:ascii="宋体" w:hAnsi="宋体" w:eastAsia="宋体"/>
+          <w:sz w:val="21"/>
+        </w:rPr>
+        <w:t xml:space="preserve">观察课本第40页学号登记表，发现分散数据组合成唯一学号的规律：</w:t>
+      </w:r>
+    </w:p>
+    <w:p>
+      <w:pPr>
+        <w:pStyle w:val="Compact"/>
+        <w:spacing w:before="40" w:after="80" w:line="312" w:lineRule="auto"/>
+        <w:ind w:left="280" w:firstLine="0"/>
+      </w:pPr>
       <w:r>
         <w:rPr>
           <w:rFonts w:hint="eastAsia" w:ascii="宋体" w:hAnsi="宋体" w:eastAsia="宋体"/>
@@ -221,95 +308,50 @@
           <w:bCs/>
           <w:sz w:val="21"/>
         </w:rPr>
-        <w:t xml:space="preserve">通关目标</w:t>
+        <w:t xml:space="preserve">学号规律</w:t>
       </w:r>
       <w:r>
         <w:rPr>
           <w:rFonts w:hint="eastAsia" w:ascii="宋体" w:hAnsi="宋体" w:eastAsia="宋体"/>
           <w:sz w:val="21"/>
         </w:rPr>
-        <w:t xml:space="preserve">：看懂学号规律，认识身边编码的呈现方式，当好地铁车门破译小侦探！</w:t>
-      </w:r>
-    </w:p>
-    <w:bookmarkStart w:id="9" w:name="_3a39c7eb50815325e3476a7d426e4b6cc8e8d9b"/>
-    <w:p>
-      <w:pPr>
-        <w:pStyle w:val="3"/>
-        <w:spacing w:before="240" w:after="80" w:line="288" w:lineRule="auto"/>
-        <w:ind w:firstLine="0"/>
-        <w:jc w:val="left"/>
-      </w:pPr>
-      <w:r>
-        <w:rPr>
-          <w:rFonts w:ascii="黑体" w:hAnsi="黑体" w:eastAsia="黑体"/>
-          <w:b/>
-          <w:color w:val="1F3A60"/>
-          <w:sz w:val="24"/>
-        </w:rPr>
-        <w:t xml:space="preserve">⭐ </w:t>
-      </w:r>
-      <w:r>
-        <w:rPr>
-          <w:rFonts w:hint="eastAsia" w:ascii="黑体" w:hAnsi="黑体" w:eastAsia="黑体"/>
-          <w:b/>
-          <w:color w:val="1F3A60"/>
-          <w:sz w:val="24"/>
-        </w:rPr>
-        <w:t xml:space="preserve">第一关：探索解密</w:t>
-      </w:r>
-      <w:r>
-        <w:rPr>
-          <w:rFonts w:ascii="黑体" w:hAnsi="黑体" w:eastAsia="黑体"/>
-          <w:b/>
-          <w:color w:val="1F3A60"/>
-          <w:sz w:val="24"/>
-        </w:rPr>
-        <w:t xml:space="preserve"> · </w:t>
-      </w:r>
-      <w:r>
-        <w:rPr>
-          <w:rFonts w:hint="eastAsia" w:ascii="黑体" w:hAnsi="黑体" w:eastAsia="黑体"/>
-          <w:b/>
-          <w:color w:val="1F3A60"/>
-          <w:sz w:val="24"/>
-        </w:rPr>
-        <w:t xml:space="preserve">学号密码大还原</w:t>
+        <w:t xml:space="preserve">：入学年份(4位)</w:t>
+      </w:r>
+      <w:r>
+        <w:rPr>
+          <w:rFonts w:ascii="宋体" w:hAnsi="宋体" w:eastAsia="宋体"/>
+          <w:sz w:val="21"/>
+        </w:rPr>
+        <w:t xml:space="preserve"> + </w:t>
+      </w:r>
+      <w:r>
+        <w:rPr>
+          <w:rFonts w:hint="eastAsia" w:ascii="宋体" w:hAnsi="宋体" w:eastAsia="宋体"/>
+          <w:sz w:val="21"/>
+        </w:rPr>
+        <w:t xml:space="preserve">班级编号(2位)</w:t>
+      </w:r>
+      <w:r>
+        <w:rPr>
+          <w:rFonts w:ascii="宋体" w:hAnsi="宋体" w:eastAsia="宋体"/>
+          <w:sz w:val="21"/>
+        </w:rPr>
+        <w:t xml:space="preserve"> + </w:t>
+      </w:r>
+      <w:r>
+        <w:rPr>
+          <w:rFonts w:hint="eastAsia" w:ascii="宋体" w:hAnsi="宋体" w:eastAsia="宋体"/>
+          <w:sz w:val="21"/>
+        </w:rPr>
+        <w:t xml:space="preserve">出生排序(2位)。</w:t>
       </w:r>
     </w:p>
     <w:p>
       <w:pPr>
-        <w:pStyle w:val="FirstParagraph"/>
-        <w:spacing w:before="20" w:after="40" w:line="288" w:lineRule="auto"/>
-        <w:ind w:firstLine="0"/>
-      </w:pPr>
-      <w:r>
-        <w:rPr>
-          <w:rFonts w:hint="eastAsia" w:ascii="宋体" w:hAnsi="宋体" w:eastAsia="宋体"/>
-          <w:sz w:val="21"/>
-        </w:rPr>
-        <w:t xml:space="preserve">观察课本第40页学号登记表，发现分散数据组合成唯一学号的规律：</w:t>
-      </w:r>
-      <w:r>
-        <w:rPr>
-          <w:rFonts w:ascii="宋体" w:hAnsi="宋体" w:eastAsia="宋体"/>
-          <w:sz w:val="21"/>
-        </w:rPr>
-        <w:t xml:space="preserve"> </w:t>
-      </w:r>
-      <w:r>
-        <w:rPr>
-          <w:rFonts w:ascii="宋体" w:hAnsi="宋体" w:eastAsia="宋体"/>
-          <w:sz w:val="21"/>
-        </w:rPr>
-        <w:t xml:space="preserve">-</w:t>
-      </w:r>
-      <w:r>
-        <w:rPr>
-          <w:rFonts w:ascii="宋体" w:hAnsi="宋体" w:eastAsia="宋体"/>
-          <w:sz w:val="21"/>
-        </w:rPr>
-        <w:t xml:space="preserve"> </w:t>
-      </w:r>
+        <w:pStyle w:val="Compact"/>
+        <w:spacing w:before="40" w:after="80" w:line="312" w:lineRule="auto"/>
+        <w:ind w:left="280" w:firstLine="0"/>
+      </w:pPr>
       <w:r>
         <w:rPr>
           <w:rFonts w:hint="eastAsia" w:ascii="宋体" w:hAnsi="宋体" w:eastAsia="宋体"/>
@@ -317,71 +359,6 @@
           <w:bCs/>
           <w:sz w:val="21"/>
         </w:rPr>
-        <w:t xml:space="preserve">学号规律</w:t>
-      </w:r>
-      <w:r>
-        <w:rPr>
-          <w:rFonts w:hint="eastAsia" w:ascii="宋体" w:hAnsi="宋体" w:eastAsia="宋体"/>
-          <w:sz w:val="21"/>
-        </w:rPr>
-        <w:t xml:space="preserve">：入学年份(4位)</w:t>
-      </w:r>
-      <w:r>
-        <w:rPr>
-          <w:rFonts w:ascii="宋体" w:hAnsi="宋体" w:eastAsia="宋体"/>
-          <w:sz w:val="21"/>
-        </w:rPr>
-        <w:t xml:space="preserve"> + </w:t>
-      </w:r>
-      <w:r>
-        <w:rPr>
-          <w:rFonts w:hint="eastAsia" w:ascii="宋体" w:hAnsi="宋体" w:eastAsia="宋体"/>
-          <w:sz w:val="21"/>
-        </w:rPr>
-        <w:t xml:space="preserve">班级编号(2位)</w:t>
-      </w:r>
-      <w:r>
-        <w:rPr>
-          <w:rFonts w:ascii="宋体" w:hAnsi="宋体" w:eastAsia="宋体"/>
-          <w:sz w:val="21"/>
-        </w:rPr>
-        <w:t xml:space="preserve"> + </w:t>
-      </w:r>
-      <w:r>
-        <w:rPr>
-          <w:rFonts w:hint="eastAsia" w:ascii="宋体" w:hAnsi="宋体" w:eastAsia="宋体"/>
-          <w:sz w:val="21"/>
-        </w:rPr>
-        <w:t xml:space="preserve">出生排序(2位)。</w:t>
-      </w:r>
-      <w:r>
-        <w:rPr>
-          <w:rFonts w:ascii="宋体" w:hAnsi="宋体" w:eastAsia="宋体"/>
-          <w:sz w:val="21"/>
-        </w:rPr>
-        <w:t xml:space="preserve"> </w:t>
-      </w:r>
-      <w:r>
-        <w:rPr>
-          <w:rFonts w:ascii="宋体" w:hAnsi="宋体" w:eastAsia="宋体"/>
-          <w:sz w:val="21"/>
-        </w:rPr>
-        <w:t xml:space="preserve">-</w:t>
-      </w:r>
-      <w:r>
-        <w:rPr>
-          <w:rFonts w:ascii="宋体" w:hAnsi="宋体" w:eastAsia="宋体"/>
-          <w:sz w:val="21"/>
-        </w:rPr>
-        <w:t xml:space="preserve"> </w:t>
-      </w:r>
-      <w:r>
-        <w:rPr>
-          <w:rFonts w:hint="eastAsia" w:ascii="宋体" w:hAnsi="宋体" w:eastAsia="宋体"/>
-          <w:b/>
-          <w:bCs/>
-          <w:sz w:val="21"/>
-        </w:rPr>
         <w:t xml:space="preserve">我的补齐</w:t>
       </w:r>
       <w:r>
@@ -422,19 +399,19 @@
         </w:rPr>
         <w:t xml:space="preserve">。</w:t>
       </w:r>
+    </w:p>
+    <w:p>
+      <w:pPr>
+        <w:pStyle w:val="Compact"/>
+        <w:spacing w:before="40" w:after="80" w:line="312" w:lineRule="auto"/>
+        <w:ind w:left="280" w:firstLine="0"/>
+      </w:pPr>
       <w:r>
         <w:rPr>
           <w:rFonts w:ascii="宋体" w:hAnsi="宋体" w:eastAsia="宋体"/>
           <w:sz w:val="21"/>
         </w:rPr>
-        <w:t xml:space="preserve"> </w:t>
-      </w:r>
-      <w:r>
-        <w:rPr>
-          <w:rFonts w:ascii="宋体" w:hAnsi="宋体" w:eastAsia="宋体"/>
-          <w:sz w:val="21"/>
-        </w:rPr>
-        <w:t xml:space="preserve">- □ </w:t>
+        <w:t xml:space="preserve">□ </w:t>
       </w:r>
       <w:r>
         <w:rPr>
@@ -465,7 +442,7 @@
     <w:p>
       <w:pPr>
         <w:pStyle w:val="3"/>
-        <w:spacing w:before="240" w:after="80" w:line="288" w:lineRule="auto"/>
+        <w:spacing w:before="320" w:after="120" w:line="300" w:lineRule="auto"/>
         <w:ind w:firstLine="0"/>
         <w:jc w:val="left"/>
       </w:pPr>
@@ -474,7 +451,7 @@
           <w:rFonts w:ascii="黑体" w:hAnsi="黑体" w:eastAsia="黑体"/>
           <w:b/>
           <w:color w:val="1F3A60"/>
-          <w:sz w:val="24"/>
+          <w:sz w:val="25"/>
         </w:rPr>
         <w:t xml:space="preserve">⭐⭐ </w:t>
       </w:r>
@@ -483,7 +460,7 @@
           <w:rFonts w:hint="eastAsia" w:ascii="黑体" w:hAnsi="黑体" w:eastAsia="黑体"/>
           <w:b/>
           <w:color w:val="1F3A60"/>
-          <w:sz w:val="24"/>
+          <w:sz w:val="25"/>
         </w:rPr>
         <w:t xml:space="preserve">第二关：火眼金睛</w:t>
       </w:r>
@@ -492,7 +469,7 @@
           <w:rFonts w:ascii="黑体" w:hAnsi="黑体" w:eastAsia="黑体"/>
           <w:b/>
           <w:color w:val="1F3A60"/>
-          <w:sz w:val="24"/>
+          <w:sz w:val="25"/>
         </w:rPr>
         <w:t xml:space="preserve"> · </w:t>
       </w:r>
@@ -501,7 +478,7 @@
           <w:rFonts w:hint="eastAsia" w:ascii="黑体" w:hAnsi="黑体" w:eastAsia="黑体"/>
           <w:b/>
           <w:color w:val="1F3A60"/>
-          <w:sz w:val="24"/>
+          <w:sz w:val="25"/>
         </w:rPr>
         <w:t xml:space="preserve">编码家族连连看</w:t>
       </w:r>
@@ -509,8 +486,8 @@
     <w:p>
       <w:pPr>
         <w:pStyle w:val="FirstParagraph"/>
-        <w:spacing w:before="20" w:after="40" w:line="288" w:lineRule="auto"/>
-        <w:ind w:firstLine="0"/>
+        <w:spacing w:before="60" w:after="120" w:line="331" w:lineRule="auto"/>
+        <w:ind w:left="0" w:firstLine="420"/>
       </w:pPr>
       <w:r>
         <w:rPr>
@@ -524,9 +501,9 @@
       <w:tblPr>
         <w:tblStyle w:val="Table"/>
         <w:tblW w:type="pct" w:w="5000"/>
-        <w:jc w:val="center"/>
         <w:tblLayout w:type="fixed"/>
         <w:tblLook w:firstRow="1" w:lastRow="0" w:firstColumn="0" w:lastColumn="0" w:noHBand="0" w:noVBand="0" w:val="0020"/>
+        <w:jc w:val="center"/>
         <w:tblBorders>
           <w:top w:val="single" w:sz="4" w:space="0" w:color="A0A0A0"/>
           <w:left w:val="single" w:sz="4" w:space="0" w:color="A0A0A0"/>
@@ -536,10 +513,10 @@
           <w:insideV w:val="single" w:sz="4" w:space="0" w:color="C0C0C0"/>
         </w:tblBorders>
         <w:tblCellMar>
-          <w:top w:w="80" w:type="dxa"/>
-          <w:bottom w:w="80" w:type="dxa"/>
-          <w:left w:w="120" w:type="dxa"/>
-          <w:right w:w="120" w:type="dxa"/>
+          <w:top w:w="130" w:type="dxa"/>
+          <w:bottom w:w="130" w:type="dxa"/>
+          <w:left w:w="150" w:type="dxa"/>
+          <w:right w:w="150" w:type="dxa"/>
         </w:tblCellMar>
       </w:tblPr>
       <w:tblGrid>
@@ -555,11 +532,12 @@
           <w:tcPr>
             <w:vAlign w:val="center"/>
             <w:shd w:fill="EDF2F7"/>
+            <w:shd w:fill="EDF2F7"/>
           </w:tcPr>
           <w:p>
             <w:pPr>
               <w:pStyle w:val="Compact"/>
-              <w:spacing w:before="20" w:after="20" w:line="276" w:lineRule="auto"/>
+              <w:spacing w:before="20" w:after="20" w:line="293" w:lineRule="auto"/>
               <w:ind w:firstLine="0"/>
               <w:jc w:val="left"/>
             </w:pPr>
@@ -567,7 +545,7 @@
               <w:rPr>
                 <w:rFonts w:hint="eastAsia" w:ascii="黑体" w:hAnsi="黑体" w:eastAsia="黑体"/>
                 <w:b/>
-                <w:sz w:val="19"/>
+                <w:sz w:val="20"/>
               </w:rPr>
               <w:t xml:space="preserve">生活中的编码实例</w:t>
             </w:r>
@@ -577,11 +555,12 @@
           <w:tcPr>
             <w:vAlign w:val="center"/>
             <w:shd w:fill="EDF2F7"/>
+            <w:shd w:fill="EDF2F7"/>
           </w:tcPr>
           <w:p>
             <w:pPr>
               <w:pStyle w:val="Compact"/>
-              <w:spacing w:before="20" w:after="20" w:line="276" w:lineRule="auto"/>
+              <w:spacing w:before="20" w:after="20" w:line="293" w:lineRule="auto"/>
               <w:ind w:firstLine="0"/>
               <w:jc w:val="left"/>
             </w:pPr>
@@ -589,7 +568,7 @@
               <w:rPr>
                 <w:rFonts w:hint="eastAsia" w:ascii="黑体" w:hAnsi="黑体" w:eastAsia="黑体"/>
                 <w:b/>
-                <w:sz w:val="19"/>
+                <w:sz w:val="20"/>
               </w:rPr>
               <w:t xml:space="preserve">编码呈现方式</w:t>
             </w:r>
@@ -599,11 +578,12 @@
           <w:tcPr>
             <w:vAlign w:val="center"/>
             <w:shd w:fill="EDF2F7"/>
+            <w:shd w:fill="EDF2F7"/>
           </w:tcPr>
           <w:p>
             <w:pPr>
               <w:pStyle w:val="Compact"/>
-              <w:spacing w:before="20" w:after="20" w:line="276" w:lineRule="auto"/>
+              <w:spacing w:before="20" w:after="20" w:line="293" w:lineRule="auto"/>
               <w:ind w:firstLine="0"/>
               <w:jc w:val="center"/>
             </w:pPr>
@@ -611,7 +591,7 @@
               <w:rPr>
                 <w:rFonts w:hint="eastAsia" w:ascii="黑体" w:hAnsi="黑体" w:eastAsia="黑体"/>
                 <w:b/>
-                <w:sz w:val="19"/>
+                <w:sz w:val="20"/>
               </w:rPr>
               <w:t xml:space="preserve">匹配序号</w:t>
             </w:r>
@@ -626,7 +606,7 @@
           <w:p>
             <w:pPr>
               <w:pStyle w:val="Compact"/>
-              <w:spacing w:before="20" w:after="20" w:line="276" w:lineRule="auto"/>
+              <w:spacing w:before="20" w:after="20" w:line="293" w:lineRule="auto"/>
               <w:ind w:firstLine="0"/>
               <w:jc w:val="left"/>
             </w:pPr>
@@ -635,7 +615,7 @@
                 <w:rFonts w:ascii="宋体" w:hAnsi="宋体" w:eastAsia="宋体"/>
                 <w:b/>
                 <w:bCs/>
-                <w:sz w:val="19"/>
+                <w:sz w:val="20"/>
               </w:rPr>
               <w:t xml:space="preserve">A. </w:t>
             </w:r>
@@ -644,7 +624,7 @@
                 <w:rFonts w:hint="eastAsia" w:ascii="宋体" w:hAnsi="宋体" w:eastAsia="宋体"/>
                 <w:b/>
                 <w:bCs/>
-                <w:sz w:val="19"/>
+                <w:sz w:val="20"/>
               </w:rPr>
               <w:t xml:space="preserve">11位手机号码（如138…）</w:t>
             </w:r>
@@ -657,21 +637,21 @@
           <w:p>
             <w:pPr>
               <w:pStyle w:val="Compact"/>
-              <w:spacing w:before="20" w:after="20" w:line="276" w:lineRule="auto"/>
+              <w:spacing w:before="20" w:after="20" w:line="293" w:lineRule="auto"/>
               <w:ind w:firstLine="0"/>
               <w:jc w:val="left"/>
             </w:pPr>
             <w:r>
               <w:rPr>
                 <w:rFonts w:ascii="宋体" w:hAnsi="宋体" w:eastAsia="宋体"/>
-                <w:sz w:val="19"/>
+                <w:sz w:val="20"/>
               </w:rPr>
               <w:t xml:space="preserve">① </w:t>
             </w:r>
             <w:r>
               <w:rPr>
                 <w:rFonts w:hint="eastAsia" w:ascii="宋体" w:hAnsi="宋体" w:eastAsia="宋体"/>
-                <w:sz w:val="19"/>
+                <w:sz w:val="20"/>
               </w:rPr>
               <w:t xml:space="preserve">图形编码（条形码/二维码）</w:t>
             </w:r>
@@ -684,35 +664,35 @@
           <w:p>
             <w:pPr>
               <w:pStyle w:val="Compact"/>
-              <w:spacing w:before="20" w:after="20" w:line="276" w:lineRule="auto"/>
+              <w:spacing w:before="20" w:after="20" w:line="293" w:lineRule="auto"/>
               <w:ind w:firstLine="0"/>
               <w:jc w:val="center"/>
             </w:pPr>
             <w:r>
               <w:rPr>
                 <w:rFonts w:ascii="宋体" w:hAnsi="宋体" w:eastAsia="宋体"/>
-                <w:sz w:val="19"/>
+                <w:sz w:val="20"/>
               </w:rPr>
               <w:t xml:space="preserve">A ➔ </w:t>
             </w:r>
             <w:r>
               <w:rPr>
                 <w:rFonts w:hint="eastAsia" w:ascii="宋体" w:hAnsi="宋体" w:eastAsia="宋体"/>
-                <w:sz w:val="19"/>
+                <w:sz w:val="20"/>
               </w:rPr>
               <w:t xml:space="preserve">（</w:t>
             </w:r>
             <w:r>
               <w:rPr>
                 <w:rFonts w:ascii="宋体" w:hAnsi="宋体" w:eastAsia="宋体"/>
-                <w:sz w:val="19"/>
+                <w:sz w:val="20"/>
               </w:rPr>
               <w:t xml:space="preserve">   </w:t>
             </w:r>
             <w:r>
               <w:rPr>
                 <w:rFonts w:hint="eastAsia" w:ascii="宋体" w:hAnsi="宋体" w:eastAsia="宋体"/>
-                <w:sz w:val="19"/>
+                <w:sz w:val="20"/>
               </w:rPr>
               <w:t xml:space="preserve">）</w:t>
             </w:r>
@@ -727,7 +707,7 @@
           <w:p>
             <w:pPr>
               <w:pStyle w:val="Compact"/>
-              <w:spacing w:before="20" w:after="20" w:line="276" w:lineRule="auto"/>
+              <w:spacing w:before="20" w:after="20" w:line="293" w:lineRule="auto"/>
               <w:ind w:firstLine="0"/>
               <w:jc w:val="left"/>
             </w:pPr>
@@ -736,7 +716,7 @@
                 <w:rFonts w:ascii="宋体" w:hAnsi="宋体" w:eastAsia="宋体"/>
                 <w:b/>
                 <w:bCs/>
-                <w:sz w:val="19"/>
+                <w:sz w:val="20"/>
               </w:rPr>
               <w:t xml:space="preserve">B. </w:t>
             </w:r>
@@ -745,7 +725,7 @@
                 <w:rFonts w:hint="eastAsia" w:ascii="宋体" w:hAnsi="宋体" w:eastAsia="宋体"/>
                 <w:b/>
                 <w:bCs/>
-                <w:sz w:val="19"/>
+                <w:sz w:val="20"/>
               </w:rPr>
               <w:t xml:space="preserve">超市商品包装上的条码</w:t>
             </w:r>
@@ -758,21 +738,21 @@
           <w:p>
             <w:pPr>
               <w:pStyle w:val="Compact"/>
-              <w:spacing w:before="20" w:after="20" w:line="276" w:lineRule="auto"/>
+              <w:spacing w:before="20" w:after="20" w:line="293" w:lineRule="auto"/>
               <w:ind w:firstLine="0"/>
               <w:jc w:val="left"/>
             </w:pPr>
             <w:r>
               <w:rPr>
                 <w:rFonts w:ascii="宋体" w:hAnsi="宋体" w:eastAsia="宋体"/>
-                <w:sz w:val="19"/>
+                <w:sz w:val="20"/>
               </w:rPr>
               <w:t xml:space="preserve">② </w:t>
             </w:r>
             <w:r>
               <w:rPr>
                 <w:rFonts w:hint="eastAsia" w:ascii="宋体" w:hAnsi="宋体" w:eastAsia="宋体"/>
-                <w:sz w:val="19"/>
+                <w:sz w:val="20"/>
               </w:rPr>
               <w:t xml:space="preserve">经纬度位置编码</w:t>
             </w:r>
@@ -785,35 +765,35 @@
           <w:p>
             <w:pPr>
               <w:pStyle w:val="Compact"/>
-              <w:spacing w:before="20" w:after="20" w:line="276" w:lineRule="auto"/>
+              <w:spacing w:before="20" w:after="20" w:line="293" w:lineRule="auto"/>
               <w:ind w:firstLine="0"/>
               <w:jc w:val="center"/>
             </w:pPr>
             <w:r>
               <w:rPr>
                 <w:rFonts w:ascii="宋体" w:hAnsi="宋体" w:eastAsia="宋体"/>
-                <w:sz w:val="19"/>
+                <w:sz w:val="20"/>
               </w:rPr>
               <w:t xml:space="preserve">B ➔ </w:t>
             </w:r>
             <w:r>
               <w:rPr>
                 <w:rFonts w:hint="eastAsia" w:ascii="宋体" w:hAnsi="宋体" w:eastAsia="宋体"/>
-                <w:sz w:val="19"/>
+                <w:sz w:val="20"/>
               </w:rPr>
               <w:t xml:space="preserve">（</w:t>
             </w:r>
             <w:r>
               <w:rPr>
                 <w:rFonts w:ascii="宋体" w:hAnsi="宋体" w:eastAsia="宋体"/>
-                <w:sz w:val="19"/>
+                <w:sz w:val="20"/>
               </w:rPr>
               <w:t xml:space="preserve">   </w:t>
             </w:r>
             <w:r>
               <w:rPr>
                 <w:rFonts w:hint="eastAsia" w:ascii="宋体" w:hAnsi="宋体" w:eastAsia="宋体"/>
-                <w:sz w:val="19"/>
+                <w:sz w:val="20"/>
               </w:rPr>
               <w:t xml:space="preserve">）</w:t>
             </w:r>
@@ -828,7 +808,7 @@
           <w:p>
             <w:pPr>
               <w:pStyle w:val="Compact"/>
-              <w:spacing w:before="20" w:after="20" w:line="276" w:lineRule="auto"/>
+              <w:spacing w:before="20" w:after="20" w:line="293" w:lineRule="auto"/>
               <w:ind w:firstLine="0"/>
               <w:jc w:val="left"/>
             </w:pPr>
@@ -837,7 +817,7 @@
                 <w:rFonts w:ascii="宋体" w:hAnsi="宋体" w:eastAsia="宋体"/>
                 <w:b/>
                 <w:bCs/>
-                <w:sz w:val="19"/>
+                <w:sz w:val="20"/>
               </w:rPr>
               <w:t xml:space="preserve">C. </w:t>
             </w:r>
@@ -846,7 +826,7 @@
                 <w:rFonts w:hint="eastAsia" w:ascii="宋体" w:hAnsi="宋体" w:eastAsia="宋体"/>
                 <w:b/>
                 <w:bCs/>
-                <w:sz w:val="19"/>
+                <w:sz w:val="20"/>
               </w:rPr>
               <w:t xml:space="preserve">中国四大盆地地理坐标</w:t>
             </w:r>
@@ -859,21 +839,21 @@
           <w:p>
             <w:pPr>
               <w:pStyle w:val="Compact"/>
-              <w:spacing w:before="20" w:after="20" w:line="276" w:lineRule="auto"/>
+              <w:spacing w:before="20" w:after="20" w:line="293" w:lineRule="auto"/>
               <w:ind w:firstLine="0"/>
               <w:jc w:val="left"/>
             </w:pPr>
             <w:r>
               <w:rPr>
                 <w:rFonts w:ascii="宋体" w:hAnsi="宋体" w:eastAsia="宋体"/>
-                <w:sz w:val="19"/>
+                <w:sz w:val="20"/>
               </w:rPr>
               <w:t xml:space="preserve">③ </w:t>
             </w:r>
             <w:r>
               <w:rPr>
                 <w:rFonts w:hint="eastAsia" w:ascii="宋体" w:hAnsi="宋体" w:eastAsia="宋体"/>
-                <w:sz w:val="19"/>
+                <w:sz w:val="20"/>
               </w:rPr>
               <w:t xml:space="preserve">纯数字规范编码</w:t>
             </w:r>
@@ -886,35 +866,35 @@
           <w:p>
             <w:pPr>
               <w:pStyle w:val="Compact"/>
-              <w:spacing w:before="20" w:after="20" w:line="276" w:lineRule="auto"/>
+              <w:spacing w:before="20" w:after="20" w:line="293" w:lineRule="auto"/>
               <w:ind w:firstLine="0"/>
               <w:jc w:val="center"/>
             </w:pPr>
             <w:r>
               <w:rPr>
                 <w:rFonts w:ascii="宋体" w:hAnsi="宋体" w:eastAsia="宋体"/>
-                <w:sz w:val="19"/>
+                <w:sz w:val="20"/>
               </w:rPr>
               <w:t xml:space="preserve">C ➔ </w:t>
             </w:r>
             <w:r>
               <w:rPr>
                 <w:rFonts w:hint="eastAsia" w:ascii="宋体" w:hAnsi="宋体" w:eastAsia="宋体"/>
-                <w:sz w:val="19"/>
+                <w:sz w:val="20"/>
               </w:rPr>
               <w:t xml:space="preserve">（</w:t>
             </w:r>
             <w:r>
               <w:rPr>
                 <w:rFonts w:ascii="宋体" w:hAnsi="宋体" w:eastAsia="宋体"/>
-                <w:sz w:val="19"/>
+                <w:sz w:val="20"/>
               </w:rPr>
               <w:t xml:space="preserve">   </w:t>
             </w:r>
             <w:r>
               <w:rPr>
                 <w:rFonts w:hint="eastAsia" w:ascii="宋体" w:hAnsi="宋体" w:eastAsia="宋体"/>
-                <w:sz w:val="19"/>
+                <w:sz w:val="20"/>
               </w:rPr>
               <w:t xml:space="preserve">）</w:t>
             </w:r>
@@ -929,7 +909,7 @@
           <w:p>
             <w:pPr>
               <w:pStyle w:val="Compact"/>
-              <w:spacing w:before="20" w:after="20" w:line="276" w:lineRule="auto"/>
+              <w:spacing w:before="20" w:after="20" w:line="293" w:lineRule="auto"/>
               <w:ind w:firstLine="0"/>
               <w:jc w:val="left"/>
             </w:pPr>
@@ -938,7 +918,7 @@
                 <w:rFonts w:ascii="宋体" w:hAnsi="宋体" w:eastAsia="宋体"/>
                 <w:b/>
                 <w:bCs/>
-                <w:sz w:val="19"/>
+                <w:sz w:val="20"/>
               </w:rPr>
               <w:t xml:space="preserve">D. </w:t>
             </w:r>
@@ -947,7 +927,7 @@
                 <w:rFonts w:hint="eastAsia" w:ascii="宋体" w:hAnsi="宋体" w:eastAsia="宋体"/>
                 <w:b/>
                 <w:bCs/>
-                <w:sz w:val="19"/>
+                <w:sz w:val="20"/>
               </w:rPr>
               <w:t xml:space="preserve">地铁车门编号</w:t>
             </w:r>
@@ -956,7 +936,7 @@
                 <w:rFonts w:ascii="宋体" w:hAnsi="宋体" w:eastAsia="宋体"/>
                 <w:b/>
                 <w:bCs/>
-                <w:sz w:val="19"/>
+                <w:sz w:val="20"/>
               </w:rPr>
               <w:t xml:space="preserve"> 521 2B</w:t>
             </w:r>
@@ -969,21 +949,21 @@
           <w:p>
             <w:pPr>
               <w:pStyle w:val="Compact"/>
-              <w:spacing w:before="20" w:after="20" w:line="276" w:lineRule="auto"/>
+              <w:spacing w:before="20" w:after="20" w:line="293" w:lineRule="auto"/>
               <w:ind w:firstLine="0"/>
               <w:jc w:val="left"/>
             </w:pPr>
             <w:r>
               <w:rPr>
                 <w:rFonts w:ascii="宋体" w:hAnsi="宋体" w:eastAsia="宋体"/>
-                <w:sz w:val="19"/>
+                <w:sz w:val="20"/>
               </w:rPr>
               <w:t xml:space="preserve">④ </w:t>
             </w:r>
             <w:r>
               <w:rPr>
                 <w:rFonts w:hint="eastAsia" w:ascii="宋体" w:hAnsi="宋体" w:eastAsia="宋体"/>
-                <w:sz w:val="19"/>
+                <w:sz w:val="20"/>
               </w:rPr>
               <w:t xml:space="preserve">数字与字母混合编码</w:t>
             </w:r>
@@ -996,35 +976,35 @@
           <w:p>
             <w:pPr>
               <w:pStyle w:val="Compact"/>
-              <w:spacing w:before="20" w:after="20" w:line="276" w:lineRule="auto"/>
+              <w:spacing w:before="20" w:after="20" w:line="293" w:lineRule="auto"/>
               <w:ind w:firstLine="0"/>
               <w:jc w:val="center"/>
             </w:pPr>
             <w:r>
               <w:rPr>
                 <w:rFonts w:ascii="宋体" w:hAnsi="宋体" w:eastAsia="宋体"/>
-                <w:sz w:val="19"/>
+                <w:sz w:val="20"/>
               </w:rPr>
               <w:t xml:space="preserve">D ➔ </w:t>
             </w:r>
             <w:r>
               <w:rPr>
                 <w:rFonts w:hint="eastAsia" w:ascii="宋体" w:hAnsi="宋体" w:eastAsia="宋体"/>
-                <w:sz w:val="19"/>
+                <w:sz w:val="20"/>
               </w:rPr>
               <w:t xml:space="preserve">（</w:t>
             </w:r>
             <w:r>
               <w:rPr>
                 <w:rFonts w:ascii="宋体" w:hAnsi="宋体" w:eastAsia="宋体"/>
-                <w:sz w:val="19"/>
+                <w:sz w:val="20"/>
               </w:rPr>
               <w:t xml:space="preserve">   </w:t>
             </w:r>
             <w:r>
               <w:rPr>
                 <w:rFonts w:hint="eastAsia" w:ascii="宋体" w:hAnsi="宋体" w:eastAsia="宋体"/>
-                <w:sz w:val="19"/>
+                <w:sz w:val="20"/>
               </w:rPr>
               <w:t xml:space="preserve">）</w:t>
             </w:r>
@@ -1037,7 +1017,7 @@
     <w:p>
       <w:pPr>
         <w:pStyle w:val="3"/>
-        <w:spacing w:before="240" w:after="80" w:line="288" w:lineRule="auto"/>
+        <w:spacing w:before="320" w:after="120" w:line="300" w:lineRule="auto"/>
         <w:ind w:firstLine="0"/>
         <w:jc w:val="left"/>
       </w:pPr>
@@ -1046,7 +1026,7 @@
           <w:rFonts w:ascii="黑体" w:hAnsi="黑体" w:eastAsia="黑体"/>
           <w:b/>
           <w:color w:val="1F3A60"/>
-          <w:sz w:val="24"/>
+          <w:sz w:val="25"/>
         </w:rPr>
         <w:t xml:space="preserve">⭐⭐⭐ </w:t>
       </w:r>
@@ -1055,7 +1035,7 @@
           <w:rFonts w:hint="eastAsia" w:ascii="黑体" w:hAnsi="黑体" w:eastAsia="黑体"/>
           <w:b/>
           <w:color w:val="1F3A60"/>
-          <w:sz w:val="24"/>
+          <w:sz w:val="25"/>
         </w:rPr>
         <w:t xml:space="preserve">第三关：破译小侦探</w:t>
       </w:r>
@@ -1064,7 +1044,7 @@
           <w:rFonts w:ascii="黑体" w:hAnsi="黑体" w:eastAsia="黑体"/>
           <w:b/>
           <w:color w:val="1F3A60"/>
-          <w:sz w:val="24"/>
+          <w:sz w:val="25"/>
         </w:rPr>
         <w:t xml:space="preserve"> · </w:t>
       </w:r>
@@ -1073,7 +1053,7 @@
           <w:rFonts w:hint="eastAsia" w:ascii="黑体" w:hAnsi="黑体" w:eastAsia="黑体"/>
           <w:b/>
           <w:color w:val="1F3A60"/>
-          <w:sz w:val="24"/>
+          <w:sz w:val="25"/>
         </w:rPr>
         <w:t xml:space="preserve">地铁车门大体检</w:t>
       </w:r>
@@ -1081,8 +1061,8 @@
     <w:p>
       <w:pPr>
         <w:pStyle w:val="FirstParagraph"/>
-        <w:spacing w:before="20" w:after="40" w:line="288" w:lineRule="auto"/>
-        <w:ind w:firstLine="0"/>
+        <w:spacing w:before="60" w:after="120" w:line="331" w:lineRule="auto"/>
+        <w:ind w:left="0" w:firstLine="420"/>
       </w:pPr>
       <w:r>
         <w:rPr>
@@ -1121,27 +1101,13 @@
         </w:rPr>
         <w:t xml:space="preserve">车门，破译其具体含义：</w:t>
       </w:r>
-      <w:r>
-        <w:rPr>
-          <w:rFonts w:ascii="宋体" w:hAnsi="宋体" w:eastAsia="宋体"/>
-          <w:sz w:val="21"/>
-        </w:rPr>
-        <w:t xml:space="preserve"> </w:t>
-      </w:r>
-      <w:r>
-        <w:rPr>
-          <w:rFonts w:ascii="宋体" w:hAnsi="宋体" w:eastAsia="宋体"/>
-          <w:sz w:val="21"/>
-        </w:rPr>
-        <w:t xml:space="preserve">1.</w:t>
-      </w:r>
-      <w:r>
-        <w:rPr>
-          <w:rFonts w:ascii="宋体" w:hAnsi="宋体" w:eastAsia="宋体"/>
-          <w:sz w:val="21"/>
-        </w:rPr>
-        <w:t xml:space="preserve"> </w:t>
-      </w:r>
+    </w:p>
+    <w:p>
+      <w:pPr>
+        <w:pStyle w:val="Compact"/>
+        <w:spacing w:before="40" w:after="80" w:line="312" w:lineRule="auto"/>
+        <w:ind w:left="280" w:firstLine="0"/>
+      </w:pPr>
       <w:r>
         <w:rPr>
           <w:rFonts w:ascii="宋体" w:hAnsi="宋体" w:eastAsia="宋体"/>
@@ -1179,27 +1145,13 @@
         </w:rPr>
         <w:t xml:space="preserve">）列车。</w:t>
       </w:r>
-      <w:r>
-        <w:rPr>
-          <w:rFonts w:ascii="宋体" w:hAnsi="宋体" w:eastAsia="宋体"/>
-          <w:sz w:val="21"/>
-        </w:rPr>
-        <w:t xml:space="preserve"> </w:t>
-      </w:r>
-      <w:r>
-        <w:rPr>
-          <w:rFonts w:ascii="宋体" w:hAnsi="宋体" w:eastAsia="宋体"/>
-          <w:sz w:val="21"/>
-        </w:rPr>
-        <w:t xml:space="preserve">2.</w:t>
-      </w:r>
-      <w:r>
-        <w:rPr>
-          <w:rFonts w:ascii="宋体" w:hAnsi="宋体" w:eastAsia="宋体"/>
-          <w:sz w:val="21"/>
-        </w:rPr>
-        <w:t xml:space="preserve"> </w:t>
-      </w:r>
+    </w:p>
+    <w:p>
+      <w:pPr>
+        <w:pStyle w:val="Compact"/>
+        <w:spacing w:before="40" w:after="80" w:line="312" w:lineRule="auto"/>
+        <w:ind w:left="280" w:firstLine="0"/>
+      </w:pPr>
       <w:r>
         <w:rPr>
           <w:rFonts w:ascii="宋体" w:hAnsi="宋体" w:eastAsia="宋体"/>
@@ -1237,27 +1189,13 @@
         </w:rPr>
         <w:t xml:space="preserve">）号车厢。</w:t>
       </w:r>
-      <w:r>
-        <w:rPr>
-          <w:rFonts w:ascii="宋体" w:hAnsi="宋体" w:eastAsia="宋体"/>
-          <w:sz w:val="21"/>
-        </w:rPr>
-        <w:t xml:space="preserve"> </w:t>
-      </w:r>
-      <w:r>
-        <w:rPr>
-          <w:rFonts w:ascii="宋体" w:hAnsi="宋体" w:eastAsia="宋体"/>
-          <w:sz w:val="21"/>
-        </w:rPr>
-        <w:t xml:space="preserve">3.</w:t>
-      </w:r>
-      <w:r>
-        <w:rPr>
-          <w:rFonts w:ascii="宋体" w:hAnsi="宋体" w:eastAsia="宋体"/>
-          <w:sz w:val="21"/>
-        </w:rPr>
-        <w:t xml:space="preserve"> </w:t>
-      </w:r>
+    </w:p>
+    <w:p>
+      <w:pPr>
+        <w:pStyle w:val="Compact"/>
+        <w:spacing w:before="40" w:after="80" w:line="312" w:lineRule="auto"/>
+        <w:ind w:left="280" w:firstLine="0"/>
+      </w:pPr>
       <w:r>
         <w:rPr>
           <w:rFonts w:ascii="宋体" w:hAnsi="宋体" w:eastAsia="宋体"/>
@@ -1295,27 +1233,13 @@
         </w:rPr>
         <w:t xml:space="preserve">）号门。</w:t>
       </w:r>
-      <w:r>
-        <w:rPr>
-          <w:rFonts w:ascii="宋体" w:hAnsi="宋体" w:eastAsia="宋体"/>
-          <w:sz w:val="21"/>
-        </w:rPr>
-        <w:t xml:space="preserve"> </w:t>
-      </w:r>
-      <w:r>
-        <w:rPr>
-          <w:rFonts w:ascii="宋体" w:hAnsi="宋体" w:eastAsia="宋体"/>
-          <w:sz w:val="21"/>
-        </w:rPr>
-        <w:t xml:space="preserve">4.</w:t>
-      </w:r>
-      <w:r>
-        <w:rPr>
-          <w:rFonts w:ascii="宋体" w:hAnsi="宋体" w:eastAsia="宋体"/>
-          <w:sz w:val="21"/>
-        </w:rPr>
-        <w:t xml:space="preserve"> </w:t>
-      </w:r>
+    </w:p>
+    <w:p>
+      <w:pPr>
+        <w:pStyle w:val="Compact"/>
+        <w:spacing w:before="40" w:after="80" w:line="312" w:lineRule="auto"/>
+        <w:ind w:left="280" w:firstLine="0"/>
+      </w:pPr>
       <w:r>
         <w:rPr>
           <w:rFonts w:ascii="宋体" w:hAnsi="宋体" w:eastAsia="宋体"/>
@@ -1359,7 +1283,7 @@
     <w:p>
       <w:pPr>
         <w:pStyle w:val="3"/>
-        <w:spacing w:before="240" w:after="80" w:line="288" w:lineRule="auto"/>
+        <w:spacing w:before="320" w:after="120" w:line="300" w:lineRule="auto"/>
         <w:ind w:firstLine="0"/>
         <w:jc w:val="left"/>
       </w:pPr>
@@ -1368,7 +1292,7 @@
           <w:rFonts w:ascii="黑体" w:hAnsi="黑体" w:eastAsia="黑体"/>
           <w:b/>
           <w:color w:val="1F3A60"/>
-          <w:sz w:val="24"/>
+          <w:sz w:val="25"/>
         </w:rPr>
         <w:t xml:space="preserve">🏆 </w:t>
       </w:r>
@@ -1377,7 +1301,7 @@
           <w:rFonts w:hint="eastAsia" w:ascii="黑体" w:hAnsi="黑体" w:eastAsia="黑体"/>
           <w:b/>
           <w:color w:val="1F3A60"/>
-          <w:sz w:val="24"/>
+          <w:sz w:val="25"/>
         </w:rPr>
         <w:t xml:space="preserve">机房好习惯与星级自评</w:t>
       </w:r>
@@ -1385,20 +1309,20 @@
     <w:p>
       <w:pPr>
         <w:pStyle w:val="Compact"/>
-        <w:spacing w:before="20" w:after="30" w:line="283" w:lineRule="auto"/>
-        <w:ind w:firstLine="0" w:left="240"/>
+        <w:spacing w:before="40" w:after="80" w:line="312" w:lineRule="auto"/>
+        <w:ind w:left="280" w:firstLine="0"/>
       </w:pPr>
       <w:r>
         <w:rPr>
           <w:rFonts w:ascii="宋体" w:hAnsi="宋体" w:eastAsia="宋体"/>
-          <w:sz w:val="20"/>
+          <w:sz w:val="21"/>
         </w:rPr>
         <w:t>□</w:t>
       </w:r>
       <w:r>
         <w:rPr>
           <w:rFonts w:ascii="宋体" w:hAnsi="宋体" w:eastAsia="宋体"/>
-          <w:sz w:val="20"/>
+          <w:sz w:val="21"/>
         </w:rPr>
         <w:t xml:space="preserve"> </w:t>
       </w:r>
@@ -1407,14 +1331,14 @@
           <w:rFonts w:hint="eastAsia" w:ascii="宋体" w:hAnsi="宋体" w:eastAsia="宋体"/>
           <w:b/>
           <w:bCs/>
-          <w:sz w:val="20"/>
+          <w:sz w:val="21"/>
         </w:rPr>
         <w:t xml:space="preserve">文明上机</w:t>
       </w:r>
       <w:r>
         <w:rPr>
           <w:rFonts w:hint="eastAsia" w:ascii="宋体" w:hAnsi="宋体" w:eastAsia="宋体"/>
-          <w:sz w:val="20"/>
+          <w:sz w:val="21"/>
         </w:rPr>
         <w:t xml:space="preserve">：下课前正确关闭网页和软件，按规程正常关机。</w:t>
       </w:r>
@@ -1422,20 +1346,20 @@
     <w:p>
       <w:pPr>
         <w:pStyle w:val="Compact"/>
-        <w:spacing w:before="20" w:after="30" w:line="283" w:lineRule="auto"/>
-        <w:ind w:firstLine="0" w:left="240"/>
+        <w:spacing w:before="40" w:after="80" w:line="312" w:lineRule="auto"/>
+        <w:ind w:left="280" w:firstLine="0"/>
       </w:pPr>
       <w:r>
         <w:rPr>
           <w:rFonts w:ascii="宋体" w:hAnsi="宋体" w:eastAsia="宋体"/>
-          <w:sz w:val="20"/>
+          <w:sz w:val="21"/>
         </w:rPr>
         <w:t>□</w:t>
       </w:r>
       <w:r>
         <w:rPr>
           <w:rFonts w:ascii="宋体" w:hAnsi="宋体" w:eastAsia="宋体"/>
-          <w:sz w:val="20"/>
+          <w:sz w:val="21"/>
         </w:rPr>
         <w:t xml:space="preserve"> </w:t>
       </w:r>
@@ -1444,14 +1368,14 @@
           <w:rFonts w:hint="eastAsia" w:ascii="宋体" w:hAnsi="宋体" w:eastAsia="宋体"/>
           <w:b/>
           <w:bCs/>
-          <w:sz w:val="20"/>
+          <w:sz w:val="21"/>
         </w:rPr>
         <w:t xml:space="preserve">工位整洁</w:t>
       </w:r>
       <w:r>
         <w:rPr>
           <w:rFonts w:hint="eastAsia" w:ascii="宋体" w:hAnsi="宋体" w:eastAsia="宋体"/>
-          <w:sz w:val="20"/>
+          <w:sz w:val="21"/>
         </w:rPr>
         <w:t xml:space="preserve">：键盘轻推入槽，鼠标归位摆正，椅子推入课桌下。</w:t>
       </w:r>
@@ -1459,64 +1383,64 @@
     <w:p>
       <w:pPr>
         <w:pStyle w:val="Compact"/>
-        <w:spacing w:before="80" w:after="80" w:line="288" w:lineRule="auto"/>
-        <w:ind w:firstLine="0" w:left="0"/>
+        <w:spacing w:before="160" w:after="120" w:line="312" w:lineRule="auto"/>
+        <w:ind w:left="0" w:firstLine="0"/>
       </w:pPr>
       <w:r>
         <w:rPr>
           <w:rFonts w:hint="eastAsia" w:ascii="宋体" w:hAnsi="宋体" w:eastAsia="宋体"/>
           <w:b/>
           <w:bCs/>
-          <w:sz w:val="20"/>
+          <w:sz w:val="21"/>
         </w:rPr>
         <w:t xml:space="preserve">今日挑战自评</w:t>
       </w:r>
       <w:r>
         <w:rPr>
           <w:rFonts w:hint="eastAsia" w:ascii="宋体" w:hAnsi="宋体" w:eastAsia="宋体"/>
-          <w:sz w:val="20"/>
+          <w:sz w:val="21"/>
         </w:rPr>
         <w:t>：□</w:t>
       </w:r>
       <w:r>
         <w:rPr>
           <w:rFonts w:ascii="宋体" w:hAnsi="宋体" w:eastAsia="宋体"/>
-          <w:sz w:val="20"/>
+          <w:sz w:val="21"/>
         </w:rPr>
         <w:t xml:space="preserve"> ⭐ </w:t>
       </w:r>
       <w:r>
         <w:rPr>
           <w:rFonts w:hint="eastAsia" w:ascii="宋体" w:hAnsi="宋体" w:eastAsia="宋体"/>
-          <w:sz w:val="20"/>
+          <w:sz w:val="21"/>
         </w:rPr>
         <w:t xml:space="preserve">基础通关</w:t>
       </w:r>
       <w:r>
         <w:rPr>
           <w:rFonts w:ascii="宋体" w:hAnsi="宋体" w:eastAsia="宋体"/>
-          <w:sz w:val="20"/>
+          <w:sz w:val="21"/>
         </w:rPr>
         <w:t xml:space="preserve">      □ ⭐⭐ </w:t>
       </w:r>
       <w:r>
         <w:rPr>
           <w:rFonts w:hint="eastAsia" w:ascii="宋体" w:hAnsi="宋体" w:eastAsia="宋体"/>
-          <w:sz w:val="20"/>
+          <w:sz w:val="21"/>
         </w:rPr>
         <w:t xml:space="preserve">熟练标兵</w:t>
       </w:r>
       <w:r>
         <w:rPr>
           <w:rFonts w:ascii="宋体" w:hAnsi="宋体" w:eastAsia="宋体"/>
-          <w:sz w:val="20"/>
+          <w:sz w:val="21"/>
         </w:rPr>
         <w:t xml:space="preserve">      □ ⭐⭐⭐ </w:t>
       </w:r>
       <w:r>
         <w:rPr>
           <w:rFonts w:hint="eastAsia" w:ascii="宋体" w:hAnsi="宋体" w:eastAsia="宋体"/>
-          <w:sz w:val="20"/>
+          <w:sz w:val="21"/>
         </w:rPr>
         <w:t xml:space="preserve">破译小达人</w:t>
       </w:r>
@@ -1528,7 +1452,7 @@
         <w:numRestart w:val="eachSect"/>
       </w:footnotePr>
       <w:pgSz w:h="16834" w:w="11909"/>
-      <w:pgMar w:bottom="850" w:footer="720" w:gutter="0" w:header="720" w:left="1022" w:right="1022" w:top="850"/>
+      <w:pgMar w:bottom="1138" w:footer="720" w:gutter="0" w:header="720" w:left="1138" w:right="1138" w:top="1138"/>
       <w:cols w:space="720"/>
     </w:sectPr>
   </w:body>
@@ -1843,6 +1767,91 @@
       </w:rPr>
     </w:lvl>
   </w:abstractNum>
+  <w:abstractNum w:abstractNumId="99411">
+    <w:nsid w:val="00A99411"/>
+    <w:multiLevelType w:val="multilevel"/>
+    <w:lvl w:ilvl="0">
+      <w:start w:val="1"/>
+      <w:numFmt w:val="decimal"/>
+      <w:lvlText w:val="%1."/>
+      <w:lvlJc w:val="left"/>
+      <w:pPr>
+        <w:ind w:left="720" w:hanging="360"/>
+      </w:pPr>
+    </w:lvl>
+    <w:lvl w:ilvl="1">
+      <w:start w:val="1"/>
+      <w:numFmt w:val="decimal"/>
+      <w:lvlText w:val="%2."/>
+      <w:lvlJc w:val="left"/>
+      <w:pPr>
+        <w:ind w:left="1440" w:hanging="360"/>
+      </w:pPr>
+    </w:lvl>
+    <w:lvl w:ilvl="2">
+      <w:start w:val="1"/>
+      <w:numFmt w:val="decimal"/>
+      <w:lvlText w:val="%3."/>
+      <w:lvlJc w:val="left"/>
+      <w:pPr>
+        <w:ind w:left="2160" w:hanging="360"/>
+      </w:pPr>
+    </w:lvl>
+    <w:lvl w:ilvl="3">
+      <w:start w:val="1"/>
+      <w:numFmt w:val="decimal"/>
+      <w:lvlText w:val="%4."/>
+      <w:lvlJc w:val="left"/>
+      <w:pPr>
+        <w:ind w:left="2880" w:hanging="360"/>
+      </w:pPr>
+    </w:lvl>
+    <w:lvl w:ilvl="4">
+      <w:start w:val="1"/>
+      <w:numFmt w:val="decimal"/>
+      <w:lvlText w:val="%5."/>
+      <w:lvlJc w:val="left"/>
+      <w:pPr>
+        <w:ind w:left="3600" w:hanging="360"/>
+      </w:pPr>
+    </w:lvl>
+    <w:lvl w:ilvl="5">
+      <w:start w:val="1"/>
+      <w:numFmt w:val="decimal"/>
+      <w:lvlText w:val="%6."/>
+      <w:lvlJc w:val="left"/>
+      <w:pPr>
+        <w:ind w:left="4320" w:hanging="360"/>
+      </w:pPr>
+    </w:lvl>
+    <w:lvl w:ilvl="6">
+      <w:start w:val="1"/>
+      <w:numFmt w:val="decimal"/>
+      <w:lvlText w:val="%7."/>
+      <w:lvlJc w:val="left"/>
+      <w:pPr>
+        <w:ind w:left="5040" w:hanging="360"/>
+      </w:pPr>
+    </w:lvl>
+    <w:lvl w:ilvl="7">
+      <w:start w:val="1"/>
+      <w:numFmt w:val="decimal"/>
+      <w:lvlText w:val="%8."/>
+      <w:lvlJc w:val="left"/>
+      <w:pPr>
+        <w:ind w:left="5760" w:hanging="360"/>
+      </w:pPr>
+    </w:lvl>
+    <w:lvl w:ilvl="8">
+      <w:start w:val="1"/>
+      <w:numFmt w:val="decimal"/>
+      <w:lvlText w:val="%9."/>
+      <w:lvlJc w:val="left"/>
+      <w:pPr>
+        <w:ind w:left="6480" w:hanging="360"/>
+      </w:pPr>
+    </w:lvl>
+  </w:abstractNum>
   <w:num w16cid:durableId="1844859319" w:numId="1">
     <w:abstractNumId w:val="0"/>
   </w:num>
@@ -1850,6 +1859,39 @@
     <w:abstractNumId w:val="990"/>
   </w:num>
   <w:num w:numId="1001">
+    <w:abstractNumId w:val="991"/>
+  </w:num>
+  <w:num w:numId="1002">
+    <w:abstractNumId w:val="99411"/>
+    <w:lvlOverride w:ilvl="0">
+      <w:startOverride w:val="1"/>
+    </w:lvlOverride>
+    <w:lvlOverride w:ilvl="1">
+      <w:startOverride w:val="1"/>
+    </w:lvlOverride>
+    <w:lvlOverride w:ilvl="2">
+      <w:startOverride w:val="1"/>
+    </w:lvlOverride>
+    <w:lvlOverride w:ilvl="3">
+      <w:startOverride w:val="1"/>
+    </w:lvlOverride>
+    <w:lvlOverride w:ilvl="4">
+      <w:startOverride w:val="1"/>
+    </w:lvlOverride>
+    <w:lvlOverride w:ilvl="5">
+      <w:startOverride w:val="1"/>
+    </w:lvlOverride>
+    <w:lvlOverride w:ilvl="6">
+      <w:startOverride w:val="1"/>
+    </w:lvlOverride>
+    <w:lvlOverride w:ilvl="7">
+      <w:startOverride w:val="1"/>
+    </w:lvlOverride>
+    <w:lvlOverride w:ilvl="8">
+      <w:startOverride w:val="1"/>
+    </w:lvlOverride>
+  </w:num>
+  <w:num w:numId="1003">
     <w:abstractNumId w:val="991"/>
   </w:num>
 </w:numbering>

--- a/examples/四年级上/第10课_从数据到编码/10_从数据到编码_导学案.docx
+++ b/examples/四年级上/第10课_从数据到编码/10_从数据到编码_导学案.docx
@@ -1,508 +1,422 @@
 
 <file path=word/document.xml><?xml version="1.0" encoding="utf-8"?>
-<w:document xmlns:w="http://schemas.openxmlformats.org/wordprocessingml/2006/main" xmlns:m="http://schemas.openxmlformats.org/officeDocument/2006/math" xmlns:r="http://schemas.openxmlformats.org/officeDocument/2006/relationships" xmlns:o="urn:schemas-microsoft-com:office:office" xmlns:v="urn:schemas-microsoft-com:vml" xmlns:w10="urn:schemas-microsoft-com:office:word" xmlns:a="http://schemas.openxmlformats.org/drawingml/2006/main" xmlns:pic="http://schemas.openxmlformats.org/drawingml/2006/picture" xmlns:wp="http://schemas.openxmlformats.org/drawingml/2006/wordprocessingDrawing">
+<w:document xmlns:wpc="http://schemas.microsoft.com/office/word/2010/wordprocessingCanvas" xmlns:cx="http://schemas.microsoft.com/office/drawing/2014/chartex" xmlns:cx1="http://schemas.microsoft.com/office/drawing/2015/9/8/chartex" xmlns:cx2="http://schemas.microsoft.com/office/drawing/2015/10/21/chartex" xmlns:cx3="http://schemas.microsoft.com/office/drawing/2016/5/9/chartex" xmlns:cx4="http://schemas.microsoft.com/office/drawing/2016/5/10/chartex" xmlns:cx5="http://schemas.microsoft.com/office/drawing/2016/5/11/chartex" xmlns:cx6="http://schemas.microsoft.com/office/drawing/2016/5/12/chartex" xmlns:cx7="http://schemas.microsoft.com/office/drawing/2016/5/13/chartex" xmlns:cx8="http://schemas.microsoft.com/office/drawing/2016/5/14/chartex" xmlns:mc="http://schemas.openxmlformats.org/markup-compatibility/2006" xmlns:aink="http://schemas.microsoft.com/office/drawing/2016/ink" xmlns:am3d="http://schemas.microsoft.com/office/drawing/2017/model3d" xmlns:o="urn:schemas-microsoft-com:office:office" xmlns:oel="http://schemas.microsoft.com/office/2019/extlst" xmlns:r="http://schemas.openxmlformats.org/officeDocument/2006/relationships" xmlns:m="http://schemas.openxmlformats.org/officeDocument/2006/math" xmlns:v="urn:schemas-microsoft-com:vml" xmlns:wp14="http://schemas.microsoft.com/office/word/2010/wordprocessingDrawing" xmlns:wp="http://schemas.openxmlformats.org/drawingml/2006/wordprocessingDrawing" xmlns:w10="urn:schemas-microsoft-com:office:word" xmlns:w="http://schemas.openxmlformats.org/wordprocessingml/2006/main" xmlns:w14="http://schemas.microsoft.com/office/word/2010/wordml" xmlns:w15="http://schemas.microsoft.com/office/word/2012/wordml" xmlns:w16cex="http://schemas.microsoft.com/office/word/2018/wordml/cex" xmlns:w16cid="http://schemas.microsoft.com/office/word/2016/wordml/cid" xmlns:w16="http://schemas.microsoft.com/office/word/2018/wordml" xmlns:w16du="http://schemas.microsoft.com/office/word/2023/wordml/word16du" xmlns:w16sdtdh="http://schemas.microsoft.com/office/word/2020/wordml/sdtdatahash" xmlns:w16sdtfl="http://schemas.microsoft.com/office/word/2024/wordml/sdtformatlock" xmlns:w16se="http://schemas.microsoft.com/office/word/2015/wordml/symex" xmlns:wpg="http://schemas.microsoft.com/office/word/2010/wordprocessingGroup" xmlns:wpi="http://schemas.microsoft.com/office/word/2010/wordprocessingInk" xmlns:wne="http://schemas.microsoft.com/office/word/2006/wordml" xmlns:wps="http://schemas.microsoft.com/office/word/2010/wordprocessingShape" mc:Ignorable="w14 w15 w16se w16cid w16 w16cex w16sdtdh w16sdtfl w16du wp14">
   <w:body>
-    <w:bookmarkStart w:id="13" w:name="_f8df5683d549c2059506b8838988a540eeddf3c"/>
     <w:p>
       <w:pPr>
         <w:pStyle w:val="1"/>
-        <w:spacing w:before="120" w:after="280" w:line="312" w:lineRule="auto"/>
-        <w:ind w:firstLine="0"/>
-        <w:jc w:val="center"/>
-      </w:pPr>
-      <w:r>
-        <w:rPr>
-          <w:rFonts w:hint="eastAsia" w:ascii="黑体" w:hAnsi="黑体" w:eastAsia="黑体"/>
+        <w:spacing w:before="0" w:after="120" w:line="288" w:lineRule="auto"/>
+      </w:pPr>
+      <w:bookmarkStart w:id="0" w:name="_f8df5683d549c2059506b8838988a540eeddf3c"/>
+      <w:r>
+        <w:rPr>
+          <w:rFonts w:ascii="黑体" w:eastAsia="黑体" w:hAnsi="黑体" w:hint="eastAsia"/>
           <w:b/>
           <w:color w:val="1F2A44"/>
-          <w:sz w:val="34"/>
-        </w:rPr>
-        <w:t xml:space="preserve">第10课</w:t>
-      </w:r>
-      <w:r>
-        <w:rPr>
-          <w:rFonts w:ascii="黑体" w:hAnsi="黑体" w:eastAsia="黑体"/>
+        </w:rPr>
+        <w:t>第10课</w:t>
+      </w:r>
+      <w:r>
+        <w:rPr>
+          <w:rFonts w:ascii="黑体" w:eastAsia="黑体" w:hAnsi="黑体"/>
           <w:b/>
           <w:color w:val="1F2A44"/>
-          <w:sz w:val="34"/>
         </w:rPr>
         <w:t xml:space="preserve"> </w:t>
       </w:r>
       <w:r>
         <w:rPr>
-          <w:rFonts w:hint="eastAsia" w:ascii="黑体" w:hAnsi="黑体" w:eastAsia="黑体"/>
+          <w:rFonts w:ascii="黑体" w:eastAsia="黑体" w:hAnsi="黑体" w:hint="eastAsia"/>
           <w:b/>
           <w:color w:val="1F2A44"/>
-          <w:sz w:val="34"/>
-        </w:rPr>
-        <w:t xml:space="preserve">从数据到编码</w:t>
-      </w:r>
-      <w:r>
-        <w:rPr>
-          <w:rFonts w:ascii="黑体" w:hAnsi="黑体" w:eastAsia="黑体"/>
+        </w:rPr>
+        <w:t>从数据到编码</w:t>
+      </w:r>
+      <w:r>
+        <w:rPr>
+          <w:rFonts w:ascii="黑体" w:eastAsia="黑体" w:hAnsi="黑体"/>
           <w:b/>
           <w:color w:val="1F2A44"/>
-          <w:sz w:val="34"/>
         </w:rPr>
         <w:t xml:space="preserve"> · </w:t>
       </w:r>
       <w:r>
         <w:rPr>
-          <w:rFonts w:hint="eastAsia" w:ascii="黑体" w:hAnsi="黑体" w:eastAsia="黑体"/>
+          <w:rFonts w:ascii="黑体" w:eastAsia="黑体" w:hAnsi="黑体" w:hint="eastAsia"/>
           <w:b/>
           <w:color w:val="1F2A44"/>
-          <w:sz w:val="34"/>
-        </w:rPr>
-        <w:t xml:space="preserve">课堂导学单</w:t>
+        </w:rPr>
+        <w:t>课堂导学单</w:t>
       </w:r>
     </w:p>
     <w:p>
       <w:pPr>
         <w:pStyle w:val="FirstParagraph"/>
-        <w:spacing w:before="80" w:after="320" w:line="312" w:lineRule="auto"/>
-        <w:ind w:firstLine="0"/>
+        <w:spacing w:before="20" w:after="160"/>
         <w:jc w:val="center"/>
       </w:pPr>
       <w:r>
         <w:rPr>
-          <w:rFonts w:hint="eastAsia" w:ascii="楷体" w:hAnsi="楷体" w:eastAsia="楷体"/>
-          <w:b w:val="0"/>
+          <w:rFonts w:ascii="楷体" w:eastAsia="楷体" w:hAnsi="楷体" w:hint="eastAsia"/>
           <w:bCs/>
           <w:color w:val="333333"/>
-          <w:sz w:val="21"/>
-        </w:rPr>
-        <w:t xml:space="preserve">班级</w:t>
-      </w:r>
-      <w:r>
-        <w:rPr>
-          <w:rFonts w:hint="eastAsia" w:ascii="楷体" w:hAnsi="楷体" w:eastAsia="楷体"/>
-          <w:b w:val="0"/>
+          <w:sz w:val="20"/>
+        </w:rPr>
+        <w:t>班级</w:t>
+      </w:r>
+      <w:r>
+        <w:rPr>
+          <w:rFonts w:ascii="楷体" w:eastAsia="楷体" w:hAnsi="楷体" w:hint="eastAsia"/>
           <w:color w:val="333333"/>
-          <w:sz w:val="21"/>
-        </w:rPr>
-        <w:t xml:space="preserve">：__________</w:t>
-      </w:r>
-      <w:r>
-        <w:rPr>
-          <w:rFonts w:ascii="楷体" w:hAnsi="楷体" w:eastAsia="楷体"/>
-          <w:b w:val="0"/>
+          <w:sz w:val="20"/>
+        </w:rPr>
+        <w:t>：__________</w:t>
+      </w:r>
+      <w:r>
+        <w:rPr>
+          <w:rFonts w:ascii="楷体" w:eastAsia="楷体" w:hAnsi="楷体"/>
           <w:color w:val="333333"/>
-          <w:sz w:val="21"/>
-        </w:rPr>
-        <w:t xml:space="preserve">     </w:t>
-      </w:r>
-      <w:r>
-        <w:rPr>
-          <w:rFonts w:ascii="楷体" w:hAnsi="楷体" w:eastAsia="楷体"/>
-          <w:b w:val="0"/>
-          <w:color w:val="333333"/>
-          <w:sz w:val="21"/>
-        </w:rPr>
-        <w:t xml:space="preserve"> </w:t>
-      </w:r>
-      <w:r>
-        <w:rPr>
-          <w:rFonts w:hint="eastAsia" w:ascii="楷体" w:hAnsi="楷体" w:eastAsia="楷体"/>
-          <w:b w:val="0"/>
+          <w:sz w:val="20"/>
+        </w:rPr>
+        <w:t xml:space="preserve">          </w:t>
+      </w:r>
+      <w:r>
+        <w:rPr>
+          <w:rFonts w:ascii="楷体" w:eastAsia="楷体" w:hAnsi="楷体" w:hint="eastAsia"/>
           <w:bCs/>
           <w:color w:val="333333"/>
-          <w:sz w:val="21"/>
-        </w:rPr>
-        <w:t xml:space="preserve">姓名</w:t>
-      </w:r>
-      <w:r>
-        <w:rPr>
-          <w:rFonts w:hint="eastAsia" w:ascii="楷体" w:hAnsi="楷体" w:eastAsia="楷体"/>
-          <w:b w:val="0"/>
+          <w:sz w:val="20"/>
+        </w:rPr>
+        <w:t>姓名</w:t>
+      </w:r>
+      <w:r>
+        <w:rPr>
+          <w:rFonts w:ascii="楷体" w:eastAsia="楷体" w:hAnsi="楷体" w:hint="eastAsia"/>
           <w:color w:val="333333"/>
-          <w:sz w:val="21"/>
-        </w:rPr>
-        <w:t xml:space="preserve">：__________</w:t>
-      </w:r>
-      <w:r>
-        <w:rPr>
-          <w:rFonts w:ascii="楷体" w:hAnsi="楷体" w:eastAsia="楷体"/>
-          <w:b w:val="0"/>
+          <w:sz w:val="20"/>
+        </w:rPr>
+        <w:t>：__________</w:t>
+      </w:r>
+      <w:r>
+        <w:rPr>
+          <w:rFonts w:ascii="楷体" w:eastAsia="楷体" w:hAnsi="楷体"/>
           <w:color w:val="333333"/>
-          <w:sz w:val="21"/>
-        </w:rPr>
-        <w:t xml:space="preserve">     </w:t>
-      </w:r>
-      <w:r>
-        <w:rPr>
-          <w:rFonts w:ascii="楷体" w:hAnsi="楷体" w:eastAsia="楷体"/>
-          <w:b w:val="0"/>
-          <w:color w:val="333333"/>
-          <w:sz w:val="21"/>
-        </w:rPr>
-        <w:t xml:space="preserve"> </w:t>
-      </w:r>
-      <w:r>
-        <w:rPr>
-          <w:rFonts w:hint="eastAsia" w:ascii="楷体" w:hAnsi="楷体" w:eastAsia="楷体"/>
-          <w:b w:val="0"/>
+          <w:sz w:val="20"/>
+        </w:rPr>
+        <w:t xml:space="preserve">          </w:t>
+      </w:r>
+      <w:r>
+        <w:rPr>
+          <w:rFonts w:ascii="楷体" w:eastAsia="楷体" w:hAnsi="楷体" w:hint="eastAsia"/>
           <w:bCs/>
           <w:color w:val="333333"/>
-          <w:sz w:val="21"/>
-        </w:rPr>
-        <w:t xml:space="preserve">机房座号</w:t>
-      </w:r>
-      <w:r>
-        <w:rPr>
-          <w:rFonts w:hint="eastAsia" w:ascii="楷体" w:hAnsi="楷体" w:eastAsia="楷体"/>
-          <w:b w:val="0"/>
+          <w:sz w:val="20"/>
+        </w:rPr>
+        <w:t>评价</w:t>
+      </w:r>
+      <w:r>
+        <w:rPr>
+          <w:rFonts w:ascii="楷体" w:eastAsia="楷体" w:hAnsi="楷体" w:hint="eastAsia"/>
           <w:color w:val="333333"/>
-          <w:sz w:val="21"/>
-        </w:rPr>
-        <w:t xml:space="preserve">：No.______</w:t>
-      </w:r>
-      <w:r>
-        <w:rPr>
-          <w:rFonts w:ascii="楷体" w:hAnsi="楷体" w:eastAsia="楷体"/>
-          <w:b w:val="0"/>
-          <w:color w:val="333333"/>
-          <w:sz w:val="21"/>
-        </w:rPr>
-        <w:t xml:space="preserve">     </w:t>
-      </w:r>
-      <w:r>
-        <w:rPr>
-          <w:rFonts w:ascii="楷体" w:hAnsi="楷体" w:eastAsia="楷体"/>
-          <w:b w:val="0"/>
-          <w:color w:val="333333"/>
-          <w:sz w:val="21"/>
-        </w:rPr>
-        <w:t xml:space="preserve"> </w:t>
-      </w:r>
-      <w:r>
-        <w:rPr>
-          <w:rFonts w:hint="eastAsia" w:ascii="楷体" w:hAnsi="楷体" w:eastAsia="楷体"/>
-          <w:b w:val="0"/>
-          <w:bCs/>
-          <w:color w:val="333333"/>
-          <w:sz w:val="21"/>
-        </w:rPr>
-        <w:t xml:space="preserve">评价</w:t>
-      </w:r>
-      <w:r>
-        <w:rPr>
-          <w:rFonts w:hint="eastAsia" w:ascii="楷体" w:hAnsi="楷体" w:eastAsia="楷体"/>
-          <w:b w:val="0"/>
-          <w:color w:val="333333"/>
-          <w:sz w:val="21"/>
-        </w:rPr>
-        <w:t xml:space="preserve">：⭐⭐⭐</w:t>
+          <w:sz w:val="20"/>
+        </w:rPr>
+        <w:t>：⭐⭐⭐</w:t>
       </w:r>
     </w:p>
     <w:p>
       <w:pPr>
         <w:pStyle w:val="aa"/>
-        <w:spacing w:before="120" w:after="320" w:line="324" w:lineRule="auto"/>
-        <w:ind w:left="160" w:firstLine="0"/>
-        <w:jc w:val="left"/>
-      </w:pPr>
-      <w:r>
-        <w:rPr>
-          <w:rFonts w:ascii="楷体" w:hAnsi="楷体" w:eastAsia="楷体"/>
+        <w:spacing w:before="40" w:after="160" w:line="288" w:lineRule="auto"/>
+        <w:ind w:left="120"/>
+      </w:pPr>
+      <w:r>
+        <w:rPr>
+          <w:rFonts w:ascii="楷体" w:eastAsia="楷体" w:hAnsi="楷体"/>
           <w:color w:val="2E405E"/>
-          <w:sz w:val="21"/>
-        </w:rPr>
-        <w:t xml:space="preserve">🎯</w:t>
-      </w:r>
-      <w:r>
-        <w:rPr>
-          <w:rFonts w:ascii="楷体" w:hAnsi="楷体" w:eastAsia="楷体"/>
-          <w:color w:val="2E405E"/>
-          <w:sz w:val="21"/>
-        </w:rPr>
-        <w:t xml:space="preserve"> </w:t>
-      </w:r>
-      <w:r>
-        <w:rPr>
-          <w:rFonts w:hint="eastAsia" w:ascii="楷体" w:hAnsi="楷体" w:eastAsia="楷体"/>
+          <w:sz w:val="19"/>
+        </w:rPr>
+        <w:t xml:space="preserve">🎯 </w:t>
+      </w:r>
+      <w:r>
+        <w:rPr>
+          <w:rFonts w:ascii="楷体" w:eastAsia="楷体" w:hAnsi="楷体" w:hint="eastAsia"/>
           <w:b/>
           <w:bCs/>
           <w:color w:val="2E405E"/>
-          <w:sz w:val="21"/>
-        </w:rPr>
-        <w:t xml:space="preserve">通关目标</w:t>
-      </w:r>
-      <w:r>
-        <w:rPr>
-          <w:rFonts w:hint="eastAsia" w:ascii="楷体" w:hAnsi="楷体" w:eastAsia="楷体"/>
+          <w:sz w:val="19"/>
+        </w:rPr>
+        <w:t>通关目标</w:t>
+      </w:r>
+      <w:r>
+        <w:rPr>
+          <w:rFonts w:ascii="楷体" w:eastAsia="楷体" w:hAnsi="楷体" w:hint="eastAsia"/>
           <w:color w:val="2E405E"/>
-          <w:sz w:val="21"/>
-        </w:rPr>
-        <w:t xml:space="preserve">：看懂学号规律，认识身边编码的呈现方式，当好地铁车门破译小侦探！</w:t>
+          <w:sz w:val="19"/>
+        </w:rPr>
+        <w:t>：看懂学号规律，认识身边编码的呈现方式，当好地铁车门破译小侦探！</w:t>
       </w:r>
     </w:p>
-    <w:bookmarkStart w:id="9" w:name="_3a39c7eb50815325e3476a7d426e4b6cc8e8d9b"/>
     <w:p>
       <w:pPr>
         <w:pStyle w:val="3"/>
-        <w:spacing w:before="320" w:after="120" w:line="300" w:lineRule="auto"/>
-        <w:ind w:firstLine="0"/>
+        <w:spacing w:before="180" w:after="60" w:line="288" w:lineRule="auto"/>
         <w:jc w:val="left"/>
       </w:pPr>
-      <w:r>
-        <w:rPr>
-          <w:rFonts w:ascii="黑体" w:hAnsi="黑体" w:eastAsia="黑体"/>
+      <w:bookmarkStart w:id="1" w:name="_3a39c7eb50815325e3476a7d426e4b6cc8e8d9b"/>
+      <w:r>
+        <w:rPr>
+          <w:rFonts w:ascii="黑体" w:eastAsia="黑体" w:hAnsi="黑体"/>
           <w:b/>
           <w:color w:val="1F3A60"/>
-          <w:sz w:val="25"/>
+          <w:sz w:val="23"/>
         </w:rPr>
         <w:t xml:space="preserve">⭐ </w:t>
       </w:r>
       <w:r>
         <w:rPr>
-          <w:rFonts w:hint="eastAsia" w:ascii="黑体" w:hAnsi="黑体" w:eastAsia="黑体"/>
+          <w:rFonts w:ascii="黑体" w:eastAsia="黑体" w:hAnsi="黑体" w:hint="eastAsia"/>
           <w:b/>
           <w:color w:val="1F3A60"/>
-          <w:sz w:val="25"/>
-        </w:rPr>
-        <w:t xml:space="preserve">第一关：探索解密</w:t>
-      </w:r>
-      <w:r>
-        <w:rPr>
-          <w:rFonts w:ascii="黑体" w:hAnsi="黑体" w:eastAsia="黑体"/>
+          <w:sz w:val="23"/>
+        </w:rPr>
+        <w:t>第一关：探索解密</w:t>
+      </w:r>
+      <w:r>
+        <w:rPr>
+          <w:rFonts w:ascii="黑体" w:eastAsia="黑体" w:hAnsi="黑体"/>
           <w:b/>
           <w:color w:val="1F3A60"/>
-          <w:sz w:val="25"/>
+          <w:sz w:val="23"/>
         </w:rPr>
         <w:t xml:space="preserve"> · </w:t>
       </w:r>
       <w:r>
         <w:rPr>
-          <w:rFonts w:hint="eastAsia" w:ascii="黑体" w:hAnsi="黑体" w:eastAsia="黑体"/>
+          <w:rFonts w:ascii="黑体" w:eastAsia="黑体" w:hAnsi="黑体" w:hint="eastAsia"/>
           <w:b/>
           <w:color w:val="1F3A60"/>
-          <w:sz w:val="25"/>
-        </w:rPr>
-        <w:t xml:space="preserve">学号密码大还原</w:t>
+          <w:sz w:val="23"/>
+        </w:rPr>
+        <w:t>学号密码大还原</w:t>
       </w:r>
     </w:p>
     <w:p>
       <w:pPr>
         <w:pStyle w:val="FirstParagraph"/>
-        <w:spacing w:before="60" w:after="120" w:line="331" w:lineRule="auto"/>
-        <w:ind w:left="0" w:firstLine="420"/>
-      </w:pPr>
-      <w:r>
-        <w:rPr>
-          <w:rFonts w:hint="eastAsia" w:ascii="宋体" w:hAnsi="宋体" w:eastAsia="宋体"/>
-          <w:sz w:val="21"/>
-        </w:rPr>
-        <w:t xml:space="preserve">观察课本第40页学号登记表，发现分散数据组合成唯一学号的规律：</w:t>
+        <w:spacing w:before="20" w:after="60" w:line="293" w:lineRule="auto"/>
+        <w:ind w:firstLine="420"/>
+      </w:pPr>
+      <w:r>
+        <w:rPr>
+          <w:rFonts w:ascii="宋体" w:hAnsi="宋体" w:hint="eastAsia"/>
+        </w:rPr>
+        <w:t>观察课本第40页学号登记表，发现分散数据组合成唯一学号的规律：</w:t>
       </w:r>
     </w:p>
     <w:p>
       <w:pPr>
         <w:pStyle w:val="Compact"/>
-        <w:spacing w:before="40" w:after="80" w:line="312" w:lineRule="auto"/>
-        <w:ind w:left="280" w:firstLine="0"/>
-      </w:pPr>
-      <w:r>
-        <w:rPr>
-          <w:rFonts w:hint="eastAsia" w:ascii="宋体" w:hAnsi="宋体" w:eastAsia="宋体"/>
+        <w:spacing w:before="20" w:line="288" w:lineRule="auto"/>
+        <w:ind w:left="280"/>
+      </w:pPr>
+      <w:r>
+        <w:rPr>
+          <w:rFonts w:ascii="宋体" w:hAnsi="宋体" w:hint="eastAsia"/>
           <w:b/>
           <w:bCs/>
-          <w:sz w:val="21"/>
-        </w:rPr>
-        <w:t xml:space="preserve">学号规律</w:t>
-      </w:r>
-      <w:r>
-        <w:rPr>
-          <w:rFonts w:hint="eastAsia" w:ascii="宋体" w:hAnsi="宋体" w:eastAsia="宋体"/>
-          <w:sz w:val="21"/>
-        </w:rPr>
-        <w:t xml:space="preserve">：入学年份(4位)</w:t>
-      </w:r>
-      <w:r>
-        <w:rPr>
-          <w:rFonts w:ascii="宋体" w:hAnsi="宋体" w:eastAsia="宋体"/>
-          <w:sz w:val="21"/>
+          <w:sz w:val="20"/>
+        </w:rPr>
+        <w:t>学号规律</w:t>
+      </w:r>
+      <w:r>
+        <w:rPr>
+          <w:rFonts w:ascii="宋体" w:hAnsi="宋体" w:hint="eastAsia"/>
+          <w:sz w:val="20"/>
+        </w:rPr>
+        <w:t>：入学年份(4位)</w:t>
+      </w:r>
+      <w:r>
+        <w:rPr>
+          <w:rFonts w:ascii="宋体" w:hAnsi="宋体"/>
+          <w:sz w:val="20"/>
         </w:rPr>
         <w:t xml:space="preserve"> + </w:t>
       </w:r>
       <w:r>
         <w:rPr>
-          <w:rFonts w:hint="eastAsia" w:ascii="宋体" w:hAnsi="宋体" w:eastAsia="宋体"/>
-          <w:sz w:val="21"/>
-        </w:rPr>
-        <w:t xml:space="preserve">班级编号(2位)</w:t>
-      </w:r>
-      <w:r>
-        <w:rPr>
-          <w:rFonts w:ascii="宋体" w:hAnsi="宋体" w:eastAsia="宋体"/>
-          <w:sz w:val="21"/>
+          <w:rFonts w:ascii="宋体" w:hAnsi="宋体" w:hint="eastAsia"/>
+          <w:sz w:val="20"/>
+        </w:rPr>
+        <w:t>班级编号(2位)</w:t>
+      </w:r>
+      <w:r>
+        <w:rPr>
+          <w:rFonts w:ascii="宋体" w:hAnsi="宋体"/>
+          <w:sz w:val="20"/>
         </w:rPr>
         <w:t xml:space="preserve"> + </w:t>
       </w:r>
       <w:r>
         <w:rPr>
-          <w:rFonts w:hint="eastAsia" w:ascii="宋体" w:hAnsi="宋体" w:eastAsia="宋体"/>
-          <w:sz w:val="21"/>
-        </w:rPr>
-        <w:t xml:space="preserve">出生排序(2位)。</w:t>
+          <w:rFonts w:ascii="宋体" w:hAnsi="宋体" w:hint="eastAsia"/>
+          <w:sz w:val="20"/>
+        </w:rPr>
+        <w:t>出生排序(2位)。</w:t>
       </w:r>
     </w:p>
     <w:p>
       <w:pPr>
         <w:pStyle w:val="Compact"/>
-        <w:spacing w:before="40" w:after="80" w:line="312" w:lineRule="auto"/>
-        <w:ind w:left="280" w:firstLine="0"/>
-      </w:pPr>
-      <w:r>
-        <w:rPr>
-          <w:rFonts w:hint="eastAsia" w:ascii="宋体" w:hAnsi="宋体" w:eastAsia="宋体"/>
+        <w:spacing w:before="20" w:line="288" w:lineRule="auto"/>
+        <w:ind w:left="280"/>
+      </w:pPr>
+      <w:r>
+        <w:rPr>
+          <w:rFonts w:ascii="宋体" w:hAnsi="宋体" w:hint="eastAsia"/>
           <w:b/>
           <w:bCs/>
-          <w:sz w:val="21"/>
-        </w:rPr>
-        <w:t xml:space="preserve">我的补齐</w:t>
-      </w:r>
-      <w:r>
-        <w:rPr>
-          <w:rFonts w:hint="eastAsia" w:ascii="宋体" w:hAnsi="宋体" w:eastAsia="宋体"/>
-          <w:sz w:val="21"/>
-        </w:rPr>
-        <w:t xml:space="preserve">：周雨欣（4班、2022年入学、出生排序02），她的学号应编为：</w:t>
+          <w:sz w:val="20"/>
+        </w:rPr>
+        <w:t>我的补齐</w:t>
+      </w:r>
+      <w:r>
+        <w:rPr>
+          <w:rFonts w:ascii="宋体" w:hAnsi="宋体" w:hint="eastAsia"/>
+          <w:sz w:val="20"/>
+        </w:rPr>
+        <w:t>：周雨欣（4班、2022年入学、出生排序02），她的学号应编为：</w:t>
       </w:r>
       <w:r>
         <w:rPr>
           <w:rStyle w:val="VerbatimChar"/>
-          <w:rFonts w:hint="eastAsia" w:ascii="宋体" w:hAnsi="宋体" w:eastAsia="宋体"/>
-          <w:sz w:val="21"/>
-        </w:rPr>
-        <w:t xml:space="preserve">（</w:t>
+          <w:rFonts w:ascii="宋体" w:hAnsi="宋体" w:hint="eastAsia"/>
+          <w:sz w:val="20"/>
+        </w:rPr>
+        <w:t>（</w:t>
       </w:r>
       <w:r>
         <w:rPr>
           <w:rStyle w:val="VerbatimChar"/>
-          <w:rFonts w:ascii="宋体" w:hAnsi="宋体" w:eastAsia="宋体"/>
-          <w:sz w:val="21"/>
+          <w:rFonts w:ascii="宋体" w:hAnsi="宋体"/>
+          <w:sz w:val="20"/>
         </w:rPr>
         <w:t xml:space="preserve"> 20220402 </w:t>
       </w:r>
       <w:r>
         <w:rPr>
           <w:rStyle w:val="VerbatimChar"/>
-          <w:rFonts w:hint="eastAsia" w:ascii="宋体" w:hAnsi="宋体" w:eastAsia="宋体"/>
-          <w:sz w:val="21"/>
-        </w:rPr>
-        <w:t xml:space="preserve">）</w:t>
-      </w:r>
-      <w:r>
-        <w:rPr>
-          <w:rFonts w:ascii="宋体" w:hAnsi="宋体" w:eastAsia="宋体"/>
-          <w:sz w:val="21"/>
-        </w:rPr>
-        <w:t xml:space="preserve">。</w:t>
+          <w:rFonts w:ascii="宋体" w:hAnsi="宋体" w:hint="eastAsia"/>
+          <w:sz w:val="20"/>
+        </w:rPr>
+        <w:t>）</w:t>
+      </w:r>
+      <w:r>
+        <w:rPr>
+          <w:rFonts w:ascii="宋体" w:hAnsi="宋体"/>
+          <w:sz w:val="20"/>
+        </w:rPr>
+        <w:t>。</w:t>
       </w:r>
     </w:p>
     <w:p>
       <w:pPr>
         <w:pStyle w:val="Compact"/>
-        <w:spacing w:before="40" w:after="80" w:line="312" w:lineRule="auto"/>
-        <w:ind w:left="280" w:firstLine="0"/>
-      </w:pPr>
-      <w:r>
-        <w:rPr>
-          <w:rFonts w:ascii="宋体" w:hAnsi="宋体" w:eastAsia="宋体"/>
-          <w:sz w:val="21"/>
+        <w:spacing w:before="20" w:line="288" w:lineRule="auto"/>
+        <w:ind w:left="280"/>
+      </w:pPr>
+      <w:r>
+        <w:rPr>
+          <w:rFonts w:ascii="宋体" w:hAnsi="宋体"/>
+          <w:sz w:val="20"/>
         </w:rPr>
         <w:t xml:space="preserve">□ </w:t>
       </w:r>
       <w:r>
         <w:rPr>
-          <w:rFonts w:hint="eastAsia" w:ascii="宋体" w:hAnsi="宋体" w:eastAsia="宋体"/>
-          <w:sz w:val="21"/>
-        </w:rPr>
-        <w:t xml:space="preserve">我发现：编码能把分散的数据按照约定规则整合成</w:t>
-      </w:r>
-      <w:r>
-        <w:rPr>
-          <w:rFonts w:hint="eastAsia" w:ascii="宋体" w:hAnsi="宋体" w:eastAsia="宋体"/>
+          <w:rFonts w:ascii="宋体" w:hAnsi="宋体" w:hint="eastAsia"/>
+          <w:sz w:val="20"/>
+        </w:rPr>
+        <w:t>我发现：编码能把分散的数据按照约定规则整合成</w:t>
+      </w:r>
+      <w:r>
+        <w:rPr>
+          <w:rFonts w:ascii="宋体" w:hAnsi="宋体" w:hint="eastAsia"/>
           <w:b/>
           <w:bCs/>
-          <w:sz w:val="21"/>
-        </w:rPr>
-        <w:t xml:space="preserve">唯一标识</w:t>
-      </w:r>
-      <w:r>
-        <w:rPr>
-          <w:rFonts w:ascii="宋体" w:hAnsi="宋体" w:eastAsia="宋体"/>
-          <w:sz w:val="21"/>
-        </w:rPr>
-        <w:t xml:space="preserve">。</w:t>
+          <w:sz w:val="20"/>
+        </w:rPr>
+        <w:t>唯一标识</w:t>
+      </w:r>
+      <w:r>
+        <w:rPr>
+          <w:rFonts w:ascii="宋体" w:hAnsi="宋体"/>
+          <w:sz w:val="20"/>
+        </w:rPr>
+        <w:t>。</w:t>
       </w:r>
     </w:p>
-    <w:bookmarkEnd w:id="9"/>
-    <w:bookmarkStart w:id="10" w:name="_c34102e933078a890efe1e42dafce3008c7a53b"/>
     <w:p>
       <w:pPr>
         <w:pStyle w:val="3"/>
-        <w:spacing w:before="320" w:after="120" w:line="300" w:lineRule="auto"/>
-        <w:ind w:firstLine="0"/>
+        <w:spacing w:before="180" w:after="60" w:line="288" w:lineRule="auto"/>
         <w:jc w:val="left"/>
       </w:pPr>
-      <w:r>
-        <w:rPr>
-          <w:rFonts w:ascii="黑体" w:hAnsi="黑体" w:eastAsia="黑体"/>
+      <w:bookmarkStart w:id="2" w:name="_c34102e933078a890efe1e42dafce3008c7a53b"/>
+      <w:bookmarkEnd w:id="1"/>
+      <w:r>
+        <w:rPr>
+          <w:rFonts w:ascii="黑体" w:eastAsia="黑体" w:hAnsi="黑体"/>
           <w:b/>
           <w:color w:val="1F3A60"/>
-          <w:sz w:val="25"/>
+          <w:sz w:val="23"/>
         </w:rPr>
         <w:t xml:space="preserve">⭐⭐ </w:t>
       </w:r>
       <w:r>
         <w:rPr>
-          <w:rFonts w:hint="eastAsia" w:ascii="黑体" w:hAnsi="黑体" w:eastAsia="黑体"/>
+          <w:rFonts w:ascii="黑体" w:eastAsia="黑体" w:hAnsi="黑体" w:hint="eastAsia"/>
           <w:b/>
           <w:color w:val="1F3A60"/>
-          <w:sz w:val="25"/>
-        </w:rPr>
-        <w:t xml:space="preserve">第二关：火眼金睛</w:t>
-      </w:r>
-      <w:r>
-        <w:rPr>
-          <w:rFonts w:ascii="黑体" w:hAnsi="黑体" w:eastAsia="黑体"/>
+          <w:sz w:val="23"/>
+        </w:rPr>
+        <w:t>第二关：火眼金睛</w:t>
+      </w:r>
+      <w:r>
+        <w:rPr>
+          <w:rFonts w:ascii="黑体" w:eastAsia="黑体" w:hAnsi="黑体"/>
           <w:b/>
           <w:color w:val="1F3A60"/>
-          <w:sz w:val="25"/>
+          <w:sz w:val="23"/>
         </w:rPr>
         <w:t xml:space="preserve"> · </w:t>
       </w:r>
       <w:r>
         <w:rPr>
-          <w:rFonts w:hint="eastAsia" w:ascii="黑体" w:hAnsi="黑体" w:eastAsia="黑体"/>
+          <w:rFonts w:ascii="黑体" w:eastAsia="黑体" w:hAnsi="黑体" w:hint="eastAsia"/>
           <w:b/>
           <w:color w:val="1F3A60"/>
-          <w:sz w:val="25"/>
-        </w:rPr>
-        <w:t xml:space="preserve">编码家族连连看</w:t>
+          <w:sz w:val="23"/>
+        </w:rPr>
+        <w:t>编码家族连连看</w:t>
       </w:r>
     </w:p>
     <w:p>
       <w:pPr>
         <w:pStyle w:val="FirstParagraph"/>
-        <w:spacing w:before="60" w:after="120" w:line="331" w:lineRule="auto"/>
-        <w:ind w:left="0" w:firstLine="420"/>
-      </w:pPr>
-      <w:r>
-        <w:rPr>
-          <w:rFonts w:hint="eastAsia" w:ascii="宋体" w:hAnsi="宋体" w:eastAsia="宋体"/>
-          <w:sz w:val="21"/>
-        </w:rPr>
-        <w:t xml:space="preserve">将下列身边的编码与对应的呈现方式用直线连起来（在括号中填入序号）：</w:t>
+        <w:spacing w:before="20" w:after="60" w:line="293" w:lineRule="auto"/>
+        <w:ind w:firstLine="420"/>
+      </w:pPr>
+      <w:r>
+        <w:rPr>
+          <w:rFonts w:ascii="宋体" w:hAnsi="宋体" w:hint="eastAsia"/>
+        </w:rPr>
+        <w:t>将下列身边的编码与对应的呈现方式用直线连起来（在括号中填入序号）：</w:t>
       </w:r>
     </w:p>
     <w:tbl>
       <w:tblPr>
         <w:tblStyle w:val="Table"/>
-        <w:tblW w:type="pct" w:w="5000"/>
-        <w:tblLayout w:type="fixed"/>
-        <w:tblLook w:firstRow="1" w:lastRow="0" w:firstColumn="0" w:lastColumn="0" w:noHBand="0" w:noVBand="0" w:val="0020"/>
+        <w:tblW w:w="5000" w:type="pct"/>
         <w:jc w:val="center"/>
         <w:tblBorders>
           <w:top w:val="single" w:sz="4" w:space="0" w:color="A0A0A0"/>
@@ -512,970 +426,978 @@
           <w:insideH w:val="single" w:sz="4" w:space="0" w:color="C0C0C0"/>
           <w:insideV w:val="single" w:sz="4" w:space="0" w:color="C0C0C0"/>
         </w:tblBorders>
+        <w:tblLayout w:type="fixed"/>
         <w:tblCellMar>
-          <w:top w:w="130" w:type="dxa"/>
-          <w:bottom w:w="130" w:type="dxa"/>
-          <w:left w:w="150" w:type="dxa"/>
-          <w:right w:w="150" w:type="dxa"/>
+          <w:top w:w="75" w:type="dxa"/>
+          <w:left w:w="120" w:type="dxa"/>
+          <w:bottom w:w="75" w:type="dxa"/>
+          <w:right w:w="120" w:type="dxa"/>
         </w:tblCellMar>
+        <w:tblLook w:val="0020" w:firstRow="1" w:lastRow="0" w:firstColumn="0" w:lastColumn="0" w:noHBand="0" w:noVBand="0"/>
       </w:tblPr>
       <w:tblGrid>
-        <w:gridCol w:w="2436"/>
-        <w:gridCol w:w="2436"/>
-        <w:gridCol w:w="3046"/>
+        <w:gridCol w:w="3067"/>
+        <w:gridCol w:w="3067"/>
+        <w:gridCol w:w="3835"/>
       </w:tblGrid>
       <w:tr>
         <w:trPr>
-          <w:tblHeader w:val="on"/>
+          <w:cnfStyle w:val="100000000000" w:firstRow="1" w:lastRow="0" w:firstColumn="0" w:lastColumn="0" w:oddVBand="0" w:evenVBand="0" w:oddHBand="0" w:evenHBand="0" w:firstRowFirstColumn="0" w:firstRowLastColumn="0" w:lastRowFirstColumn="0" w:lastRowLastColumn="0"/>
+          <w:tblHeader/>
+          <w:jc w:val="center"/>
         </w:trPr>
         <w:tc>
           <w:tcPr>
-            <w:vAlign w:val="center"/>
-            <w:shd w:fill="EDF2F7"/>
-            <w:shd w:fill="EDF2F7"/>
-          </w:tcPr>
-          <w:p>
-            <w:pPr>
-              <w:pStyle w:val="Compact"/>
-              <w:spacing w:before="20" w:after="20" w:line="293" w:lineRule="auto"/>
-              <w:ind w:firstLine="0"/>
-              <w:jc w:val="left"/>
-            </w:pPr>
-            <w:r>
-              <w:rPr>
-                <w:rFonts w:hint="eastAsia" w:ascii="黑体" w:hAnsi="黑体" w:eastAsia="黑体"/>
-                <w:b/>
-                <w:sz w:val="20"/>
-              </w:rPr>
-              <w:t xml:space="preserve">生活中的编码实例</w:t>
-            </w:r>
-          </w:p>
-        </w:tc>
-        <w:tc>
-          <w:tcPr>
-            <w:vAlign w:val="center"/>
-            <w:shd w:fill="EDF2F7"/>
-            <w:shd w:fill="EDF2F7"/>
-          </w:tcPr>
-          <w:p>
-            <w:pPr>
-              <w:pStyle w:val="Compact"/>
-              <w:spacing w:before="20" w:after="20" w:line="293" w:lineRule="auto"/>
-              <w:ind w:firstLine="0"/>
-              <w:jc w:val="left"/>
-            </w:pPr>
-            <w:r>
-              <w:rPr>
-                <w:rFonts w:hint="eastAsia" w:ascii="黑体" w:hAnsi="黑体" w:eastAsia="黑体"/>
-                <w:b/>
-                <w:sz w:val="20"/>
-              </w:rPr>
-              <w:t xml:space="preserve">编码呈现方式</w:t>
-            </w:r>
-          </w:p>
-        </w:tc>
-        <w:tc>
-          <w:tcPr>
-            <w:vAlign w:val="center"/>
-            <w:shd w:fill="EDF2F7"/>
-            <w:shd w:fill="EDF2F7"/>
-          </w:tcPr>
-          <w:p>
-            <w:pPr>
-              <w:pStyle w:val="Compact"/>
-              <w:spacing w:before="20" w:after="20" w:line="293" w:lineRule="auto"/>
-              <w:ind w:firstLine="0"/>
-              <w:jc w:val="center"/>
-            </w:pPr>
-            <w:r>
-              <w:rPr>
-                <w:rFonts w:hint="eastAsia" w:ascii="黑体" w:hAnsi="黑体" w:eastAsia="黑体"/>
-                <w:b/>
-                <w:sz w:val="20"/>
-              </w:rPr>
-              <w:t xml:space="preserve">匹配序号</w:t>
-            </w:r>
-          </w:p>
-        </w:tc>
-      </w:tr>
-      <w:tr>
-        <w:tc>
-          <w:tcPr>
+            <w:tcW w:w="2436" w:type="dxa"/>
+            <w:shd w:val="clear" w:color="auto" w:fill="EDF2F7"/>
             <w:vAlign w:val="center"/>
           </w:tcPr>
           <w:p>
             <w:pPr>
               <w:pStyle w:val="Compact"/>
-              <w:spacing w:before="20" w:after="20" w:line="293" w:lineRule="auto"/>
-              <w:ind w:firstLine="0"/>
-              <w:jc w:val="left"/>
+              <w:spacing w:before="20" w:after="20"/>
             </w:pPr>
             <w:r>
               <w:rPr>
-                <w:rFonts w:ascii="宋体" w:hAnsi="宋体" w:eastAsia="宋体"/>
+                <w:rFonts w:ascii="黑体" w:eastAsia="黑体" w:hAnsi="黑体" w:hint="eastAsia"/>
                 <w:b/>
-                <w:bCs/>
-                <w:sz w:val="20"/>
-              </w:rPr>
-              <w:t xml:space="preserve">A. </w:t>
-            </w:r>
-            <w:r>
-              <w:rPr>
-                <w:rFonts w:hint="eastAsia" w:ascii="宋体" w:hAnsi="宋体" w:eastAsia="宋体"/>
-                <w:b/>
-                <w:bCs/>
-                <w:sz w:val="20"/>
-              </w:rPr>
-              <w:t xml:space="preserve">11位手机号码（如138…）</w:t>
+                <w:sz w:val="19"/>
+              </w:rPr>
+              <w:t>生活中的编码实例</w:t>
             </w:r>
           </w:p>
         </w:tc>
         <w:tc>
           <w:tcPr>
+            <w:tcW w:w="2436" w:type="dxa"/>
+            <w:shd w:val="clear" w:color="auto" w:fill="EDF2F7"/>
             <w:vAlign w:val="center"/>
           </w:tcPr>
           <w:p>
             <w:pPr>
               <w:pStyle w:val="Compact"/>
-              <w:spacing w:before="20" w:after="20" w:line="293" w:lineRule="auto"/>
-              <w:ind w:firstLine="0"/>
-              <w:jc w:val="left"/>
+              <w:spacing w:before="20" w:after="20"/>
             </w:pPr>
             <w:r>
               <w:rPr>
-                <w:rFonts w:ascii="宋体" w:hAnsi="宋体" w:eastAsia="宋体"/>
-                <w:sz w:val="20"/>
-              </w:rPr>
-              <w:t xml:space="preserve">① </w:t>
-            </w:r>
-            <w:r>
-              <w:rPr>
-                <w:rFonts w:hint="eastAsia" w:ascii="宋体" w:hAnsi="宋体" w:eastAsia="宋体"/>
-                <w:sz w:val="20"/>
-              </w:rPr>
-              <w:t xml:space="preserve">图形编码（条形码/二维码）</w:t>
+                <w:rFonts w:ascii="黑体" w:eastAsia="黑体" w:hAnsi="黑体" w:hint="eastAsia"/>
+                <w:b/>
+                <w:sz w:val="19"/>
+              </w:rPr>
+              <w:t>编码呈现方式</w:t>
             </w:r>
           </w:p>
         </w:tc>
         <w:tc>
           <w:tcPr>
+            <w:tcW w:w="3046" w:type="dxa"/>
+            <w:shd w:val="clear" w:color="auto" w:fill="EDF2F7"/>
             <w:vAlign w:val="center"/>
           </w:tcPr>
           <w:p>
             <w:pPr>
               <w:pStyle w:val="Compact"/>
-              <w:spacing w:before="20" w:after="20" w:line="293" w:lineRule="auto"/>
-              <w:ind w:firstLine="0"/>
+              <w:spacing w:before="20" w:after="20"/>
               <w:jc w:val="center"/>
             </w:pPr>
             <w:r>
               <w:rPr>
-                <w:rFonts w:ascii="宋体" w:hAnsi="宋体" w:eastAsia="宋体"/>
-                <w:sz w:val="20"/>
-              </w:rPr>
-              <w:t xml:space="preserve">A ➔ </w:t>
-            </w:r>
-            <w:r>
-              <w:rPr>
-                <w:rFonts w:hint="eastAsia" w:ascii="宋体" w:hAnsi="宋体" w:eastAsia="宋体"/>
-                <w:sz w:val="20"/>
-              </w:rPr>
-              <w:t xml:space="preserve">（</w:t>
-            </w:r>
-            <w:r>
-              <w:rPr>
-                <w:rFonts w:ascii="宋体" w:hAnsi="宋体" w:eastAsia="宋体"/>
-                <w:sz w:val="20"/>
-              </w:rPr>
-              <w:t xml:space="preserve">   </w:t>
-            </w:r>
-            <w:r>
-              <w:rPr>
-                <w:rFonts w:hint="eastAsia" w:ascii="宋体" w:hAnsi="宋体" w:eastAsia="宋体"/>
-                <w:sz w:val="20"/>
-              </w:rPr>
-              <w:t xml:space="preserve">）</w:t>
+                <w:rFonts w:ascii="黑体" w:eastAsia="黑体" w:hAnsi="黑体" w:hint="eastAsia"/>
+                <w:b/>
+                <w:sz w:val="19"/>
+              </w:rPr>
+              <w:t>匹配序号</w:t>
             </w:r>
           </w:p>
         </w:tc>
       </w:tr>
       <w:tr>
+        <w:trPr>
+          <w:jc w:val="center"/>
+        </w:trPr>
         <w:tc>
           <w:tcPr>
+            <w:tcW w:w="2436" w:type="dxa"/>
             <w:vAlign w:val="center"/>
           </w:tcPr>
           <w:p>
             <w:pPr>
               <w:pStyle w:val="Compact"/>
-              <w:spacing w:before="20" w:after="20" w:line="293" w:lineRule="auto"/>
-              <w:ind w:firstLine="0"/>
-              <w:jc w:val="left"/>
+              <w:spacing w:before="20" w:after="20"/>
             </w:pPr>
             <w:r>
               <w:rPr>
-                <w:rFonts w:ascii="宋体" w:hAnsi="宋体" w:eastAsia="宋体"/>
+                <w:rFonts w:hAnsi="宋体"/>
                 <w:b/>
                 <w:bCs/>
-                <w:sz w:val="20"/>
-              </w:rPr>
-              <w:t xml:space="preserve">B. </w:t>
-            </w:r>
-            <w:r>
-              <w:rPr>
-                <w:rFonts w:hint="eastAsia" w:ascii="宋体" w:hAnsi="宋体" w:eastAsia="宋体"/>
+                <w:sz w:val="19"/>
+              </w:rPr>
+              <w:t xml:space="preserve">A. </w:t>
+            </w:r>
+            <w:r>
+              <w:rPr>
+                <w:rFonts w:hAnsi="宋体" w:hint="eastAsia"/>
                 <w:b/>
                 <w:bCs/>
-                <w:sz w:val="20"/>
-              </w:rPr>
-              <w:t xml:space="preserve">超市商品包装上的条码</w:t>
+                <w:sz w:val="19"/>
+              </w:rPr>
+              <w:t>11位手机号码（如138…）</w:t>
             </w:r>
           </w:p>
         </w:tc>
         <w:tc>
           <w:tcPr>
+            <w:tcW w:w="2436" w:type="dxa"/>
             <w:vAlign w:val="center"/>
           </w:tcPr>
           <w:p>
             <w:pPr>
               <w:pStyle w:val="Compact"/>
-              <w:spacing w:before="20" w:after="20" w:line="293" w:lineRule="auto"/>
-              <w:ind w:firstLine="0"/>
-              <w:jc w:val="left"/>
+              <w:spacing w:before="20" w:after="20"/>
             </w:pPr>
             <w:r>
               <w:rPr>
-                <w:rFonts w:ascii="宋体" w:hAnsi="宋体" w:eastAsia="宋体"/>
-                <w:sz w:val="20"/>
-              </w:rPr>
-              <w:t xml:space="preserve">② </w:t>
-            </w:r>
-            <w:r>
-              <w:rPr>
-                <w:rFonts w:hint="eastAsia" w:ascii="宋体" w:hAnsi="宋体" w:eastAsia="宋体"/>
-                <w:sz w:val="20"/>
-              </w:rPr>
-              <w:t xml:space="preserve">经纬度位置编码</w:t>
+                <w:rFonts w:hAnsi="宋体"/>
+                <w:sz w:val="19"/>
+              </w:rPr>
+              <w:t xml:space="preserve">① </w:t>
+            </w:r>
+            <w:r>
+              <w:rPr>
+                <w:rFonts w:hAnsi="宋体" w:hint="eastAsia"/>
+                <w:sz w:val="19"/>
+              </w:rPr>
+              <w:t>图形编码（条形码/二维码）</w:t>
             </w:r>
           </w:p>
         </w:tc>
         <w:tc>
           <w:tcPr>
+            <w:tcW w:w="3046" w:type="dxa"/>
             <w:vAlign w:val="center"/>
           </w:tcPr>
           <w:p>
             <w:pPr>
               <w:pStyle w:val="Compact"/>
-              <w:spacing w:before="20" w:after="20" w:line="293" w:lineRule="auto"/>
-              <w:ind w:firstLine="0"/>
+              <w:spacing w:before="20" w:after="20"/>
               <w:jc w:val="center"/>
             </w:pPr>
             <w:r>
               <w:rPr>
-                <w:rFonts w:ascii="宋体" w:hAnsi="宋体" w:eastAsia="宋体"/>
-                <w:sz w:val="20"/>
-              </w:rPr>
-              <w:t xml:space="preserve">B ➔ </w:t>
-            </w:r>
-            <w:r>
-              <w:rPr>
-                <w:rFonts w:hint="eastAsia" w:ascii="宋体" w:hAnsi="宋体" w:eastAsia="宋体"/>
-                <w:sz w:val="20"/>
-              </w:rPr>
-              <w:t xml:space="preserve">（</w:t>
-            </w:r>
-            <w:r>
-              <w:rPr>
-                <w:rFonts w:ascii="宋体" w:hAnsi="宋体" w:eastAsia="宋体"/>
-                <w:sz w:val="20"/>
+                <w:rFonts w:hAnsi="宋体"/>
+                <w:sz w:val="19"/>
+              </w:rPr>
+              <w:t xml:space="preserve">A ➔ </w:t>
+            </w:r>
+            <w:r>
+              <w:rPr>
+                <w:rFonts w:hAnsi="宋体" w:hint="eastAsia"/>
+                <w:sz w:val="19"/>
+              </w:rPr>
+              <w:t>（</w:t>
+            </w:r>
+            <w:r>
+              <w:rPr>
+                <w:rFonts w:hAnsi="宋体"/>
+                <w:sz w:val="19"/>
               </w:rPr>
               <w:t xml:space="preserve">   </w:t>
             </w:r>
             <w:r>
               <w:rPr>
-                <w:rFonts w:hint="eastAsia" w:ascii="宋体" w:hAnsi="宋体" w:eastAsia="宋体"/>
-                <w:sz w:val="20"/>
-              </w:rPr>
-              <w:t xml:space="preserve">）</w:t>
+                <w:rFonts w:hAnsi="宋体" w:hint="eastAsia"/>
+                <w:sz w:val="19"/>
+              </w:rPr>
+              <w:t>）</w:t>
             </w:r>
           </w:p>
         </w:tc>
       </w:tr>
       <w:tr>
+        <w:trPr>
+          <w:jc w:val="center"/>
+        </w:trPr>
         <w:tc>
           <w:tcPr>
+            <w:tcW w:w="2436" w:type="dxa"/>
             <w:vAlign w:val="center"/>
           </w:tcPr>
           <w:p>
             <w:pPr>
               <w:pStyle w:val="Compact"/>
-              <w:spacing w:before="20" w:after="20" w:line="293" w:lineRule="auto"/>
-              <w:ind w:firstLine="0"/>
-              <w:jc w:val="left"/>
+              <w:spacing w:before="20" w:after="20"/>
             </w:pPr>
             <w:r>
               <w:rPr>
-                <w:rFonts w:ascii="宋体" w:hAnsi="宋体" w:eastAsia="宋体"/>
+                <w:rFonts w:hAnsi="宋体"/>
                 <w:b/>
                 <w:bCs/>
-                <w:sz w:val="20"/>
-              </w:rPr>
-              <w:t xml:space="preserve">C. </w:t>
-            </w:r>
-            <w:r>
-              <w:rPr>
-                <w:rFonts w:hint="eastAsia" w:ascii="宋体" w:hAnsi="宋体" w:eastAsia="宋体"/>
+                <w:sz w:val="19"/>
+              </w:rPr>
+              <w:t xml:space="preserve">B. </w:t>
+            </w:r>
+            <w:r>
+              <w:rPr>
+                <w:rFonts w:hAnsi="宋体" w:hint="eastAsia"/>
                 <w:b/>
                 <w:bCs/>
-                <w:sz w:val="20"/>
-              </w:rPr>
-              <w:t xml:space="preserve">中国四大盆地地理坐标</w:t>
+                <w:sz w:val="19"/>
+              </w:rPr>
+              <w:t>超市商品包装上的条码</w:t>
             </w:r>
           </w:p>
         </w:tc>
         <w:tc>
           <w:tcPr>
+            <w:tcW w:w="2436" w:type="dxa"/>
             <w:vAlign w:val="center"/>
           </w:tcPr>
           <w:p>
             <w:pPr>
               <w:pStyle w:val="Compact"/>
-              <w:spacing w:before="20" w:after="20" w:line="293" w:lineRule="auto"/>
-              <w:ind w:firstLine="0"/>
-              <w:jc w:val="left"/>
+              <w:spacing w:before="20" w:after="20"/>
             </w:pPr>
             <w:r>
               <w:rPr>
-                <w:rFonts w:ascii="宋体" w:hAnsi="宋体" w:eastAsia="宋体"/>
-                <w:sz w:val="20"/>
-              </w:rPr>
-              <w:t xml:space="preserve">③ </w:t>
-            </w:r>
-            <w:r>
-              <w:rPr>
-                <w:rFonts w:hint="eastAsia" w:ascii="宋体" w:hAnsi="宋体" w:eastAsia="宋体"/>
-                <w:sz w:val="20"/>
-              </w:rPr>
-              <w:t xml:space="preserve">纯数字规范编码</w:t>
+                <w:rFonts w:hAnsi="宋体"/>
+                <w:sz w:val="19"/>
+              </w:rPr>
+              <w:t xml:space="preserve">② </w:t>
+            </w:r>
+            <w:r>
+              <w:rPr>
+                <w:rFonts w:hAnsi="宋体" w:hint="eastAsia"/>
+                <w:sz w:val="19"/>
+              </w:rPr>
+              <w:t>经纬度位置编码</w:t>
             </w:r>
           </w:p>
         </w:tc>
         <w:tc>
           <w:tcPr>
+            <w:tcW w:w="3046" w:type="dxa"/>
             <w:vAlign w:val="center"/>
           </w:tcPr>
           <w:p>
             <w:pPr>
               <w:pStyle w:val="Compact"/>
-              <w:spacing w:before="20" w:after="20" w:line="293" w:lineRule="auto"/>
-              <w:ind w:firstLine="0"/>
+              <w:spacing w:before="20" w:after="20"/>
               <w:jc w:val="center"/>
             </w:pPr>
             <w:r>
               <w:rPr>
-                <w:rFonts w:ascii="宋体" w:hAnsi="宋体" w:eastAsia="宋体"/>
-                <w:sz w:val="20"/>
-              </w:rPr>
-              <w:t xml:space="preserve">C ➔ </w:t>
-            </w:r>
-            <w:r>
-              <w:rPr>
-                <w:rFonts w:hint="eastAsia" w:ascii="宋体" w:hAnsi="宋体" w:eastAsia="宋体"/>
-                <w:sz w:val="20"/>
-              </w:rPr>
-              <w:t xml:space="preserve">（</w:t>
-            </w:r>
-            <w:r>
-              <w:rPr>
-                <w:rFonts w:ascii="宋体" w:hAnsi="宋体" w:eastAsia="宋体"/>
-                <w:sz w:val="20"/>
+                <w:rFonts w:hAnsi="宋体"/>
+                <w:sz w:val="19"/>
+              </w:rPr>
+              <w:t xml:space="preserve">B ➔ </w:t>
+            </w:r>
+            <w:r>
+              <w:rPr>
+                <w:rFonts w:hAnsi="宋体" w:hint="eastAsia"/>
+                <w:sz w:val="19"/>
+              </w:rPr>
+              <w:t>（</w:t>
+            </w:r>
+            <w:r>
+              <w:rPr>
+                <w:rFonts w:hAnsi="宋体"/>
+                <w:sz w:val="19"/>
               </w:rPr>
               <w:t xml:space="preserve">   </w:t>
             </w:r>
             <w:r>
               <w:rPr>
-                <w:rFonts w:hint="eastAsia" w:ascii="宋体" w:hAnsi="宋体" w:eastAsia="宋体"/>
-                <w:sz w:val="20"/>
-              </w:rPr>
-              <w:t xml:space="preserve">）</w:t>
+                <w:rFonts w:hAnsi="宋体" w:hint="eastAsia"/>
+                <w:sz w:val="19"/>
+              </w:rPr>
+              <w:t>）</w:t>
             </w:r>
           </w:p>
         </w:tc>
       </w:tr>
       <w:tr>
+        <w:trPr>
+          <w:jc w:val="center"/>
+        </w:trPr>
         <w:tc>
           <w:tcPr>
+            <w:tcW w:w="2436" w:type="dxa"/>
             <w:vAlign w:val="center"/>
           </w:tcPr>
           <w:p>
             <w:pPr>
               <w:pStyle w:val="Compact"/>
-              <w:spacing w:before="20" w:after="20" w:line="293" w:lineRule="auto"/>
-              <w:ind w:firstLine="0"/>
-              <w:jc w:val="left"/>
+              <w:spacing w:before="20" w:after="20"/>
             </w:pPr>
             <w:r>
               <w:rPr>
-                <w:rFonts w:ascii="宋体" w:hAnsi="宋体" w:eastAsia="宋体"/>
+                <w:rFonts w:hAnsi="宋体"/>
                 <w:b/>
                 <w:bCs/>
-                <w:sz w:val="20"/>
-              </w:rPr>
-              <w:t xml:space="preserve">D. </w:t>
-            </w:r>
-            <w:r>
-              <w:rPr>
-                <w:rFonts w:hint="eastAsia" w:ascii="宋体" w:hAnsi="宋体" w:eastAsia="宋体"/>
+                <w:sz w:val="19"/>
+              </w:rPr>
+              <w:t xml:space="preserve">C. </w:t>
+            </w:r>
+            <w:r>
+              <w:rPr>
+                <w:rFonts w:hAnsi="宋体" w:hint="eastAsia"/>
                 <w:b/>
                 <w:bCs/>
-                <w:sz w:val="20"/>
-              </w:rPr>
-              <w:t xml:space="preserve">地铁车门编号</w:t>
-            </w:r>
-            <w:r>
-              <w:rPr>
-                <w:rFonts w:ascii="宋体" w:hAnsi="宋体" w:eastAsia="宋体"/>
-                <w:b/>
-                <w:bCs/>
-                <w:sz w:val="20"/>
-              </w:rPr>
-              <w:t xml:space="preserve"> 521 2B</w:t>
+                <w:sz w:val="19"/>
+              </w:rPr>
+              <w:t>中国四大盆地地理坐标</w:t>
             </w:r>
           </w:p>
         </w:tc>
         <w:tc>
           <w:tcPr>
+            <w:tcW w:w="2436" w:type="dxa"/>
             <w:vAlign w:val="center"/>
           </w:tcPr>
           <w:p>
             <w:pPr>
               <w:pStyle w:val="Compact"/>
-              <w:spacing w:before="20" w:after="20" w:line="293" w:lineRule="auto"/>
-              <w:ind w:firstLine="0"/>
-              <w:jc w:val="left"/>
+              <w:spacing w:before="20" w:after="20"/>
             </w:pPr>
             <w:r>
               <w:rPr>
-                <w:rFonts w:ascii="宋体" w:hAnsi="宋体" w:eastAsia="宋体"/>
-                <w:sz w:val="20"/>
-              </w:rPr>
-              <w:t xml:space="preserve">④ </w:t>
-            </w:r>
-            <w:r>
-              <w:rPr>
-                <w:rFonts w:hint="eastAsia" w:ascii="宋体" w:hAnsi="宋体" w:eastAsia="宋体"/>
-                <w:sz w:val="20"/>
-              </w:rPr>
-              <w:t xml:space="preserve">数字与字母混合编码</w:t>
+                <w:rFonts w:hAnsi="宋体"/>
+                <w:sz w:val="19"/>
+              </w:rPr>
+              <w:t xml:space="preserve">③ </w:t>
+            </w:r>
+            <w:r>
+              <w:rPr>
+                <w:rFonts w:hAnsi="宋体" w:hint="eastAsia"/>
+                <w:sz w:val="19"/>
+              </w:rPr>
+              <w:t>纯数字规范编码</w:t>
             </w:r>
           </w:p>
         </w:tc>
         <w:tc>
           <w:tcPr>
+            <w:tcW w:w="3046" w:type="dxa"/>
             <w:vAlign w:val="center"/>
           </w:tcPr>
           <w:p>
             <w:pPr>
               <w:pStyle w:val="Compact"/>
-              <w:spacing w:before="20" w:after="20" w:line="293" w:lineRule="auto"/>
-              <w:ind w:firstLine="0"/>
+              <w:spacing w:before="20" w:after="20"/>
               <w:jc w:val="center"/>
             </w:pPr>
             <w:r>
               <w:rPr>
-                <w:rFonts w:ascii="宋体" w:hAnsi="宋体" w:eastAsia="宋体"/>
-                <w:sz w:val="20"/>
+                <w:rFonts w:hAnsi="宋体"/>
+                <w:sz w:val="19"/>
+              </w:rPr>
+              <w:t xml:space="preserve">C ➔ </w:t>
+            </w:r>
+            <w:r>
+              <w:rPr>
+                <w:rFonts w:hAnsi="宋体" w:hint="eastAsia"/>
+                <w:sz w:val="19"/>
+              </w:rPr>
+              <w:t>（</w:t>
+            </w:r>
+            <w:r>
+              <w:rPr>
+                <w:rFonts w:hAnsi="宋体"/>
+                <w:sz w:val="19"/>
+              </w:rPr>
+              <w:t xml:space="preserve">   </w:t>
+            </w:r>
+            <w:r>
+              <w:rPr>
+                <w:rFonts w:hAnsi="宋体" w:hint="eastAsia"/>
+                <w:sz w:val="19"/>
+              </w:rPr>
+              <w:t>）</w:t>
+            </w:r>
+          </w:p>
+        </w:tc>
+      </w:tr>
+      <w:tr>
+        <w:trPr>
+          <w:jc w:val="center"/>
+        </w:trPr>
+        <w:tc>
+          <w:tcPr>
+            <w:tcW w:w="2436" w:type="dxa"/>
+            <w:vAlign w:val="center"/>
+          </w:tcPr>
+          <w:p>
+            <w:pPr>
+              <w:pStyle w:val="Compact"/>
+              <w:spacing w:before="20" w:after="20"/>
+            </w:pPr>
+            <w:r>
+              <w:rPr>
+                <w:rFonts w:hAnsi="宋体"/>
+                <w:b/>
+                <w:bCs/>
+                <w:sz w:val="19"/>
+              </w:rPr>
+              <w:t xml:space="preserve">D. </w:t>
+            </w:r>
+            <w:r>
+              <w:rPr>
+                <w:rFonts w:hAnsi="宋体" w:hint="eastAsia"/>
+                <w:b/>
+                <w:bCs/>
+                <w:sz w:val="19"/>
+              </w:rPr>
+              <w:t>地铁车门编号</w:t>
+            </w:r>
+            <w:r>
+              <w:rPr>
+                <w:rFonts w:hAnsi="宋体"/>
+                <w:b/>
+                <w:bCs/>
+                <w:sz w:val="19"/>
+              </w:rPr>
+              <w:t xml:space="preserve"> 521 2B</w:t>
+            </w:r>
+          </w:p>
+        </w:tc>
+        <w:tc>
+          <w:tcPr>
+            <w:tcW w:w="2436" w:type="dxa"/>
+            <w:vAlign w:val="center"/>
+          </w:tcPr>
+          <w:p>
+            <w:pPr>
+              <w:pStyle w:val="Compact"/>
+              <w:spacing w:before="20" w:after="20"/>
+            </w:pPr>
+            <w:r>
+              <w:rPr>
+                <w:rFonts w:hAnsi="宋体"/>
+                <w:sz w:val="19"/>
+              </w:rPr>
+              <w:t xml:space="preserve">④ </w:t>
+            </w:r>
+            <w:r>
+              <w:rPr>
+                <w:rFonts w:hAnsi="宋体" w:hint="eastAsia"/>
+                <w:sz w:val="19"/>
+              </w:rPr>
+              <w:t>数字与字母混合编码</w:t>
+            </w:r>
+          </w:p>
+        </w:tc>
+        <w:tc>
+          <w:tcPr>
+            <w:tcW w:w="3046" w:type="dxa"/>
+            <w:vAlign w:val="center"/>
+          </w:tcPr>
+          <w:p>
+            <w:pPr>
+              <w:pStyle w:val="Compact"/>
+              <w:spacing w:before="20" w:after="20"/>
+              <w:jc w:val="center"/>
+            </w:pPr>
+            <w:r>
+              <w:rPr>
+                <w:rFonts w:hAnsi="宋体"/>
+                <w:sz w:val="19"/>
               </w:rPr>
               <w:t xml:space="preserve">D ➔ </w:t>
             </w:r>
             <w:r>
               <w:rPr>
-                <w:rFonts w:hint="eastAsia" w:ascii="宋体" w:hAnsi="宋体" w:eastAsia="宋体"/>
-                <w:sz w:val="20"/>
-              </w:rPr>
-              <w:t xml:space="preserve">（</w:t>
-            </w:r>
-            <w:r>
-              <w:rPr>
-                <w:rFonts w:ascii="宋体" w:hAnsi="宋体" w:eastAsia="宋体"/>
-                <w:sz w:val="20"/>
+                <w:rFonts w:hAnsi="宋体" w:hint="eastAsia"/>
+                <w:sz w:val="19"/>
+              </w:rPr>
+              <w:t>（</w:t>
+            </w:r>
+            <w:r>
+              <w:rPr>
+                <w:rFonts w:hAnsi="宋体"/>
+                <w:sz w:val="19"/>
               </w:rPr>
               <w:t xml:space="preserve">   </w:t>
             </w:r>
             <w:r>
               <w:rPr>
-                <w:rFonts w:hint="eastAsia" w:ascii="宋体" w:hAnsi="宋体" w:eastAsia="宋体"/>
-                <w:sz w:val="20"/>
-              </w:rPr>
-              <w:t xml:space="preserve">）</w:t>
+                <w:rFonts w:hAnsi="宋体" w:hint="eastAsia"/>
+                <w:sz w:val="19"/>
+              </w:rPr>
+              <w:t>）</w:t>
             </w:r>
           </w:p>
         </w:tc>
       </w:tr>
     </w:tbl>
-    <w:bookmarkEnd w:id="10"/>
-    <w:bookmarkStart w:id="11" w:name="_dfdfdd33ad3dcb7c0ad0e60fc75cd477d56a73b"/>
     <w:p>
       <w:pPr>
         <w:pStyle w:val="3"/>
-        <w:spacing w:before="320" w:after="120" w:line="300" w:lineRule="auto"/>
-        <w:ind w:firstLine="0"/>
+        <w:spacing w:before="180" w:after="60" w:line="288" w:lineRule="auto"/>
         <w:jc w:val="left"/>
       </w:pPr>
-      <w:r>
-        <w:rPr>
-          <w:rFonts w:ascii="黑体" w:hAnsi="黑体" w:eastAsia="黑体"/>
+      <w:bookmarkStart w:id="3" w:name="_dfdfdd33ad3dcb7c0ad0e60fc75cd477d56a73b"/>
+      <w:bookmarkEnd w:id="2"/>
+      <w:r>
+        <w:rPr>
+          <w:rFonts w:ascii="黑体" w:eastAsia="黑体" w:hAnsi="黑体"/>
           <w:b/>
           <w:color w:val="1F3A60"/>
-          <w:sz w:val="25"/>
+          <w:sz w:val="23"/>
         </w:rPr>
         <w:t xml:space="preserve">⭐⭐⭐ </w:t>
       </w:r>
       <w:r>
         <w:rPr>
-          <w:rFonts w:hint="eastAsia" w:ascii="黑体" w:hAnsi="黑体" w:eastAsia="黑体"/>
+          <w:rFonts w:ascii="黑体" w:eastAsia="黑体" w:hAnsi="黑体" w:hint="eastAsia"/>
           <w:b/>
           <w:color w:val="1F3A60"/>
-          <w:sz w:val="25"/>
-        </w:rPr>
-        <w:t xml:space="preserve">第三关：破译小侦探</w:t>
-      </w:r>
-      <w:r>
-        <w:rPr>
-          <w:rFonts w:ascii="黑体" w:hAnsi="黑体" w:eastAsia="黑体"/>
+          <w:sz w:val="23"/>
+        </w:rPr>
+        <w:t>第三关：破译小侦探</w:t>
+      </w:r>
+      <w:r>
+        <w:rPr>
+          <w:rFonts w:ascii="黑体" w:eastAsia="黑体" w:hAnsi="黑体"/>
           <w:b/>
           <w:color w:val="1F3A60"/>
-          <w:sz w:val="25"/>
+          <w:sz w:val="23"/>
         </w:rPr>
         <w:t xml:space="preserve"> · </w:t>
       </w:r>
       <w:r>
         <w:rPr>
-          <w:rFonts w:hint="eastAsia" w:ascii="黑体" w:hAnsi="黑体" w:eastAsia="黑体"/>
+          <w:rFonts w:ascii="黑体" w:eastAsia="黑体" w:hAnsi="黑体" w:hint="eastAsia"/>
           <w:b/>
           <w:color w:val="1F3A60"/>
-          <w:sz w:val="25"/>
-        </w:rPr>
-        <w:t xml:space="preserve">地铁车门大体检</w:t>
+          <w:sz w:val="23"/>
+        </w:rPr>
+        <w:t>地铁车门大体检</w:t>
       </w:r>
     </w:p>
     <w:p>
       <w:pPr>
         <w:pStyle w:val="FirstParagraph"/>
-        <w:spacing w:before="60" w:after="120" w:line="331" w:lineRule="auto"/>
-        <w:ind w:left="0" w:firstLine="420"/>
-      </w:pPr>
-      <w:r>
-        <w:rPr>
-          <w:rFonts w:hint="eastAsia" w:ascii="宋体" w:hAnsi="宋体" w:eastAsia="宋体"/>
-          <w:sz w:val="21"/>
-        </w:rPr>
-        <w:t xml:space="preserve">为了方便检修，地铁车门都有编码。观察课本第42页图中的</w:t>
-      </w:r>
-      <w:r>
-        <w:rPr>
-          <w:rFonts w:ascii="宋体" w:hAnsi="宋体" w:eastAsia="宋体"/>
-          <w:sz w:val="21"/>
+        <w:spacing w:before="20" w:after="60" w:line="293" w:lineRule="auto"/>
+        <w:ind w:firstLine="420"/>
+      </w:pPr>
+      <w:r>
+        <w:rPr>
+          <w:rFonts w:ascii="宋体" w:hAnsi="宋体" w:hint="eastAsia"/>
+        </w:rPr>
+        <w:t>为了方便检修，地铁车门都有编码。观察课本第42页图中的</w:t>
+      </w:r>
+      <w:r>
+        <w:rPr>
+          <w:rFonts w:ascii="宋体" w:hAnsi="宋体"/>
         </w:rPr>
         <w:t xml:space="preserve"> </w:t>
       </w:r>
       <w:r>
         <w:rPr>
-          <w:rFonts w:ascii="宋体" w:hAnsi="宋体" w:eastAsia="宋体"/>
+          <w:rFonts w:ascii="宋体" w:hAnsi="宋体"/>
           <w:b/>
           <w:bCs/>
-          <w:sz w:val="21"/>
-        </w:rPr>
-        <w:t xml:space="preserve">521 2B</w:t>
-      </w:r>
-      <w:r>
-        <w:rPr>
-          <w:rFonts w:ascii="宋体" w:hAnsi="宋体" w:eastAsia="宋体"/>
-          <w:sz w:val="21"/>
+        </w:rPr>
+        <w:t>521 2B</w:t>
+      </w:r>
+      <w:r>
+        <w:rPr>
+          <w:rFonts w:ascii="宋体" w:hAnsi="宋体"/>
         </w:rPr>
         <w:t xml:space="preserve"> </w:t>
       </w:r>
       <w:r>
         <w:rPr>
-          <w:rFonts w:hint="eastAsia" w:ascii="宋体" w:hAnsi="宋体" w:eastAsia="宋体"/>
-          <w:sz w:val="21"/>
-        </w:rPr>
-        <w:t xml:space="preserve">车门，破译其具体含义：</w:t>
+          <w:rFonts w:ascii="宋体" w:hAnsi="宋体" w:hint="eastAsia"/>
+        </w:rPr>
+        <w:t>车门，破译其具体含义：</w:t>
       </w:r>
     </w:p>
     <w:p>
       <w:pPr>
         <w:pStyle w:val="Compact"/>
-        <w:spacing w:before="40" w:after="80" w:line="312" w:lineRule="auto"/>
-        <w:ind w:left="280" w:firstLine="0"/>
-      </w:pPr>
-      <w:r>
-        <w:rPr>
-          <w:rFonts w:ascii="宋体" w:hAnsi="宋体" w:eastAsia="宋体"/>
+        <w:spacing w:before="20" w:line="288" w:lineRule="auto"/>
+        <w:ind w:left="280"/>
+      </w:pPr>
+      <w:r>
+        <w:rPr>
+          <w:rFonts w:ascii="宋体" w:hAnsi="宋体"/>
           <w:b/>
           <w:bCs/>
-          <w:sz w:val="21"/>
-        </w:rPr>
-        <w:t xml:space="preserve">52</w:t>
-      </w:r>
-      <w:r>
-        <w:rPr>
-          <w:rFonts w:ascii="宋体" w:hAnsi="宋体" w:eastAsia="宋体"/>
-          <w:sz w:val="21"/>
+          <w:sz w:val="20"/>
+        </w:rPr>
+        <w:t>52</w:t>
+      </w:r>
+      <w:r>
+        <w:rPr>
+          <w:rFonts w:ascii="宋体" w:hAnsi="宋体"/>
+          <w:sz w:val="20"/>
         </w:rPr>
         <w:t xml:space="preserve"> </w:t>
       </w:r>
       <w:r>
         <w:rPr>
-          <w:rFonts w:hint="eastAsia" w:ascii="宋体" w:hAnsi="宋体" w:eastAsia="宋体"/>
-          <w:sz w:val="21"/>
-        </w:rPr>
-        <w:t xml:space="preserve">表示：第（</w:t>
-      </w:r>
-      <w:r>
-        <w:rPr>
-          <w:rFonts w:ascii="宋体" w:hAnsi="宋体" w:eastAsia="宋体"/>
-          <w:sz w:val="21"/>
+          <w:rFonts w:ascii="宋体" w:hAnsi="宋体" w:hint="eastAsia"/>
+          <w:sz w:val="20"/>
+        </w:rPr>
+        <w:t>表示：第（</w:t>
+      </w:r>
+      <w:r>
+        <w:rPr>
+          <w:rFonts w:ascii="宋体" w:hAnsi="宋体"/>
+          <w:sz w:val="20"/>
         </w:rPr>
         <w:t xml:space="preserve">      </w:t>
       </w:r>
       <w:r>
         <w:rPr>
-          <w:rFonts w:hint="eastAsia" w:ascii="宋体" w:hAnsi="宋体" w:eastAsia="宋体"/>
-          <w:sz w:val="21"/>
-        </w:rPr>
-        <w:t xml:space="preserve">）列车。</w:t>
+          <w:rFonts w:ascii="宋体" w:hAnsi="宋体" w:hint="eastAsia"/>
+          <w:sz w:val="20"/>
+        </w:rPr>
+        <w:t>）列车。</w:t>
       </w:r>
     </w:p>
     <w:p>
       <w:pPr>
         <w:pStyle w:val="Compact"/>
-        <w:spacing w:before="40" w:after="80" w:line="312" w:lineRule="auto"/>
-        <w:ind w:left="280" w:firstLine="0"/>
-      </w:pPr>
-      <w:r>
-        <w:rPr>
-          <w:rFonts w:ascii="宋体" w:hAnsi="宋体" w:eastAsia="宋体"/>
+        <w:spacing w:before="20" w:line="288" w:lineRule="auto"/>
+        <w:ind w:left="280"/>
+      </w:pPr>
+      <w:r>
+        <w:rPr>
+          <w:rFonts w:ascii="宋体" w:hAnsi="宋体"/>
           <w:b/>
           <w:bCs/>
-          <w:sz w:val="21"/>
-        </w:rPr>
-        <w:t xml:space="preserve">1</w:t>
-      </w:r>
-      <w:r>
-        <w:rPr>
-          <w:rFonts w:ascii="宋体" w:hAnsi="宋体" w:eastAsia="宋体"/>
-          <w:sz w:val="21"/>
+          <w:sz w:val="20"/>
+        </w:rPr>
+        <w:t>1</w:t>
+      </w:r>
+      <w:r>
+        <w:rPr>
+          <w:rFonts w:ascii="宋体" w:hAnsi="宋体"/>
+          <w:sz w:val="20"/>
         </w:rPr>
         <w:t xml:space="preserve"> </w:t>
       </w:r>
       <w:r>
         <w:rPr>
-          <w:rFonts w:hint="eastAsia" w:ascii="宋体" w:hAnsi="宋体" w:eastAsia="宋体"/>
-          <w:sz w:val="21"/>
-        </w:rPr>
-        <w:t xml:space="preserve">表示：（</w:t>
-      </w:r>
-      <w:r>
-        <w:rPr>
-          <w:rFonts w:ascii="宋体" w:hAnsi="宋体" w:eastAsia="宋体"/>
-          <w:sz w:val="21"/>
+          <w:rFonts w:ascii="宋体" w:hAnsi="宋体" w:hint="eastAsia"/>
+          <w:sz w:val="20"/>
+        </w:rPr>
+        <w:t>表示：（</w:t>
+      </w:r>
+      <w:r>
+        <w:rPr>
+          <w:rFonts w:ascii="宋体" w:hAnsi="宋体"/>
+          <w:sz w:val="20"/>
         </w:rPr>
         <w:t xml:space="preserve">      </w:t>
       </w:r>
       <w:r>
         <w:rPr>
-          <w:rFonts w:hint="eastAsia" w:ascii="宋体" w:hAnsi="宋体" w:eastAsia="宋体"/>
-          <w:sz w:val="21"/>
-        </w:rPr>
-        <w:t xml:space="preserve">）号车厢。</w:t>
+          <w:rFonts w:ascii="宋体" w:hAnsi="宋体" w:hint="eastAsia"/>
+          <w:sz w:val="20"/>
+        </w:rPr>
+        <w:t>）号车厢。</w:t>
       </w:r>
     </w:p>
     <w:p>
       <w:pPr>
         <w:pStyle w:val="Compact"/>
-        <w:spacing w:before="40" w:after="80" w:line="312" w:lineRule="auto"/>
-        <w:ind w:left="280" w:firstLine="0"/>
-      </w:pPr>
-      <w:r>
-        <w:rPr>
-          <w:rFonts w:ascii="宋体" w:hAnsi="宋体" w:eastAsia="宋体"/>
+        <w:spacing w:before="20" w:line="288" w:lineRule="auto"/>
+        <w:ind w:left="280"/>
+      </w:pPr>
+      <w:r>
+        <w:rPr>
+          <w:rFonts w:ascii="宋体" w:hAnsi="宋体"/>
           <w:b/>
           <w:bCs/>
-          <w:sz w:val="21"/>
-        </w:rPr>
-        <w:t xml:space="preserve">2</w:t>
-      </w:r>
-      <w:r>
-        <w:rPr>
-          <w:rFonts w:ascii="宋体" w:hAnsi="宋体" w:eastAsia="宋体"/>
-          <w:sz w:val="21"/>
+          <w:sz w:val="20"/>
+        </w:rPr>
+        <w:t>2</w:t>
+      </w:r>
+      <w:r>
+        <w:rPr>
+          <w:rFonts w:ascii="宋体" w:hAnsi="宋体"/>
+          <w:sz w:val="20"/>
         </w:rPr>
         <w:t xml:space="preserve"> </w:t>
       </w:r>
       <w:r>
         <w:rPr>
-          <w:rFonts w:hint="eastAsia" w:ascii="宋体" w:hAnsi="宋体" w:eastAsia="宋体"/>
-          <w:sz w:val="21"/>
-        </w:rPr>
-        <w:t xml:space="preserve">表示：车门位置序号为（</w:t>
-      </w:r>
-      <w:r>
-        <w:rPr>
-          <w:rFonts w:ascii="宋体" w:hAnsi="宋体" w:eastAsia="宋体"/>
-          <w:sz w:val="21"/>
+          <w:rFonts w:ascii="宋体" w:hAnsi="宋体" w:hint="eastAsia"/>
+          <w:sz w:val="20"/>
+        </w:rPr>
+        <w:t>表示：车门位置序号为（</w:t>
+      </w:r>
+      <w:r>
+        <w:rPr>
+          <w:rFonts w:ascii="宋体" w:hAnsi="宋体"/>
+          <w:sz w:val="20"/>
         </w:rPr>
         <w:t xml:space="preserve">      </w:t>
       </w:r>
       <w:r>
         <w:rPr>
-          <w:rFonts w:hint="eastAsia" w:ascii="宋体" w:hAnsi="宋体" w:eastAsia="宋体"/>
-          <w:sz w:val="21"/>
-        </w:rPr>
-        <w:t xml:space="preserve">）号门。</w:t>
+          <w:rFonts w:ascii="宋体" w:hAnsi="宋体" w:hint="eastAsia"/>
+          <w:sz w:val="20"/>
+        </w:rPr>
+        <w:t>）号门。</w:t>
       </w:r>
     </w:p>
     <w:p>
       <w:pPr>
         <w:pStyle w:val="Compact"/>
-        <w:spacing w:before="40" w:after="80" w:line="312" w:lineRule="auto"/>
-        <w:ind w:left="280" w:firstLine="0"/>
-      </w:pPr>
-      <w:r>
-        <w:rPr>
-          <w:rFonts w:ascii="宋体" w:hAnsi="宋体" w:eastAsia="宋体"/>
+        <w:spacing w:before="20" w:line="288" w:lineRule="auto"/>
+        <w:ind w:left="280"/>
+      </w:pPr>
+      <w:r>
+        <w:rPr>
+          <w:rFonts w:ascii="宋体" w:hAnsi="宋体"/>
           <w:b/>
           <w:bCs/>
-          <w:sz w:val="21"/>
-        </w:rPr>
-        <w:t xml:space="preserve">B</w:t>
-      </w:r>
-      <w:r>
-        <w:rPr>
-          <w:rFonts w:ascii="宋体" w:hAnsi="宋体" w:eastAsia="宋体"/>
-          <w:sz w:val="21"/>
+          <w:sz w:val="20"/>
+        </w:rPr>
+        <w:t>B</w:t>
+      </w:r>
+      <w:r>
+        <w:rPr>
+          <w:rFonts w:ascii="宋体" w:hAnsi="宋体"/>
+          <w:sz w:val="20"/>
         </w:rPr>
         <w:t xml:space="preserve"> </w:t>
       </w:r>
       <w:r>
         <w:rPr>
-          <w:rFonts w:hint="eastAsia" w:ascii="宋体" w:hAnsi="宋体" w:eastAsia="宋体"/>
-          <w:sz w:val="21"/>
-        </w:rPr>
-        <w:t xml:space="preserve">表示：（</w:t>
-      </w:r>
-      <w:r>
-        <w:rPr>
-          <w:rFonts w:ascii="宋体" w:hAnsi="宋体" w:eastAsia="宋体"/>
-          <w:sz w:val="21"/>
+          <w:rFonts w:ascii="宋体" w:hAnsi="宋体" w:hint="eastAsia"/>
+          <w:sz w:val="20"/>
+        </w:rPr>
+        <w:t>表示：（</w:t>
+      </w:r>
+      <w:r>
+        <w:rPr>
+          <w:rFonts w:ascii="宋体" w:hAnsi="宋体"/>
+          <w:sz w:val="20"/>
         </w:rPr>
         <w:t xml:space="preserve">      </w:t>
       </w:r>
       <w:r>
         <w:rPr>
-          <w:rFonts w:hint="eastAsia" w:ascii="宋体" w:hAnsi="宋体" w:eastAsia="宋体"/>
-          <w:sz w:val="21"/>
-        </w:rPr>
-        <w:t xml:space="preserve">）门扇（填“左”或“右”；A代表左门扇）。</w:t>
+          <w:rFonts w:ascii="宋体" w:hAnsi="宋体" w:hint="eastAsia"/>
+          <w:sz w:val="20"/>
+        </w:rPr>
+        <w:t>）门扇（填“左”或“右”；A代表左门扇）。</w:t>
       </w:r>
     </w:p>
-    <w:bookmarkEnd w:id="11"/>
-    <w:bookmarkStart w:id="12" w:name="_机房好习惯与星级自评"/>
     <w:p>
       <w:pPr>
         <w:pStyle w:val="3"/>
-        <w:spacing w:before="320" w:after="120" w:line="300" w:lineRule="auto"/>
-        <w:ind w:firstLine="0"/>
+        <w:spacing w:before="180" w:after="60" w:line="288" w:lineRule="auto"/>
         <w:jc w:val="left"/>
       </w:pPr>
-      <w:r>
-        <w:rPr>
-          <w:rFonts w:ascii="黑体" w:hAnsi="黑体" w:eastAsia="黑体"/>
+      <w:bookmarkStart w:id="4" w:name="_机房好习惯与星级自评"/>
+      <w:bookmarkEnd w:id="3"/>
+      <w:r>
+        <w:rPr>
+          <w:rFonts w:ascii="黑体" w:eastAsia="黑体" w:hAnsi="黑体"/>
           <w:b/>
           <w:color w:val="1F3A60"/>
-          <w:sz w:val="25"/>
+          <w:sz w:val="23"/>
         </w:rPr>
         <w:t xml:space="preserve">🏆 </w:t>
       </w:r>
       <w:r>
         <w:rPr>
-          <w:rFonts w:hint="eastAsia" w:ascii="黑体" w:hAnsi="黑体" w:eastAsia="黑体"/>
+          <w:rFonts w:ascii="黑体" w:eastAsia="黑体" w:hAnsi="黑体" w:hint="eastAsia"/>
           <w:b/>
           <w:color w:val="1F3A60"/>
-          <w:sz w:val="25"/>
-        </w:rPr>
-        <w:t xml:space="preserve">机房好习惯与星级自评</w:t>
+          <w:sz w:val="23"/>
+        </w:rPr>
+        <w:t>机房好习惯与星级自评</w:t>
       </w:r>
     </w:p>
     <w:p>
       <w:pPr>
         <w:pStyle w:val="Compact"/>
-        <w:spacing w:before="40" w:after="80" w:line="312" w:lineRule="auto"/>
-        <w:ind w:left="280" w:firstLine="0"/>
-      </w:pPr>
-      <w:r>
-        <w:rPr>
-          <w:rFonts w:ascii="宋体" w:hAnsi="宋体" w:eastAsia="宋体"/>
-          <w:sz w:val="21"/>
-        </w:rPr>
-        <w:t>□</w:t>
-      </w:r>
-      <w:r>
-        <w:rPr>
-          <w:rFonts w:ascii="宋体" w:hAnsi="宋体" w:eastAsia="宋体"/>
-          <w:sz w:val="21"/>
-        </w:rPr>
-        <w:t xml:space="preserve"> </w:t>
-      </w:r>
-      <w:r>
-        <w:rPr>
-          <w:rFonts w:hint="eastAsia" w:ascii="宋体" w:hAnsi="宋体" w:eastAsia="宋体"/>
+        <w:spacing w:before="20" w:line="288" w:lineRule="auto"/>
+        <w:ind w:left="280"/>
+      </w:pPr>
+      <w:r>
+        <w:rPr>
+          <w:rFonts w:ascii="宋体" w:hAnsi="宋体"/>
+          <w:sz w:val="20"/>
+        </w:rPr>
+        <w:t xml:space="preserve">□ </w:t>
+      </w:r>
+      <w:r>
+        <w:rPr>
+          <w:rFonts w:ascii="宋体" w:hAnsi="宋体" w:hint="eastAsia"/>
           <w:b/>
           <w:bCs/>
-          <w:sz w:val="21"/>
-        </w:rPr>
-        <w:t xml:space="preserve">文明上机</w:t>
-      </w:r>
-      <w:r>
-        <w:rPr>
-          <w:rFonts w:hint="eastAsia" w:ascii="宋体" w:hAnsi="宋体" w:eastAsia="宋体"/>
-          <w:sz w:val="21"/>
-        </w:rPr>
-        <w:t xml:space="preserve">：下课前正确关闭网页和软件，按规程正常关机。</w:t>
+          <w:sz w:val="20"/>
+        </w:rPr>
+        <w:t>文明上机</w:t>
+      </w:r>
+      <w:r>
+        <w:rPr>
+          <w:rFonts w:ascii="宋体" w:hAnsi="宋体" w:hint="eastAsia"/>
+          <w:sz w:val="20"/>
+        </w:rPr>
+        <w:t>：下课前正确关闭网页和软件，按规程正常关机。</w:t>
       </w:r>
     </w:p>
     <w:p>
       <w:pPr>
         <w:pStyle w:val="Compact"/>
-        <w:spacing w:before="40" w:after="80" w:line="312" w:lineRule="auto"/>
-        <w:ind w:left="280" w:firstLine="0"/>
-      </w:pPr>
-      <w:r>
-        <w:rPr>
-          <w:rFonts w:ascii="宋体" w:hAnsi="宋体" w:eastAsia="宋体"/>
-          <w:sz w:val="21"/>
-        </w:rPr>
-        <w:t>□</w:t>
-      </w:r>
-      <w:r>
-        <w:rPr>
-          <w:rFonts w:ascii="宋体" w:hAnsi="宋体" w:eastAsia="宋体"/>
-          <w:sz w:val="21"/>
-        </w:rPr>
-        <w:t xml:space="preserve"> </w:t>
-      </w:r>
-      <w:r>
-        <w:rPr>
-          <w:rFonts w:hint="eastAsia" w:ascii="宋体" w:hAnsi="宋体" w:eastAsia="宋体"/>
+        <w:spacing w:before="20" w:line="288" w:lineRule="auto"/>
+        <w:ind w:left="280"/>
+      </w:pPr>
+      <w:r>
+        <w:rPr>
+          <w:rFonts w:ascii="宋体" w:hAnsi="宋体"/>
+          <w:sz w:val="20"/>
+        </w:rPr>
+        <w:t xml:space="preserve">□ </w:t>
+      </w:r>
+      <w:r>
+        <w:rPr>
+          <w:rFonts w:ascii="宋体" w:hAnsi="宋体" w:hint="eastAsia"/>
           <w:b/>
           <w:bCs/>
-          <w:sz w:val="21"/>
-        </w:rPr>
-        <w:t xml:space="preserve">工位整洁</w:t>
-      </w:r>
-      <w:r>
-        <w:rPr>
-          <w:rFonts w:hint="eastAsia" w:ascii="宋体" w:hAnsi="宋体" w:eastAsia="宋体"/>
-          <w:sz w:val="21"/>
-        </w:rPr>
-        <w:t xml:space="preserve">：键盘轻推入槽，鼠标归位摆正，椅子推入课桌下。</w:t>
+          <w:sz w:val="20"/>
+        </w:rPr>
+        <w:t>工位整洁</w:t>
+      </w:r>
+      <w:r>
+        <w:rPr>
+          <w:rFonts w:ascii="宋体" w:hAnsi="宋体" w:hint="eastAsia"/>
+          <w:sz w:val="20"/>
+        </w:rPr>
+        <w:t>：键盘轻推入槽，鼠标归位摆正，椅子推入课桌下。</w:t>
       </w:r>
     </w:p>
     <w:p>
       <w:pPr>
         <w:pStyle w:val="Compact"/>
-        <w:spacing w:before="160" w:after="120" w:line="312" w:lineRule="auto"/>
-        <w:ind w:left="0" w:firstLine="0"/>
-      </w:pPr>
-      <w:r>
-        <w:rPr>
-          <w:rFonts w:hint="eastAsia" w:ascii="宋体" w:hAnsi="宋体" w:eastAsia="宋体"/>
+        <w:spacing w:before="120"/>
+      </w:pPr>
+      <w:r>
+        <w:rPr>
+          <w:rFonts w:ascii="宋体" w:hAnsi="宋体" w:hint="eastAsia"/>
           <w:b/>
           <w:bCs/>
-          <w:sz w:val="21"/>
-        </w:rPr>
-        <w:t xml:space="preserve">今日挑战自评</w:t>
-      </w:r>
-      <w:r>
-        <w:rPr>
-          <w:rFonts w:hint="eastAsia" w:ascii="宋体" w:hAnsi="宋体" w:eastAsia="宋体"/>
-          <w:sz w:val="21"/>
+          <w:sz w:val="20"/>
+        </w:rPr>
+        <w:t>今日挑战自评</w:t>
+      </w:r>
+      <w:r>
+        <w:rPr>
+          <w:rFonts w:ascii="宋体" w:hAnsi="宋体" w:hint="eastAsia"/>
+          <w:sz w:val="20"/>
         </w:rPr>
         <w:t>：□</w:t>
       </w:r>
       <w:r>
         <w:rPr>
-          <w:rFonts w:ascii="宋体" w:hAnsi="宋体" w:eastAsia="宋体"/>
-          <w:sz w:val="21"/>
+          <w:rFonts w:ascii="宋体" w:hAnsi="宋体"/>
+          <w:sz w:val="20"/>
         </w:rPr>
         <w:t xml:space="preserve"> ⭐ </w:t>
       </w:r>
       <w:r>
         <w:rPr>
-          <w:rFonts w:hint="eastAsia" w:ascii="宋体" w:hAnsi="宋体" w:eastAsia="宋体"/>
-          <w:sz w:val="21"/>
-        </w:rPr>
-        <w:t xml:space="preserve">基础通关</w:t>
-      </w:r>
-      <w:r>
-        <w:rPr>
-          <w:rFonts w:ascii="宋体" w:hAnsi="宋体" w:eastAsia="宋体"/>
-          <w:sz w:val="21"/>
+          <w:rFonts w:ascii="宋体" w:hAnsi="宋体" w:hint="eastAsia"/>
+          <w:sz w:val="20"/>
+        </w:rPr>
+        <w:t>基础通关</w:t>
+      </w:r>
+      <w:r>
+        <w:rPr>
+          <w:rFonts w:ascii="宋体" w:hAnsi="宋体"/>
+          <w:sz w:val="20"/>
         </w:rPr>
         <w:t xml:space="preserve">      □ ⭐⭐ </w:t>
       </w:r>
       <w:r>
         <w:rPr>
-          <w:rFonts w:hint="eastAsia" w:ascii="宋体" w:hAnsi="宋体" w:eastAsia="宋体"/>
-          <w:sz w:val="21"/>
-        </w:rPr>
-        <w:t xml:space="preserve">熟练标兵</w:t>
-      </w:r>
-      <w:r>
-        <w:rPr>
-          <w:rFonts w:ascii="宋体" w:hAnsi="宋体" w:eastAsia="宋体"/>
-          <w:sz w:val="21"/>
+          <w:rFonts w:ascii="宋体" w:hAnsi="宋体" w:hint="eastAsia"/>
+          <w:sz w:val="20"/>
+        </w:rPr>
+        <w:t>熟练标兵</w:t>
+      </w:r>
+      <w:r>
+        <w:rPr>
+          <w:rFonts w:ascii="宋体" w:hAnsi="宋体"/>
+          <w:sz w:val="20"/>
         </w:rPr>
         <w:t xml:space="preserve">      □ ⭐⭐⭐ </w:t>
       </w:r>
       <w:r>
         <w:rPr>
-          <w:rFonts w:hint="eastAsia" w:ascii="宋体" w:hAnsi="宋体" w:eastAsia="宋体"/>
-          <w:sz w:val="21"/>
-        </w:rPr>
-        <w:t xml:space="preserve">破译小达人</w:t>
-      </w:r>
+          <w:rFonts w:ascii="宋体" w:hAnsi="宋体" w:hint="eastAsia"/>
+          <w:sz w:val="20"/>
+        </w:rPr>
+        <w:t>破译小达人</w:t>
+      </w:r>
+      <w:bookmarkEnd w:id="0"/>
+      <w:bookmarkEnd w:id="4"/>
     </w:p>
-    <w:bookmarkEnd w:id="12"/>
-    <w:bookmarkEnd w:id="13"/>
     <w:sectPr>
       <w:footnotePr>
         <w:numRestart w:val="eachSect"/>
       </w:footnotePr>
-      <w:pgSz w:h="16834" w:w="11909"/>
-      <w:pgMar w:bottom="1138" w:footer="720" w:gutter="0" w:header="720" w:left="1138" w:right="1138" w:top="1138"/>
+      <w:pgSz w:w="11909" w:h="16834"/>
+      <w:pgMar w:top="792" w:right="965" w:bottom="792" w:left="965" w:header="720" w:footer="720" w:gutter="0"/>
       <w:cols w:space="720"/>
     </w:sectPr>
   </w:body>
 </w:document>
 </file>
 
-<file path=word/comments.xml><?xml version="1.0" encoding="utf-8"?>
-<w:comments xmlns:w="http://schemas.openxmlformats.org/wordprocessingml/2006/main" xmlns:m="http://schemas.openxmlformats.org/officeDocument/2006/math" xmlns:r="http://schemas.openxmlformats.org/officeDocument/2006/relationships" xmlns:o="urn:schemas-microsoft-com:office:office" xmlns:v="urn:schemas-microsoft-com:vml" xmlns:w10="urn:schemas-microsoft-com:office:word" xmlns:a="http://schemas.openxmlformats.org/drawingml/2006/main" xmlns:pic="http://schemas.openxmlformats.org/drawingml/2006/picture" xmlns:wp="http://schemas.openxmlformats.org/drawingml/2006/wordprocessingDrawing"/>
+<file path=word/endnotes.xml><?xml version="1.0" encoding="utf-8"?>
+<w:endnotes xmlns:wpc="http://schemas.microsoft.com/office/word/2010/wordprocessingCanvas" xmlns:cx="http://schemas.microsoft.com/office/drawing/2014/chartex" xmlns:cx1="http://schemas.microsoft.com/office/drawing/2015/9/8/chartex" xmlns:cx2="http://schemas.microsoft.com/office/drawing/2015/10/21/chartex" xmlns:cx3="http://schemas.microsoft.com/office/drawing/2016/5/9/chartex" xmlns:cx4="http://schemas.microsoft.com/office/drawing/2016/5/10/chartex" xmlns:cx5="http://schemas.microsoft.com/office/drawing/2016/5/11/chartex" xmlns:cx6="http://schemas.microsoft.com/office/drawing/2016/5/12/chartex" xmlns:cx7="http://schemas.microsoft.com/office/drawing/2016/5/13/chartex" xmlns:cx8="http://schemas.microsoft.com/office/drawing/2016/5/14/chartex" xmlns:mc="http://schemas.openxmlformats.org/markup-compatibility/2006" xmlns:aink="http://schemas.microsoft.com/office/drawing/2016/ink" xmlns:am3d="http://schemas.microsoft.com/office/drawing/2017/model3d" xmlns:o="urn:schemas-microsoft-com:office:office" xmlns:oel="http://schemas.microsoft.com/office/2019/extlst" xmlns:r="http://schemas.openxmlformats.org/officeDocument/2006/relationships" xmlns:m="http://schemas.openxmlformats.org/officeDocument/2006/math" xmlns:v="urn:schemas-microsoft-com:vml" xmlns:wp14="http://schemas.microsoft.com/office/word/2010/wordprocessingDrawing" xmlns:wp="http://schemas.openxmlformats.org/drawingml/2006/wordprocessingDrawing" xmlns:w10="urn:schemas-microsoft-com:office:word" xmlns:w="http://schemas.openxmlformats.org/wordprocessingml/2006/main" xmlns:w14="http://schemas.microsoft.com/office/word/2010/wordml" xmlns:w15="http://schemas.microsoft.com/office/word/2012/wordml" xmlns:w16cex="http://schemas.microsoft.com/office/word/2018/wordml/cex" xmlns:w16cid="http://schemas.microsoft.com/office/word/2016/wordml/cid" xmlns:w16="http://schemas.microsoft.com/office/word/2018/wordml" xmlns:w16du="http://schemas.microsoft.com/office/word/2023/wordml/word16du" xmlns:w16sdtdh="http://schemas.microsoft.com/office/word/2020/wordml/sdtdatahash" xmlns:w16sdtfl="http://schemas.microsoft.com/office/word/2024/wordml/sdtformatlock" xmlns:w16se="http://schemas.microsoft.com/office/word/2015/wordml/symex" xmlns:wpg="http://schemas.microsoft.com/office/word/2010/wordprocessingGroup" xmlns:wpi="http://schemas.microsoft.com/office/word/2010/wordprocessingInk" xmlns:wne="http://schemas.microsoft.com/office/word/2006/wordml" xmlns:wps="http://schemas.microsoft.com/office/word/2010/wordprocessingShape" mc:Ignorable="w14 w15 w16se w16cid w16 w16cex w16sdtdh w16sdtfl w16du wp14">
+  <w:endnote w:type="separator" w:id="-1">
+    <w:p>
+      <w:pPr>
+        <w:spacing w:after="0" w:line="240" w:lineRule="auto"/>
+      </w:pPr>
+      <w:r>
+        <w:separator/>
+      </w:r>
+    </w:p>
+  </w:endnote>
+  <w:endnote w:type="continuationSeparator" w:id="0">
+    <w:p>
+      <w:pPr>
+        <w:spacing w:after="0" w:line="240" w:lineRule="auto"/>
+      </w:pPr>
+      <w:r>
+        <w:continuationSeparator/>
+      </w:r>
+    </w:p>
+  </w:endnote>
+</w:endnotes>
 </file>
 
 <file path=word/footnotes.xml><?xml version="1.0" encoding="utf-8"?>
-<w:footnotes xmlns:w="http://schemas.openxmlformats.org/wordprocessingml/2006/main" xmlns:m="http://schemas.openxmlformats.org/officeDocument/2006/math" xmlns:r="http://schemas.openxmlformats.org/officeDocument/2006/relationships" xmlns:o="urn:schemas-microsoft-com:office:office" xmlns:v="urn:schemas-microsoft-com:vml" xmlns:w10="urn:schemas-microsoft-com:office:word" xmlns:a="http://schemas.openxmlformats.org/drawingml/2006/main" xmlns:pic="http://schemas.openxmlformats.org/drawingml/2006/picture" xmlns:wp="http://schemas.openxmlformats.org/drawingml/2006/wordprocessingDrawing">
+<w:footnotes xmlns:wpc="http://schemas.microsoft.com/office/word/2010/wordprocessingCanvas" xmlns:cx="http://schemas.microsoft.com/office/drawing/2014/chartex" xmlns:cx1="http://schemas.microsoft.com/office/drawing/2015/9/8/chartex" xmlns:cx2="http://schemas.microsoft.com/office/drawing/2015/10/21/chartex" xmlns:cx3="http://schemas.microsoft.com/office/drawing/2016/5/9/chartex" xmlns:cx4="http://schemas.microsoft.com/office/drawing/2016/5/10/chartex" xmlns:cx5="http://schemas.microsoft.com/office/drawing/2016/5/11/chartex" xmlns:cx6="http://schemas.microsoft.com/office/drawing/2016/5/12/chartex" xmlns:cx7="http://schemas.microsoft.com/office/drawing/2016/5/13/chartex" xmlns:cx8="http://schemas.microsoft.com/office/drawing/2016/5/14/chartex" xmlns:mc="http://schemas.openxmlformats.org/markup-compatibility/2006" xmlns:aink="http://schemas.microsoft.com/office/drawing/2016/ink" xmlns:am3d="http://schemas.microsoft.com/office/drawing/2017/model3d" xmlns:o="urn:schemas-microsoft-com:office:office" xmlns:oel="http://schemas.microsoft.com/office/2019/extlst" xmlns:r="http://schemas.openxmlformats.org/officeDocument/2006/relationships" xmlns:m="http://schemas.openxmlformats.org/officeDocument/2006/math" xmlns:v="urn:schemas-microsoft-com:vml" xmlns:wp14="http://schemas.microsoft.com/office/word/2010/wordprocessingDrawing" xmlns:wp="http://schemas.openxmlformats.org/drawingml/2006/wordprocessingDrawing" xmlns:w10="urn:schemas-microsoft-com:office:word" xmlns:w="http://schemas.openxmlformats.org/wordprocessingml/2006/main" xmlns:w14="http://schemas.microsoft.com/office/word/2010/wordml" xmlns:w15="http://schemas.microsoft.com/office/word/2012/wordml" xmlns:w16cex="http://schemas.microsoft.com/office/word/2018/wordml/cex" xmlns:w16cid="http://schemas.microsoft.com/office/word/2016/wordml/cid" xmlns:w16="http://schemas.microsoft.com/office/word/2018/wordml" xmlns:w16du="http://schemas.microsoft.com/office/word/2023/wordml/word16du" xmlns:w16sdtdh="http://schemas.microsoft.com/office/word/2020/wordml/sdtdatahash" xmlns:w16sdtfl="http://schemas.microsoft.com/office/word/2024/wordml/sdtformatlock" xmlns:w16se="http://schemas.microsoft.com/office/word/2015/wordml/symex" xmlns:wpg="http://schemas.microsoft.com/office/word/2010/wordprocessingGroup" xmlns:wpi="http://schemas.microsoft.com/office/word/2010/wordprocessingInk" xmlns:wne="http://schemas.microsoft.com/office/word/2006/wordml" xmlns:wps="http://schemas.microsoft.com/office/word/2010/wordprocessingShape" mc:Ignorable="w14 w15 w16se w16cid w16 w16cex w16sdtdh w16sdtfl w16du wp14">
+  <w:footnote w:type="separator" w:id="-1">
+    <w:p>
+      <w:pPr>
+        <w:spacing w:after="0" w:line="240" w:lineRule="auto"/>
+      </w:pPr>
+      <w:r>
+        <w:separator/>
+      </w:r>
+    </w:p>
+  </w:footnote>
   <w:footnote w:type="continuationSeparator" w:id="0">
     <w:p>
+      <w:pPr>
+        <w:spacing w:after="0" w:line="240" w:lineRule="auto"/>
+      </w:pPr>
       <w:r>
         <w:continuationSeparator/>
-      </w:r>
-    </w:p>
-  </w:footnote>
-  <w:footnote w:type="separator" w:id="-1">
-    <w:p>
-      <w:r>
-        <w:separator/>
       </w:r>
     </w:p>
   </w:footnote>
@@ -1483,8 +1405,275 @@
 </file>
 
 <file path=word/numbering.xml><?xml version="1.0" encoding="utf-8"?>
-<w:numbering xmlns:aink="http://schemas.microsoft.com/office/drawing/2016/ink" xmlns:am3d="http://schemas.microsoft.com/office/drawing/2017/model3d" xmlns:cx="http://schemas.microsoft.com/office/drawing/2014/chartex" xmlns:cx1="http://schemas.microsoft.com/office/drawing/2015/9/8/chartex" xmlns:cx2="http://schemas.microsoft.com/office/drawing/2015/10/21/chartex" xmlns:cx3="http://schemas.microsoft.com/office/drawing/2016/5/9/chartex" xmlns:cx4="http://schemas.microsoft.com/office/drawing/2016/5/10/chartex" xmlns:cx5="http://schemas.microsoft.com/office/drawing/2016/5/11/chartex" xmlns:cx6="http://schemas.microsoft.com/office/drawing/2016/5/12/chartex" xmlns:cx7="http://schemas.microsoft.com/office/drawing/2016/5/13/chartex" xmlns:cx8="http://schemas.microsoft.com/office/drawing/2016/5/14/chartex" xmlns:m="http://schemas.openxmlformats.org/officeDocument/2006/math" xmlns:mc="http://schemas.openxmlformats.org/markup-compatibility/2006" xmlns:o="urn:schemas-microsoft-com:office:office" xmlns:oel="http://schemas.microsoft.com/office/2019/extlst" xmlns:r="http://schemas.openxmlformats.org/officeDocument/2006/relationships" xmlns:v="urn:schemas-microsoft-com:vml" xmlns:w="http://schemas.openxmlformats.org/wordprocessingml/2006/main" xmlns:w10="urn:schemas-microsoft-com:office:word" xmlns:w14="http://schemas.microsoft.com/office/word/2010/wordml" xmlns:w15="http://schemas.microsoft.com/office/word/2012/wordml" xmlns:w16="http://schemas.microsoft.com/office/word/2018/wordml" xmlns:w16cex="http://schemas.microsoft.com/office/word/2018/wordml/cex" xmlns:w16cid="http://schemas.microsoft.com/office/word/2016/wordml/cid" xmlns:w16du="http://schemas.microsoft.com/office/word/2023/wordml/word16du" xmlns:w16sdtdh="http://schemas.microsoft.com/office/word/2020/wordml/sdtdatahash" xmlns:w16sdtfl="http://schemas.microsoft.com/office/word/2024/wordml/sdtformatlock" xmlns:w16se="http://schemas.microsoft.com/office/word/2015/wordml/symex" xmlns:wne="http://schemas.microsoft.com/office/word/2006/wordml" xmlns:wp="http://schemas.openxmlformats.org/drawingml/2006/wordprocessingDrawing" xmlns:wp14="http://schemas.microsoft.com/office/word/2010/wordprocessingDrawing" xmlns:wpc="http://schemas.microsoft.com/office/word/2010/wordprocessingCanvas" xmlns:wpg="http://schemas.microsoft.com/office/word/2010/wordprocessingGroup" xmlns:wpi="http://schemas.microsoft.com/office/word/2010/wordprocessingInk" xmlns:wps="http://schemas.microsoft.com/office/word/2010/wordprocessingShape" mc:Ignorable="w14 w15 w16se w16cid w16 w16cex w16sdtdh w16sdtfl w16du wp14">
-  <w:abstractNum w15:restartNumberingAfterBreak="0" w:abstractNumId="0">
+<w:numbering xmlns:wpc="http://schemas.microsoft.com/office/word/2010/wordprocessingCanvas" xmlns:cx="http://schemas.microsoft.com/office/drawing/2014/chartex" xmlns:cx1="http://schemas.microsoft.com/office/drawing/2015/9/8/chartex" xmlns:cx2="http://schemas.microsoft.com/office/drawing/2015/10/21/chartex" xmlns:cx3="http://schemas.microsoft.com/office/drawing/2016/5/9/chartex" xmlns:cx4="http://schemas.microsoft.com/office/drawing/2016/5/10/chartex" xmlns:cx5="http://schemas.microsoft.com/office/drawing/2016/5/11/chartex" xmlns:cx6="http://schemas.microsoft.com/office/drawing/2016/5/12/chartex" xmlns:cx7="http://schemas.microsoft.com/office/drawing/2016/5/13/chartex" xmlns:cx8="http://schemas.microsoft.com/office/drawing/2016/5/14/chartex" xmlns:mc="http://schemas.openxmlformats.org/markup-compatibility/2006" xmlns:aink="http://schemas.microsoft.com/office/drawing/2016/ink" xmlns:am3d="http://schemas.microsoft.com/office/drawing/2017/model3d" xmlns:o="urn:schemas-microsoft-com:office:office" xmlns:oel="http://schemas.microsoft.com/office/2019/extlst" xmlns:r="http://schemas.openxmlformats.org/officeDocument/2006/relationships" xmlns:m="http://schemas.openxmlformats.org/officeDocument/2006/math" xmlns:v="urn:schemas-microsoft-com:vml" xmlns:wp14="http://schemas.microsoft.com/office/word/2010/wordprocessingDrawing" xmlns:wp="http://schemas.openxmlformats.org/drawingml/2006/wordprocessingDrawing" xmlns:w10="urn:schemas-microsoft-com:office:word" xmlns:w="http://schemas.openxmlformats.org/wordprocessingml/2006/main" xmlns:w14="http://schemas.microsoft.com/office/word/2010/wordml" xmlns:w15="http://schemas.microsoft.com/office/word/2012/wordml" xmlns:w16cex="http://schemas.microsoft.com/office/word/2018/wordml/cex" xmlns:w16cid="http://schemas.microsoft.com/office/word/2016/wordml/cid" xmlns:w16="http://schemas.microsoft.com/office/word/2018/wordml" xmlns:w16du="http://schemas.microsoft.com/office/word/2023/wordml/word16du" xmlns:w16sdtdh="http://schemas.microsoft.com/office/word/2020/wordml/sdtdatahash" xmlns:w16sdtfl="http://schemas.microsoft.com/office/word/2024/wordml/sdtformatlock" xmlns:w16se="http://schemas.microsoft.com/office/word/2015/wordml/symex" xmlns:wpg="http://schemas.microsoft.com/office/word/2010/wordprocessingGroup" xmlns:wpi="http://schemas.microsoft.com/office/word/2010/wordprocessingInk" xmlns:wne="http://schemas.microsoft.com/office/word/2006/wordml" xmlns:wps="http://schemas.microsoft.com/office/word/2010/wordprocessingShape" mc:Ignorable="w14 w15 w16se w16cid w16 w16cex w16sdtdh w16sdtfl w16du wp14">
+  <w:abstractNum w:abstractNumId="0" w15:restartNumberingAfterBreak="0">
+    <w:nsid w:val="0000A990"/>
+    <w:multiLevelType w:val="multilevel"/>
+    <w:tmpl w:val="AC7ED594"/>
+    <w:lvl w:ilvl="0">
+      <w:numFmt w:val="bullet"/>
+      <w:lvlText w:val=" "/>
+      <w:lvlJc w:val="left"/>
+      <w:pPr>
+        <w:ind w:left="720" w:hanging="360"/>
+      </w:pPr>
+    </w:lvl>
+    <w:lvl w:ilvl="1">
+      <w:numFmt w:val="bullet"/>
+      <w:lvlText w:val=" "/>
+      <w:lvlJc w:val="left"/>
+      <w:pPr>
+        <w:ind w:left="1440" w:hanging="360"/>
+      </w:pPr>
+    </w:lvl>
+    <w:lvl w:ilvl="2">
+      <w:numFmt w:val="bullet"/>
+      <w:lvlText w:val=" "/>
+      <w:lvlJc w:val="left"/>
+      <w:pPr>
+        <w:ind w:left="2160" w:hanging="360"/>
+      </w:pPr>
+    </w:lvl>
+    <w:lvl w:ilvl="3">
+      <w:numFmt w:val="bullet"/>
+      <w:lvlText w:val=" "/>
+      <w:lvlJc w:val="left"/>
+      <w:pPr>
+        <w:ind w:left="2880" w:hanging="360"/>
+      </w:pPr>
+    </w:lvl>
+    <w:lvl w:ilvl="4">
+      <w:numFmt w:val="bullet"/>
+      <w:lvlText w:val=" "/>
+      <w:lvlJc w:val="left"/>
+      <w:pPr>
+        <w:ind w:left="3600" w:hanging="360"/>
+      </w:pPr>
+    </w:lvl>
+    <w:lvl w:ilvl="5">
+      <w:numFmt w:val="bullet"/>
+      <w:lvlText w:val=" "/>
+      <w:lvlJc w:val="left"/>
+      <w:pPr>
+        <w:ind w:left="4320" w:hanging="360"/>
+      </w:pPr>
+    </w:lvl>
+    <w:lvl w:ilvl="6">
+      <w:numFmt w:val="bullet"/>
+      <w:lvlText w:val=" "/>
+      <w:lvlJc w:val="left"/>
+      <w:pPr>
+        <w:ind w:left="5040" w:hanging="360"/>
+      </w:pPr>
+    </w:lvl>
+    <w:lvl w:ilvl="7">
+      <w:numFmt w:val="bullet"/>
+      <w:lvlText w:val=" "/>
+      <w:lvlJc w:val="left"/>
+      <w:pPr>
+        <w:ind w:left="5760" w:hanging="360"/>
+      </w:pPr>
+    </w:lvl>
+    <w:lvl w:ilvl="8">
+      <w:numFmt w:val="bullet"/>
+      <w:lvlText w:val=" "/>
+      <w:lvlJc w:val="left"/>
+      <w:pPr>
+        <w:ind w:left="6480" w:hanging="360"/>
+      </w:pPr>
+    </w:lvl>
+  </w:abstractNum>
+  <w:abstractNum w:abstractNumId="1" w15:restartNumberingAfterBreak="0">
+    <w:nsid w:val="0000A991"/>
+    <w:multiLevelType w:val="multilevel"/>
+    <w:tmpl w:val="B6986888"/>
+    <w:lvl w:ilvl="0">
+      <w:numFmt w:val="bullet"/>
+      <w:lvlText w:val=""/>
+      <w:lvlJc w:val="left"/>
+      <w:pPr>
+        <w:ind w:left="720" w:hanging="360"/>
+      </w:pPr>
+      <w:rPr>
+        <w:rFonts w:ascii="Symbol" w:hAnsi="Symbol" w:cs="Symbol" w:hint="default"/>
+      </w:rPr>
+    </w:lvl>
+    <w:lvl w:ilvl="1">
+      <w:numFmt w:val="bullet"/>
+      <w:lvlText w:val="o"/>
+      <w:lvlJc w:val="left"/>
+      <w:pPr>
+        <w:ind w:left="1440" w:hanging="360"/>
+      </w:pPr>
+      <w:rPr>
+        <w:rFonts w:ascii="Courier New" w:hAnsi="Courier New" w:cs="Courier New" w:hint="default"/>
+      </w:rPr>
+    </w:lvl>
+    <w:lvl w:ilvl="2">
+      <w:numFmt w:val="bullet"/>
+      <w:lvlText w:val=""/>
+      <w:lvlJc w:val="left"/>
+      <w:pPr>
+        <w:ind w:left="2160" w:hanging="360"/>
+      </w:pPr>
+      <w:rPr>
+        <w:rFonts w:ascii="Wingdings" w:hAnsi="Wingdings" w:cs="Wingdings" w:hint="default"/>
+      </w:rPr>
+    </w:lvl>
+    <w:lvl w:ilvl="3">
+      <w:numFmt w:val="bullet"/>
+      <w:lvlText w:val=""/>
+      <w:lvlJc w:val="left"/>
+      <w:pPr>
+        <w:ind w:left="2880" w:hanging="360"/>
+      </w:pPr>
+      <w:rPr>
+        <w:rFonts w:ascii="Symbol" w:hAnsi="Symbol" w:cs="Symbol" w:hint="default"/>
+      </w:rPr>
+    </w:lvl>
+    <w:lvl w:ilvl="4">
+      <w:numFmt w:val="bullet"/>
+      <w:lvlText w:val="o"/>
+      <w:lvlJc w:val="left"/>
+      <w:pPr>
+        <w:ind w:left="3600" w:hanging="360"/>
+      </w:pPr>
+      <w:rPr>
+        <w:rFonts w:ascii="Courier New" w:hAnsi="Courier New" w:cs="Courier New" w:hint="default"/>
+      </w:rPr>
+    </w:lvl>
+    <w:lvl w:ilvl="5">
+      <w:numFmt w:val="bullet"/>
+      <w:lvlText w:val=""/>
+      <w:lvlJc w:val="left"/>
+      <w:pPr>
+        <w:ind w:left="4320" w:hanging="360"/>
+      </w:pPr>
+      <w:rPr>
+        <w:rFonts w:ascii="Wingdings" w:hAnsi="Wingdings" w:cs="Wingdings" w:hint="default"/>
+      </w:rPr>
+    </w:lvl>
+    <w:lvl w:ilvl="6">
+      <w:numFmt w:val="bullet"/>
+      <w:lvlText w:val=""/>
+      <w:lvlJc w:val="left"/>
+      <w:pPr>
+        <w:ind w:left="5040" w:hanging="360"/>
+      </w:pPr>
+      <w:rPr>
+        <w:rFonts w:ascii="Symbol" w:hAnsi="Symbol" w:cs="Symbol" w:hint="default"/>
+      </w:rPr>
+    </w:lvl>
+    <w:lvl w:ilvl="7">
+      <w:numFmt w:val="bullet"/>
+      <w:lvlText w:val="o"/>
+      <w:lvlJc w:val="left"/>
+      <w:pPr>
+        <w:ind w:left="5760" w:hanging="360"/>
+      </w:pPr>
+      <w:rPr>
+        <w:rFonts w:ascii="Courier New" w:hAnsi="Courier New" w:cs="Courier New" w:hint="default"/>
+      </w:rPr>
+    </w:lvl>
+    <w:lvl w:ilvl="8">
+      <w:numFmt w:val="bullet"/>
+      <w:lvlText w:val=""/>
+      <w:lvlJc w:val="left"/>
+      <w:pPr>
+        <w:ind w:left="6480" w:hanging="360"/>
+      </w:pPr>
+      <w:rPr>
+        <w:rFonts w:ascii="Wingdings" w:hAnsi="Wingdings" w:cs="Wingdings" w:hint="default"/>
+      </w:rPr>
+    </w:lvl>
+  </w:abstractNum>
+  <w:abstractNum w:abstractNumId="2" w15:restartNumberingAfterBreak="0">
+    <w:nsid w:val="00A99411"/>
+    <w:multiLevelType w:val="multilevel"/>
+    <w:tmpl w:val="72EE98FC"/>
+    <w:lvl w:ilvl="0">
+      <w:start w:val="1"/>
+      <w:numFmt w:val="decimal"/>
+      <w:lvlText w:val="%1."/>
+      <w:lvlJc w:val="left"/>
+      <w:pPr>
+        <w:ind w:left="720" w:hanging="360"/>
+      </w:pPr>
+    </w:lvl>
+    <w:lvl w:ilvl="1">
+      <w:start w:val="1"/>
+      <w:numFmt w:val="decimal"/>
+      <w:lvlText w:val="%2."/>
+      <w:lvlJc w:val="left"/>
+      <w:pPr>
+        <w:ind w:left="1440" w:hanging="360"/>
+      </w:pPr>
+    </w:lvl>
+    <w:lvl w:ilvl="2">
+      <w:start w:val="1"/>
+      <w:numFmt w:val="decimal"/>
+      <w:lvlText w:val="%3."/>
+      <w:lvlJc w:val="left"/>
+      <w:pPr>
+        <w:ind w:left="2160" w:hanging="360"/>
+      </w:pPr>
+    </w:lvl>
+    <w:lvl w:ilvl="3">
+      <w:start w:val="1"/>
+      <w:numFmt w:val="decimal"/>
+      <w:lvlText w:val="%4."/>
+      <w:lvlJc w:val="left"/>
+      <w:pPr>
+        <w:ind w:left="2880" w:hanging="360"/>
+      </w:pPr>
+    </w:lvl>
+    <w:lvl w:ilvl="4">
+      <w:start w:val="1"/>
+      <w:numFmt w:val="decimal"/>
+      <w:lvlText w:val="%5."/>
+      <w:lvlJc w:val="left"/>
+      <w:pPr>
+        <w:ind w:left="3600" w:hanging="360"/>
+      </w:pPr>
+    </w:lvl>
+    <w:lvl w:ilvl="5">
+      <w:start w:val="1"/>
+      <w:numFmt w:val="decimal"/>
+      <w:lvlText w:val="%6."/>
+      <w:lvlJc w:val="left"/>
+      <w:pPr>
+        <w:ind w:left="4320" w:hanging="360"/>
+      </w:pPr>
+    </w:lvl>
+    <w:lvl w:ilvl="6">
+      <w:start w:val="1"/>
+      <w:numFmt w:val="decimal"/>
+      <w:lvlText w:val="%7."/>
+      <w:lvlJc w:val="left"/>
+      <w:pPr>
+        <w:ind w:left="5040" w:hanging="360"/>
+      </w:pPr>
+    </w:lvl>
+    <w:lvl w:ilvl="7">
+      <w:start w:val="1"/>
+      <w:numFmt w:val="decimal"/>
+      <w:lvlText w:val="%8."/>
+      <w:lvlJc w:val="left"/>
+      <w:pPr>
+        <w:ind w:left="5760" w:hanging="360"/>
+      </w:pPr>
+    </w:lvl>
+    <w:lvl w:ilvl="8">
+      <w:start w:val="1"/>
+      <w:numFmt w:val="decimal"/>
+      <w:lvlText w:val="%9."/>
+      <w:lvlJc w:val="left"/>
+      <w:pPr>
+        <w:ind w:left="6480" w:hanging="360"/>
+      </w:pPr>
+    </w:lvl>
+  </w:abstractNum>
+  <w:abstractNum w:abstractNumId="3" w15:restartNumberingAfterBreak="0">
     <w:nsid w:val="170CD2DE"/>
     <w:multiLevelType w:val="multilevel"/>
     <w:tmpl w:val="F4A29296"/>
@@ -1494,9 +1683,9 @@
       <w:lvlJc w:val="left"/>
       <w:pPr>
         <w:tabs>
-          <w:tab w:pos="0" w:val="num"/>
+          <w:tab w:val="num" w:pos="0"/>
         </w:tabs>
-        <w:ind w:hanging="480" w:left="480"/>
+        <w:ind w:left="480" w:hanging="480"/>
       </w:pPr>
     </w:lvl>
     <w:lvl w:ilvl="1">
@@ -1505,9 +1694,9 @@
       <w:lvlJc w:val="left"/>
       <w:pPr>
         <w:tabs>
-          <w:tab w:pos="720" w:val="num"/>
+          <w:tab w:val="num" w:pos="720"/>
         </w:tabs>
-        <w:ind w:hanging="480" w:left="1200"/>
+        <w:ind w:left="1200" w:hanging="480"/>
       </w:pPr>
     </w:lvl>
     <w:lvl w:ilvl="2">
@@ -1516,9 +1705,9 @@
       <w:lvlJc w:val="left"/>
       <w:pPr>
         <w:tabs>
-          <w:tab w:pos="1440" w:val="num"/>
+          <w:tab w:val="num" w:pos="1440"/>
         </w:tabs>
-        <w:ind w:hanging="480" w:left="1920"/>
+        <w:ind w:left="1920" w:hanging="480"/>
       </w:pPr>
     </w:lvl>
     <w:lvl w:ilvl="3">
@@ -1527,9 +1716,9 @@
       <w:lvlJc w:val="left"/>
       <w:pPr>
         <w:tabs>
-          <w:tab w:pos="2160" w:val="num"/>
+          <w:tab w:val="num" w:pos="2160"/>
         </w:tabs>
-        <w:ind w:hanging="480" w:left="2640"/>
+        <w:ind w:left="2640" w:hanging="480"/>
       </w:pPr>
     </w:lvl>
     <w:lvl w:ilvl="4">
@@ -1538,9 +1727,9 @@
       <w:lvlJc w:val="left"/>
       <w:pPr>
         <w:tabs>
-          <w:tab w:pos="2880" w:val="num"/>
+          <w:tab w:val="num" w:pos="2880"/>
         </w:tabs>
-        <w:ind w:hanging="480" w:left="3360"/>
+        <w:ind w:left="3360" w:hanging="480"/>
       </w:pPr>
     </w:lvl>
     <w:lvl w:ilvl="5">
@@ -1549,9 +1738,9 @@
       <w:lvlJc w:val="left"/>
       <w:pPr>
         <w:tabs>
-          <w:tab w:pos="3600" w:val="num"/>
+          <w:tab w:val="num" w:pos="3600"/>
         </w:tabs>
-        <w:ind w:hanging="480" w:left="4080"/>
+        <w:ind w:left="4080" w:hanging="480"/>
       </w:pPr>
     </w:lvl>
     <w:lvl w:ilvl="6">
@@ -1560,9 +1749,9 @@
       <w:lvlJc w:val="left"/>
       <w:pPr>
         <w:tabs>
-          <w:tab w:pos="4320" w:val="num"/>
+          <w:tab w:val="num" w:pos="4320"/>
         </w:tabs>
-        <w:ind w:hanging="480" w:left="4800"/>
+        <w:ind w:left="4800" w:hanging="480"/>
       </w:pPr>
     </w:lvl>
     <w:lvl w:ilvl="7">
@@ -1571,9 +1760,9 @@
       <w:lvlJc w:val="left"/>
       <w:pPr>
         <w:tabs>
-          <w:tab w:pos="5040" w:val="num"/>
+          <w:tab w:val="num" w:pos="5040"/>
         </w:tabs>
-        <w:ind w:hanging="480" w:left="5520"/>
+        <w:ind w:left="5520" w:hanging="480"/>
       </w:pPr>
     </w:lvl>
     <w:lvl w:ilvl="8">
@@ -1582,287 +1771,23 @@
       <w:lvlJc w:val="left"/>
       <w:pPr>
         <w:tabs>
-          <w:tab w:pos="5760" w:val="num"/>
+          <w:tab w:val="num" w:pos="5760"/>
         </w:tabs>
-        <w:ind w:hanging="480" w:left="6240"/>
+        <w:ind w:left="6240" w:hanging="480"/>
       </w:pPr>
     </w:lvl>
   </w:abstractNum>
-  <w:abstractNum w:abstractNumId="990">
-    <w:nsid w:val="0000A990"/>
-    <w:multiLevelType w:val="multilevel"/>
-    <w:lvl w:ilvl="0">
-      <w:numFmt w:val="bullet"/>
-      <w:lvlText w:val=" "/>
-      <w:lvlJc w:val="left"/>
-      <w:pPr>
-        <w:ind w:left="720" w:hanging="360"/>
-      </w:pPr>
-    </w:lvl>
-    <w:lvl w:ilvl="1">
-      <w:numFmt w:val="bullet"/>
-      <w:lvlText w:val=" "/>
-      <w:lvlJc w:val="left"/>
-      <w:pPr>
-        <w:ind w:left="1440" w:hanging="360"/>
-      </w:pPr>
-    </w:lvl>
-    <w:lvl w:ilvl="2">
-      <w:numFmt w:val="bullet"/>
-      <w:lvlText w:val=" "/>
-      <w:lvlJc w:val="left"/>
-      <w:pPr>
-        <w:ind w:left="2160" w:hanging="360"/>
-      </w:pPr>
-    </w:lvl>
-    <w:lvl w:ilvl="3">
-      <w:numFmt w:val="bullet"/>
-      <w:lvlText w:val=" "/>
-      <w:lvlJc w:val="left"/>
-      <w:pPr>
-        <w:ind w:left="2880" w:hanging="360"/>
-      </w:pPr>
-    </w:lvl>
-    <w:lvl w:ilvl="4">
-      <w:numFmt w:val="bullet"/>
-      <w:lvlText w:val=" "/>
-      <w:lvlJc w:val="left"/>
-      <w:pPr>
-        <w:ind w:left="3600" w:hanging="360"/>
-      </w:pPr>
-    </w:lvl>
-    <w:lvl w:ilvl="5">
-      <w:numFmt w:val="bullet"/>
-      <w:lvlText w:val=" "/>
-      <w:lvlJc w:val="left"/>
-      <w:pPr>
-        <w:ind w:left="4320" w:hanging="360"/>
-      </w:pPr>
-    </w:lvl>
-    <w:lvl w:ilvl="6">
-      <w:numFmt w:val="bullet"/>
-      <w:lvlText w:val=" "/>
-      <w:lvlJc w:val="left"/>
-      <w:pPr>
-        <w:ind w:left="5040" w:hanging="360"/>
-      </w:pPr>
-    </w:lvl>
-    <w:lvl w:ilvl="7">
-      <w:numFmt w:val="bullet"/>
-      <w:lvlText w:val=" "/>
-      <w:lvlJc w:val="left"/>
-      <w:pPr>
-        <w:ind w:left="5760" w:hanging="360"/>
-      </w:pPr>
-    </w:lvl>
-    <w:lvl w:ilvl="8">
-      <w:numFmt w:val="bullet"/>
-      <w:lvlText w:val=" "/>
-      <w:lvlJc w:val="left"/>
-      <w:pPr>
-        <w:ind w:left="6480" w:hanging="360"/>
-      </w:pPr>
-    </w:lvl>
-  </w:abstractNum>
-  <w:abstractNum w:abstractNumId="991">
-    <w:nsid w:val="0000A991"/>
-    <w:multiLevelType w:val="multilevel"/>
-    <w:lvl w:ilvl="0">
-      <w:numFmt w:val="bullet"/>
-      <w:lvlText w:val=""/>
-      <w:lvlJc w:val="left"/>
-      <w:pPr>
-        <w:ind w:left="720" w:hanging="360"/>
-      </w:pPr>
-      <w:rPr>
-        <w:rFonts w:ascii="Symbol" w:hAnsi="Symbol" w:cs="Symbol" w:hint="default"/>
-      </w:rPr>
-    </w:lvl>
-    <w:lvl w:ilvl="1">
-      <w:numFmt w:val="bullet"/>
-      <w:lvlText w:val="o"/>
-      <w:lvlJc w:val="left"/>
-      <w:pPr>
-        <w:ind w:left="1440" w:hanging="360"/>
-      </w:pPr>
-      <w:rPr>
-        <w:rFonts w:ascii="Courier New" w:hAnsi="Courier New" w:cs="Courier New" w:hint="default"/>
-      </w:rPr>
-    </w:lvl>
-    <w:lvl w:ilvl="2">
-      <w:numFmt w:val="bullet"/>
-      <w:lvlText w:val=""/>
-      <w:lvlJc w:val="left"/>
-      <w:pPr>
-        <w:ind w:left="2160" w:hanging="360"/>
-      </w:pPr>
-      <w:rPr>
-        <w:rFonts w:ascii="Wingdings" w:hAnsi="Wingdings" w:cs="Wingdings" w:hint="default"/>
-      </w:rPr>
-    </w:lvl>
-    <w:lvl w:ilvl="3">
-      <w:numFmt w:val="bullet"/>
-      <w:lvlText w:val=""/>
-      <w:lvlJc w:val="left"/>
-      <w:pPr>
-        <w:ind w:left="2880" w:hanging="360"/>
-      </w:pPr>
-      <w:rPr>
-        <w:rFonts w:ascii="Symbol" w:hAnsi="Symbol" w:cs="Symbol" w:hint="default"/>
-      </w:rPr>
-    </w:lvl>
-    <w:lvl w:ilvl="4">
-      <w:numFmt w:val="bullet"/>
-      <w:lvlText w:val="o"/>
-      <w:lvlJc w:val="left"/>
-      <w:pPr>
-        <w:ind w:left="3600" w:hanging="360"/>
-      </w:pPr>
-      <w:rPr>
-        <w:rFonts w:ascii="Courier New" w:hAnsi="Courier New" w:cs="Courier New" w:hint="default"/>
-      </w:rPr>
-    </w:lvl>
-    <w:lvl w:ilvl="5">
-      <w:numFmt w:val="bullet"/>
-      <w:lvlText w:val=""/>
-      <w:lvlJc w:val="left"/>
-      <w:pPr>
-        <w:ind w:left="4320" w:hanging="360"/>
-      </w:pPr>
-      <w:rPr>
-        <w:rFonts w:ascii="Wingdings" w:hAnsi="Wingdings" w:cs="Wingdings" w:hint="default"/>
-      </w:rPr>
-    </w:lvl>
-    <w:lvl w:ilvl="6">
-      <w:numFmt w:val="bullet"/>
-      <w:lvlText w:val=""/>
-      <w:lvlJc w:val="left"/>
-      <w:pPr>
-        <w:ind w:left="5040" w:hanging="360"/>
-      </w:pPr>
-      <w:rPr>
-        <w:rFonts w:ascii="Symbol" w:hAnsi="Symbol" w:cs="Symbol" w:hint="default"/>
-      </w:rPr>
-    </w:lvl>
-    <w:lvl w:ilvl="7">
-      <w:numFmt w:val="bullet"/>
-      <w:lvlText w:val="o"/>
-      <w:lvlJc w:val="left"/>
-      <w:pPr>
-        <w:ind w:left="5760" w:hanging="360"/>
-      </w:pPr>
-      <w:rPr>
-        <w:rFonts w:ascii="Courier New" w:hAnsi="Courier New" w:cs="Courier New" w:hint="default"/>
-      </w:rPr>
-    </w:lvl>
-    <w:lvl w:ilvl="8">
-      <w:numFmt w:val="bullet"/>
-      <w:lvlText w:val=""/>
-      <w:lvlJc w:val="left"/>
-      <w:pPr>
-        <w:ind w:left="6480" w:hanging="360"/>
-      </w:pPr>
-      <w:rPr>
-        <w:rFonts w:ascii="Wingdings" w:hAnsi="Wingdings" w:cs="Wingdings" w:hint="default"/>
-      </w:rPr>
-    </w:lvl>
-  </w:abstractNum>
-  <w:abstractNum w:abstractNumId="99411">
-    <w:nsid w:val="00A99411"/>
-    <w:multiLevelType w:val="multilevel"/>
-    <w:lvl w:ilvl="0">
-      <w:start w:val="1"/>
-      <w:numFmt w:val="decimal"/>
-      <w:lvlText w:val="%1."/>
-      <w:lvlJc w:val="left"/>
-      <w:pPr>
-        <w:ind w:left="720" w:hanging="360"/>
-      </w:pPr>
-    </w:lvl>
-    <w:lvl w:ilvl="1">
-      <w:start w:val="1"/>
-      <w:numFmt w:val="decimal"/>
-      <w:lvlText w:val="%2."/>
-      <w:lvlJc w:val="left"/>
-      <w:pPr>
-        <w:ind w:left="1440" w:hanging="360"/>
-      </w:pPr>
-    </w:lvl>
-    <w:lvl w:ilvl="2">
-      <w:start w:val="1"/>
-      <w:numFmt w:val="decimal"/>
-      <w:lvlText w:val="%3."/>
-      <w:lvlJc w:val="left"/>
-      <w:pPr>
-        <w:ind w:left="2160" w:hanging="360"/>
-      </w:pPr>
-    </w:lvl>
-    <w:lvl w:ilvl="3">
-      <w:start w:val="1"/>
-      <w:numFmt w:val="decimal"/>
-      <w:lvlText w:val="%4."/>
-      <w:lvlJc w:val="left"/>
-      <w:pPr>
-        <w:ind w:left="2880" w:hanging="360"/>
-      </w:pPr>
-    </w:lvl>
-    <w:lvl w:ilvl="4">
-      <w:start w:val="1"/>
-      <w:numFmt w:val="decimal"/>
-      <w:lvlText w:val="%5."/>
-      <w:lvlJc w:val="left"/>
-      <w:pPr>
-        <w:ind w:left="3600" w:hanging="360"/>
-      </w:pPr>
-    </w:lvl>
-    <w:lvl w:ilvl="5">
-      <w:start w:val="1"/>
-      <w:numFmt w:val="decimal"/>
-      <w:lvlText w:val="%6."/>
-      <w:lvlJc w:val="left"/>
-      <w:pPr>
-        <w:ind w:left="4320" w:hanging="360"/>
-      </w:pPr>
-    </w:lvl>
-    <w:lvl w:ilvl="6">
-      <w:start w:val="1"/>
-      <w:numFmt w:val="decimal"/>
-      <w:lvlText w:val="%7."/>
-      <w:lvlJc w:val="left"/>
-      <w:pPr>
-        <w:ind w:left="5040" w:hanging="360"/>
-      </w:pPr>
-    </w:lvl>
-    <w:lvl w:ilvl="7">
-      <w:start w:val="1"/>
-      <w:numFmt w:val="decimal"/>
-      <w:lvlText w:val="%8."/>
-      <w:lvlJc w:val="left"/>
-      <w:pPr>
-        <w:ind w:left="5760" w:hanging="360"/>
-      </w:pPr>
-    </w:lvl>
-    <w:lvl w:ilvl="8">
-      <w:start w:val="1"/>
-      <w:numFmt w:val="decimal"/>
-      <w:lvlText w:val="%9."/>
-      <w:lvlJc w:val="left"/>
-      <w:pPr>
-        <w:ind w:left="6480" w:hanging="360"/>
-      </w:pPr>
-    </w:lvl>
-  </w:abstractNum>
-  <w:num w16cid:durableId="1844859319" w:numId="1">
+  <w:num w:numId="1" w16cid:durableId="1844859319">
+    <w:abstractNumId w:val="3"/>
+  </w:num>
+  <w:num w:numId="2" w16cid:durableId="1196508008">
     <w:abstractNumId w:val="0"/>
   </w:num>
-  <w:num w:numId="1000">
-    <w:abstractNumId w:val="990"/>
+  <w:num w:numId="3" w16cid:durableId="1291133715">
+    <w:abstractNumId w:val="1"/>
   </w:num>
-  <w:num w:numId="1001">
-    <w:abstractNumId w:val="991"/>
-  </w:num>
-  <w:num w:numId="1002">
-    <w:abstractNumId w:val="99411"/>
+  <w:num w:numId="4" w16cid:durableId="2003045044">
+    <w:abstractNumId w:val="2"/>
     <w:lvlOverride w:ilvl="0">
       <w:startOverride w:val="1"/>
     </w:lvlOverride>
@@ -1891,21 +1816,21 @@
       <w:startOverride w:val="1"/>
     </w:lvlOverride>
   </w:num>
-  <w:num w:numId="1003">
-    <w:abstractNumId w:val="991"/>
+  <w:num w:numId="5" w16cid:durableId="1460952607">
+    <w:abstractNumId w:val="1"/>
   </w:num>
 </w:numbering>
 </file>
 
 <file path=word/styles.xml><?xml version="1.0" encoding="utf-8"?>
-<w:styles xmlns:mc="http://schemas.openxmlformats.org/markup-compatibility/2006" xmlns:r="http://schemas.openxmlformats.org/officeDocument/2006/relationships" xmlns:w="http://schemas.openxmlformats.org/wordprocessingml/2006/main" xmlns:w14="http://schemas.microsoft.com/office/word/2010/wordml" xmlns:w15="http://schemas.microsoft.com/office/word/2012/wordml" xmlns:w16="http://schemas.microsoft.com/office/word/2018/wordml" xmlns:w16cex="http://schemas.microsoft.com/office/word/2018/wordml/cex" xmlns:w16cid="http://schemas.microsoft.com/office/word/2016/wordml/cid" xmlns:w16du="http://schemas.microsoft.com/office/word/2023/wordml/word16du" xmlns:w16sdtdh="http://schemas.microsoft.com/office/word/2020/wordml/sdtdatahash" xmlns:w16sdtfl="http://schemas.microsoft.com/office/word/2024/wordml/sdtformatlock" xmlns:w16se="http://schemas.microsoft.com/office/word/2015/wordml/symex" mc:Ignorable="w14 w15 w16se w16cid w16 w16cex w16sdtdh w16sdtfl w16du">
+<w:styles xmlns:mc="http://schemas.openxmlformats.org/markup-compatibility/2006" xmlns:r="http://schemas.openxmlformats.org/officeDocument/2006/relationships" xmlns:w="http://schemas.openxmlformats.org/wordprocessingml/2006/main" xmlns:w14="http://schemas.microsoft.com/office/word/2010/wordml" xmlns:w15="http://schemas.microsoft.com/office/word/2012/wordml" xmlns:w16cex="http://schemas.microsoft.com/office/word/2018/wordml/cex" xmlns:w16cid="http://schemas.microsoft.com/office/word/2016/wordml/cid" xmlns:w16="http://schemas.microsoft.com/office/word/2018/wordml" xmlns:w16du="http://schemas.microsoft.com/office/word/2023/wordml/word16du" xmlns:w16sdtdh="http://schemas.microsoft.com/office/word/2020/wordml/sdtdatahash" xmlns:w16sdtfl="http://schemas.microsoft.com/office/word/2024/wordml/sdtformatlock" xmlns:w16se="http://schemas.microsoft.com/office/word/2015/wordml/symex" mc:Ignorable="w14 w15 w16se w16cid w16 w16cex w16sdtdh w16sdtfl w16du">
   <w:docDefaults>
     <w:rPrDefault>
       <w:rPr>
-        <w:rFonts w:asciiTheme="minorHAnsi" w:cstheme="minorBidi" w:eastAsiaTheme="minorEastAsia" w:hAnsiTheme="minorHAnsi"/>
+        <w:rFonts w:asciiTheme="minorHAnsi" w:eastAsiaTheme="minorEastAsia" w:hAnsiTheme="minorHAnsi" w:cstheme="minorBidi"/>
         <w:sz w:val="24"/>
         <w:szCs w:val="24"/>
-        <w:lang w:bidi="ar-SA" w:eastAsia="zh-CN" w:val="en-US"/>
+        <w:lang w:val="en-US" w:eastAsia="zh-CN" w:bidi="ar-SA"/>
       </w:rPr>
     </w:rPrDefault>
     <w:pPrDefault>
@@ -1914,7 +1839,7 @@
       </w:pPr>
     </w:pPrDefault>
   </w:docDefaults>
-  <w:latentStyles w:count="376" w:defLockedState="0" w:defQFormat="0" w:defSemiHidden="0" w:defUIPriority="0" w:defUnhideWhenUsed="0">
+  <w:latentStyles w:defLockedState="0" w:defUIPriority="0" w:defSemiHidden="0" w:defUnhideWhenUsed="0" w:defQFormat="0" w:count="376">
     <w:lsdException w:name="Normal Table" w:semiHidden="1" w:unhideWhenUsed="1"/>
     <w:lsdException w:name="Table Simple 1" w:semiHidden="1" w:unhideWhenUsed="1"/>
     <w:lsdException w:name="Table Simple 2" w:semiHidden="1" w:unhideWhenUsed="1"/>
@@ -2158,17 +2083,17 @@
     <w:lsdException w:name="Unresolved Mention" w:semiHidden="1" w:uiPriority="99" w:unhideWhenUsed="1"/>
     <w:lsdException w:name="Smart Link" w:semiHidden="1" w:uiPriority="99" w:unhideWhenUsed="1"/>
   </w:latentStyles>
-  <w:style w:default="1" w:styleId="a" w:type="paragraph">
+  <w:style w:type="paragraph" w:default="1" w:styleId="a">
     <w:name w:val="Normal"/>
     <w:qFormat/>
     <w:pPr>
-      <w:spacing w:after="40" w:before="0" w:line="276" w:lineRule="auto"/>
+      <w:spacing w:after="40" w:line="276" w:lineRule="auto"/>
     </w:pPr>
     <w:rPr>
       <w:sz w:val="21"/>
     </w:rPr>
   </w:style>
-  <w:style w:styleId="1" w:type="paragraph">
+  <w:style w:type="paragraph" w:styleId="1">
     <w:name w:val="heading 1"/>
     <w:basedOn w:val="a"/>
     <w:next w:val="a0"/>
@@ -2179,18 +2104,18 @@
     <w:pPr>
       <w:keepNext/>
       <w:keepLines/>
-      <w:spacing w:after="80" w:before="120"/>
+      <w:spacing w:before="120" w:after="80"/>
       <w:jc w:val="center"/>
       <w:outlineLvl w:val="0"/>
     </w:pPr>
     <w:rPr>
-      <w:rFonts w:asciiTheme="majorHAnsi" w:cstheme="majorBidi" w:eastAsia="微软雅黑" w:hAnsiTheme="majorHAnsi"/>
-      <w:color w:themeColor="accent1" w:themeShade="BF" w:val="0F4761"/>
+      <w:rFonts w:asciiTheme="majorHAnsi" w:eastAsia="微软雅黑" w:hAnsiTheme="majorHAnsi" w:cstheme="majorBidi"/>
+      <w:color w:val="0F4761" w:themeColor="accent1" w:themeShade="BF"/>
       <w:sz w:val="32"/>
       <w:szCs w:val="40"/>
     </w:rPr>
   </w:style>
-  <w:style w:styleId="2" w:type="paragraph">
+  <w:style w:type="paragraph" w:styleId="2">
     <w:name w:val="heading 2"/>
     <w:basedOn w:val="a"/>
     <w:next w:val="a0"/>
@@ -2203,17 +2128,17 @@
     <w:pPr>
       <w:keepNext/>
       <w:keepLines/>
-      <w:spacing w:after="40" w:before="100"/>
+      <w:spacing w:before="100"/>
       <w:outlineLvl w:val="1"/>
     </w:pPr>
     <w:rPr>
-      <w:rFonts w:asciiTheme="majorHAnsi" w:cstheme="majorBidi" w:eastAsia="微软雅黑" w:hAnsiTheme="majorHAnsi"/>
-      <w:color w:themeColor="accent1" w:themeShade="BF" w:val="0F4761"/>
+      <w:rFonts w:asciiTheme="majorHAnsi" w:eastAsia="微软雅黑" w:hAnsiTheme="majorHAnsi" w:cstheme="majorBidi"/>
+      <w:color w:val="0F4761" w:themeColor="accent1" w:themeShade="BF"/>
       <w:sz w:val="26"/>
       <w:szCs w:val="32"/>
     </w:rPr>
   </w:style>
-  <w:style w:styleId="3" w:type="paragraph">
+  <w:style w:type="paragraph" w:styleId="3">
     <w:name w:val="heading 3"/>
     <w:basedOn w:val="a"/>
     <w:next w:val="a0"/>
@@ -2226,18 +2151,18 @@
     <w:pPr>
       <w:keepNext/>
       <w:keepLines/>
-      <w:spacing w:after="40" w:before="80"/>
+      <w:spacing w:before="80"/>
       <w:jc w:val="center"/>
       <w:outlineLvl w:val="2"/>
     </w:pPr>
     <w:rPr>
-      <w:rFonts w:cstheme="majorBidi" w:eastAsia="微软雅黑"/>
-      <w:color w:themeColor="accent1" w:themeShade="BF" w:val="0F4761"/>
+      <w:rFonts w:eastAsia="微软雅黑" w:cstheme="majorBidi"/>
+      <w:color w:val="0F4761" w:themeColor="accent1" w:themeShade="BF"/>
       <w:sz w:val="22"/>
       <w:szCs w:val="28"/>
     </w:rPr>
   </w:style>
-  <w:style w:styleId="4" w:type="paragraph">
+  <w:style w:type="paragraph" w:styleId="4">
     <w:name w:val="heading 4"/>
     <w:basedOn w:val="a"/>
     <w:next w:val="a0"/>
@@ -2250,17 +2175,17 @@
     <w:pPr>
       <w:keepNext/>
       <w:keepLines/>
-      <w:spacing w:after="40" w:before="80"/>
+      <w:spacing w:before="80"/>
       <w:jc w:val="center"/>
       <w:outlineLvl w:val="3"/>
     </w:pPr>
     <w:rPr>
-      <w:rFonts w:cstheme="majorBidi" w:eastAsia="黑体"/>
+      <w:rFonts w:eastAsia="黑体" w:cstheme="majorBidi"/>
       <w:iCs/>
       <w:sz w:val="28"/>
     </w:rPr>
   </w:style>
-  <w:style w:styleId="5" w:type="paragraph">
+  <w:style w:type="paragraph" w:styleId="5">
     <w:name w:val="heading 5"/>
     <w:basedOn w:val="a"/>
     <w:next w:val="a0"/>
@@ -2273,15 +2198,15 @@
     <w:pPr>
       <w:keepNext/>
       <w:keepLines/>
-      <w:spacing w:after="40" w:before="80"/>
+      <w:spacing w:before="80"/>
       <w:outlineLvl w:val="4"/>
     </w:pPr>
     <w:rPr>
-      <w:rFonts w:cstheme="majorBidi" w:eastAsiaTheme="majorEastAsia"/>
-      <w:color w:themeColor="accent1" w:themeShade="BF" w:val="0F4761"/>
-    </w:rPr>
-  </w:style>
-  <w:style w:styleId="6" w:type="paragraph">
+      <w:rFonts w:eastAsiaTheme="majorEastAsia" w:cstheme="majorBidi"/>
+      <w:color w:val="0F4761" w:themeColor="accent1" w:themeShade="BF"/>
+    </w:rPr>
+  </w:style>
+  <w:style w:type="paragraph" w:styleId="6">
     <w:name w:val="heading 6"/>
     <w:basedOn w:val="a"/>
     <w:next w:val="a0"/>
@@ -2294,17 +2219,17 @@
     <w:pPr>
       <w:keepNext/>
       <w:keepLines/>
-      <w:spacing w:after="0" w:before="40"/>
+      <w:spacing w:before="40" w:after="0"/>
       <w:outlineLvl w:val="5"/>
     </w:pPr>
     <w:rPr>
-      <w:rFonts w:cstheme="majorBidi" w:eastAsiaTheme="majorEastAsia"/>
+      <w:rFonts w:eastAsiaTheme="majorEastAsia" w:cstheme="majorBidi"/>
       <w:i/>
       <w:iCs/>
-      <w:color w:themeColor="text1" w:themeTint="A6" w:val="595959"/>
-    </w:rPr>
-  </w:style>
-  <w:style w:styleId="7" w:type="paragraph">
+      <w:color w:val="595959" w:themeColor="text1" w:themeTint="A6"/>
+    </w:rPr>
+  </w:style>
+  <w:style w:type="paragraph" w:styleId="7">
     <w:name w:val="heading 7"/>
     <w:basedOn w:val="a"/>
     <w:next w:val="a0"/>
@@ -2317,15 +2242,15 @@
     <w:pPr>
       <w:keepNext/>
       <w:keepLines/>
-      <w:spacing w:after="0" w:before="40"/>
+      <w:spacing w:before="40" w:after="0"/>
       <w:outlineLvl w:val="6"/>
     </w:pPr>
     <w:rPr>
-      <w:rFonts w:cstheme="majorBidi" w:eastAsiaTheme="majorEastAsia"/>
-      <w:color w:themeColor="text1" w:themeTint="A6" w:val="595959"/>
-    </w:rPr>
-  </w:style>
-  <w:style w:styleId="8" w:type="paragraph">
+      <w:rFonts w:eastAsiaTheme="majorEastAsia" w:cstheme="majorBidi"/>
+      <w:color w:val="595959" w:themeColor="text1" w:themeTint="A6"/>
+    </w:rPr>
+  </w:style>
+  <w:style w:type="paragraph" w:styleId="8">
     <w:name w:val="heading 8"/>
     <w:basedOn w:val="a"/>
     <w:next w:val="a0"/>
@@ -2342,13 +2267,13 @@
       <w:outlineLvl w:val="7"/>
     </w:pPr>
     <w:rPr>
-      <w:rFonts w:cstheme="majorBidi" w:eastAsiaTheme="majorEastAsia"/>
+      <w:rFonts w:eastAsiaTheme="majorEastAsia" w:cstheme="majorBidi"/>
       <w:i/>
       <w:iCs/>
-      <w:color w:themeColor="text1" w:themeTint="D8" w:val="272727"/>
-    </w:rPr>
-  </w:style>
-  <w:style w:styleId="9" w:type="paragraph">
+      <w:color w:val="272727" w:themeColor="text1" w:themeTint="D8"/>
+    </w:rPr>
+  </w:style>
+  <w:style w:type="paragraph" w:styleId="9">
     <w:name w:val="heading 9"/>
     <w:basedOn w:val="a"/>
     <w:next w:val="a0"/>
@@ -2365,75 +2290,59 @@
       <w:outlineLvl w:val="8"/>
     </w:pPr>
     <w:rPr>
-      <w:rFonts w:cstheme="majorBidi" w:eastAsiaTheme="majorEastAsia"/>
-      <w:color w:themeColor="text1" w:themeTint="D8" w:val="272727"/>
-    </w:rPr>
-  </w:style>
-  <w:style w:default="1" w:styleId="a1" w:type="character">
+      <w:rFonts w:eastAsiaTheme="majorEastAsia" w:cstheme="majorBidi"/>
+      <w:color w:val="272727" w:themeColor="text1" w:themeTint="D8"/>
+    </w:rPr>
+  </w:style>
+  <w:style w:type="character" w:default="1" w:styleId="a1">
     <w:name w:val="Default Paragraph Font"/>
     <w:uiPriority w:val="1"/>
     <w:semiHidden/>
     <w:unhideWhenUsed/>
   </w:style>
-  <w:style w:default="1" w:styleId="a2" w:type="table">
+  <w:style w:type="table" w:default="1" w:styleId="a2">
     <w:name w:val="Normal Table"/>
     <w:uiPriority w:val="99"/>
     <w:semiHidden/>
     <w:unhideWhenUsed/>
     <w:tblPr>
-      <w:tblInd w:type="dxa" w:w="0"/>
+      <w:tblInd w:w="0" w:type="dxa"/>
       <w:tblCellMar>
-        <w:top w:type="dxa" w:w="0"/>
-        <w:left w:type="dxa" w:w="108"/>
-        <w:bottom w:type="dxa" w:w="0"/>
-        <w:right w:type="dxa" w:w="108"/>
+        <w:top w:w="0" w:type="dxa"/>
+        <w:left w:w="108" w:type="dxa"/>
+        <w:bottom w:w="0" w:type="dxa"/>
+        <w:right w:w="108" w:type="dxa"/>
       </w:tblCellMar>
     </w:tblPr>
   </w:style>
-  <w:style w:default="1" w:styleId="a3" w:type="numbering">
+  <w:style w:type="numbering" w:default="1" w:styleId="a3">
     <w:name w:val="No List"/>
     <w:uiPriority w:val="99"/>
     <w:semiHidden/>
     <w:unhideWhenUsed/>
   </w:style>
-  <w:style w:styleId="a0" w:type="paragraph">
+  <w:style w:type="paragraph" w:styleId="a0">
     <w:name w:val="Body Text"/>
     <w:basedOn w:val="a"/>
     <w:qFormat/>
     <w:rsid w:val="005B72F6"/>
-    <w:pPr>
-      <w:spacing w:after="40" w:before="0" w:line="276" w:lineRule="auto"/>
-    </w:pPr>
     <w:rPr>
       <w:rFonts w:eastAsia="宋体"/>
-      <w:sz w:val="21"/>
-    </w:rPr>
-  </w:style>
-  <w:style w:customStyle="1" w:styleId="FirstParagraph" w:type="paragraph">
+    </w:rPr>
+  </w:style>
+  <w:style w:type="paragraph" w:customStyle="1" w:styleId="FirstParagraph">
     <w:name w:val="First Paragraph"/>
     <w:basedOn w:val="a0"/>
     <w:next w:val="a0"/>
     <w:qFormat/>
-    <w:pPr>
-      <w:spacing w:after="40" w:before="0" w:line="276" w:lineRule="auto"/>
-    </w:pPr>
-    <w:rPr>
-      <w:sz w:val="21"/>
-    </w:rPr>
-  </w:style>
-  <w:style w:customStyle="1" w:styleId="Compact" w:type="paragraph">
+  </w:style>
+  <w:style w:type="paragraph" w:customStyle="1" w:styleId="Compact">
     <w:name w:val="Compact"/>
     <w:basedOn w:val="a0"/>
     <w:qFormat/>
     <w:rsid w:val="00F920DC"/>
-    <w:pPr>
-      <w:spacing w:after="40" w:before="0" w:line="276" w:lineRule="auto"/>
-    </w:pPr>
-    <w:rPr>
-      <w:sz w:val="21"/>
-    </w:rPr>
-  </w:style>
-  <w:style w:styleId="a4" w:type="paragraph">
+  </w:style>
+  <w:style w:type="paragraph" w:styleId="a4">
     <w:name w:val="Title"/>
     <w:basedOn w:val="a"/>
     <w:next w:val="a0"/>
@@ -2447,24 +2356,24 @@
       <w:jc w:val="center"/>
     </w:pPr>
     <w:rPr>
-      <w:rFonts w:asciiTheme="majorHAnsi" w:cstheme="majorBidi" w:eastAsiaTheme="majorEastAsia" w:hAnsiTheme="majorHAnsi"/>
+      <w:rFonts w:asciiTheme="majorHAnsi" w:eastAsiaTheme="majorEastAsia" w:hAnsiTheme="majorHAnsi" w:cstheme="majorBidi"/>
       <w:sz w:val="56"/>
       <w:szCs w:val="56"/>
     </w:rPr>
   </w:style>
-  <w:style w:customStyle="1" w:styleId="a5" w:type="character">
+  <w:style w:type="character" w:customStyle="1" w:styleId="a5">
     <w:name w:val="标题 字符"/>
     <w:basedOn w:val="a1"/>
     <w:link w:val="a4"/>
     <w:uiPriority w:val="10"/>
     <w:rsid w:val="00A10FD9"/>
     <w:rPr>
-      <w:rFonts w:asciiTheme="majorHAnsi" w:cstheme="majorBidi" w:eastAsiaTheme="majorEastAsia" w:hAnsiTheme="majorHAnsi"/>
+      <w:rFonts w:asciiTheme="majorHAnsi" w:eastAsiaTheme="majorEastAsia" w:hAnsiTheme="majorHAnsi" w:cstheme="majorBidi"/>
       <w:sz w:val="56"/>
       <w:szCs w:val="56"/>
     </w:rPr>
   </w:style>
-  <w:style w:styleId="a6" w:type="paragraph">
+  <w:style w:type="paragraph" w:styleId="a6">
     <w:name w:val="Subtitle"/>
     <w:basedOn w:val="a4"/>
     <w:next w:val="a0"/>
@@ -2483,21 +2392,21 @@
       <w:szCs w:val="28"/>
     </w:rPr>
   </w:style>
-  <w:style w:customStyle="1" w:styleId="a7" w:type="character">
+  <w:style w:type="character" w:customStyle="1" w:styleId="a7">
     <w:name w:val="副标题 字符"/>
     <w:basedOn w:val="a1"/>
     <w:link w:val="a6"/>
     <w:uiPriority w:val="11"/>
     <w:rsid w:val="00A10FD9"/>
     <w:rPr>
-      <w:rFonts w:cstheme="majorBidi" w:eastAsiaTheme="majorEastAsia"/>
-      <w:color w:themeColor="text1" w:themeTint="A6" w:val="595959"/>
+      <w:rFonts w:eastAsiaTheme="majorEastAsia" w:cstheme="majorBidi"/>
+      <w:color w:val="595959" w:themeColor="text1" w:themeTint="A6"/>
       <w:spacing w:val="15"/>
       <w:sz w:val="28"/>
       <w:szCs w:val="28"/>
     </w:rPr>
   </w:style>
-  <w:style w:customStyle="1" w:styleId="Author" w:type="paragraph">
+  <w:style w:type="paragraph" w:customStyle="1" w:styleId="Author">
     <w:name w:val="Author"/>
     <w:basedOn w:val="a4"/>
     <w:next w:val="a0"/>
@@ -2511,7 +2420,7 @@
       <w:szCs w:val="24"/>
     </w:rPr>
   </w:style>
-  <w:style w:styleId="a8" w:type="paragraph">
+  <w:style w:type="paragraph" w:styleId="a8">
     <w:name w:val="Date"/>
     <w:basedOn w:val="a4"/>
     <w:next w:val="a0"/>
@@ -2525,7 +2434,7 @@
       <w:szCs w:val="24"/>
     </w:rPr>
   </w:style>
-  <w:style w:customStyle="1" w:styleId="AbstractTitle" w:type="paragraph">
+  <w:style w:type="paragraph" w:customStyle="1" w:styleId="AbstractTitle">
     <w:name w:val="Abstract Title"/>
     <w:basedOn w:val="a"/>
     <w:next w:val="Abstract"/>
@@ -2533,7 +2442,7 @@
     <w:pPr>
       <w:keepNext/>
       <w:keepLines/>
-      <w:spacing w:after="0" w:before="300"/>
+      <w:spacing w:before="300" w:after="0"/>
       <w:jc w:val="center"/>
     </w:pPr>
     <w:rPr>
@@ -2542,7 +2451,7 @@
       <w:szCs w:val="20"/>
     </w:rPr>
   </w:style>
-  <w:style w:customStyle="1" w:styleId="Abstract" w:type="paragraph">
+  <w:style w:type="paragraph" w:customStyle="1" w:styleId="Abstract">
     <w:name w:val="Abstract"/>
     <w:basedOn w:val="a"/>
     <w:next w:val="a0"/>
@@ -2550,32 +2459,32 @@
     <w:pPr>
       <w:keepNext/>
       <w:keepLines/>
-      <w:spacing w:after="300" w:before="100"/>
+      <w:spacing w:before="100" w:after="300"/>
     </w:pPr>
     <w:rPr>
       <w:sz w:val="20"/>
       <w:szCs w:val="20"/>
     </w:rPr>
   </w:style>
-  <w:style w:styleId="a9" w:type="paragraph">
+  <w:style w:type="paragraph" w:styleId="a9">
     <w:name w:val="Bibliography"/>
     <w:basedOn w:val="a"/>
     <w:qFormat/>
   </w:style>
-  <w:style w:customStyle="1" w:styleId="10" w:type="character">
+  <w:style w:type="character" w:customStyle="1" w:styleId="10">
     <w:name w:val="标题 1 字符"/>
     <w:basedOn w:val="a1"/>
     <w:link w:val="1"/>
     <w:uiPriority w:val="9"/>
     <w:rsid w:val="00C203DB"/>
     <w:rPr>
-      <w:rFonts w:asciiTheme="majorHAnsi" w:cstheme="majorBidi" w:eastAsia="微软雅黑" w:hAnsiTheme="majorHAnsi"/>
-      <w:color w:themeColor="accent1" w:themeShade="BF" w:val="0F4761"/>
+      <w:rFonts w:asciiTheme="majorHAnsi" w:eastAsia="微软雅黑" w:hAnsiTheme="majorHAnsi" w:cstheme="majorBidi"/>
+      <w:color w:val="0F4761" w:themeColor="accent1" w:themeShade="BF"/>
       <w:sz w:val="44"/>
       <w:szCs w:val="40"/>
     </w:rPr>
   </w:style>
-  <w:style w:customStyle="1" w:styleId="20" w:type="character">
+  <w:style w:type="character" w:customStyle="1" w:styleId="20">
     <w:name w:val="标题 2 字符"/>
     <w:basedOn w:val="a1"/>
     <w:link w:val="2"/>
@@ -2583,13 +2492,13 @@
     <w:semiHidden/>
     <w:rsid w:val="00C203DB"/>
     <w:rPr>
-      <w:rFonts w:asciiTheme="majorHAnsi" w:cstheme="majorBidi" w:eastAsia="微软雅黑" w:hAnsiTheme="majorHAnsi"/>
-      <w:color w:themeColor="accent1" w:themeShade="BF" w:val="0F4761"/>
+      <w:rFonts w:asciiTheme="majorHAnsi" w:eastAsia="微软雅黑" w:hAnsiTheme="majorHAnsi" w:cstheme="majorBidi"/>
+      <w:color w:val="0F4761" w:themeColor="accent1" w:themeShade="BF"/>
       <w:sz w:val="32"/>
       <w:szCs w:val="32"/>
     </w:rPr>
   </w:style>
-  <w:style w:customStyle="1" w:styleId="30" w:type="character">
+  <w:style w:type="character" w:customStyle="1" w:styleId="30">
     <w:name w:val="标题 3 字符"/>
     <w:basedOn w:val="a1"/>
     <w:link w:val="3"/>
@@ -2597,13 +2506,13 @@
     <w:semiHidden/>
     <w:rsid w:val="00C203DB"/>
     <w:rPr>
-      <w:rFonts w:cstheme="majorBidi" w:eastAsia="微软雅黑"/>
-      <w:color w:themeColor="accent1" w:themeShade="BF" w:val="0F4761"/>
+      <w:rFonts w:eastAsia="微软雅黑" w:cstheme="majorBidi"/>
+      <w:color w:val="0F4761" w:themeColor="accent1" w:themeShade="BF"/>
       <w:sz w:val="28"/>
       <w:szCs w:val="28"/>
     </w:rPr>
   </w:style>
-  <w:style w:customStyle="1" w:styleId="40" w:type="character">
+  <w:style w:type="character" w:customStyle="1" w:styleId="40">
     <w:name w:val="标题 4 字符"/>
     <w:basedOn w:val="a1"/>
     <w:link w:val="4"/>
@@ -2611,12 +2520,12 @@
     <w:semiHidden/>
     <w:rsid w:val="00C203DB"/>
     <w:rPr>
-      <w:rFonts w:cstheme="majorBidi" w:eastAsia="黑体"/>
+      <w:rFonts w:eastAsia="黑体" w:cstheme="majorBidi"/>
       <w:iCs/>
       <w:sz w:val="28"/>
     </w:rPr>
   </w:style>
-  <w:style w:customStyle="1" w:styleId="50" w:type="character">
+  <w:style w:type="character" w:customStyle="1" w:styleId="50">
     <w:name w:val="标题 5 字符"/>
     <w:basedOn w:val="a1"/>
     <w:link w:val="5"/>
@@ -2624,11 +2533,11 @@
     <w:semiHidden/>
     <w:rsid w:val="00A10FD9"/>
     <w:rPr>
-      <w:rFonts w:cstheme="majorBidi" w:eastAsiaTheme="majorEastAsia"/>
-      <w:color w:themeColor="accent1" w:themeShade="BF" w:val="0F4761"/>
-    </w:rPr>
-  </w:style>
-  <w:style w:customStyle="1" w:styleId="60" w:type="character">
+      <w:rFonts w:eastAsiaTheme="majorEastAsia" w:cstheme="majorBidi"/>
+      <w:color w:val="0F4761" w:themeColor="accent1" w:themeShade="BF"/>
+    </w:rPr>
+  </w:style>
+  <w:style w:type="character" w:customStyle="1" w:styleId="60">
     <w:name w:val="标题 6 字符"/>
     <w:basedOn w:val="a1"/>
     <w:link w:val="6"/>
@@ -2636,13 +2545,13 @@
     <w:semiHidden/>
     <w:rsid w:val="00A10FD9"/>
     <w:rPr>
-      <w:rFonts w:cstheme="majorBidi" w:eastAsiaTheme="majorEastAsia"/>
+      <w:rFonts w:eastAsiaTheme="majorEastAsia" w:cstheme="majorBidi"/>
       <w:i/>
       <w:iCs/>
-      <w:color w:themeColor="text1" w:themeTint="A6" w:val="595959"/>
-    </w:rPr>
-  </w:style>
-  <w:style w:customStyle="1" w:styleId="70" w:type="character">
+      <w:color w:val="595959" w:themeColor="text1" w:themeTint="A6"/>
+    </w:rPr>
+  </w:style>
+  <w:style w:type="character" w:customStyle="1" w:styleId="70">
     <w:name w:val="标题 7 字符"/>
     <w:basedOn w:val="a1"/>
     <w:link w:val="7"/>
@@ -2650,11 +2559,11 @@
     <w:semiHidden/>
     <w:rsid w:val="00A10FD9"/>
     <w:rPr>
-      <w:rFonts w:cstheme="majorBidi" w:eastAsiaTheme="majorEastAsia"/>
-      <w:color w:themeColor="text1" w:themeTint="A6" w:val="595959"/>
-    </w:rPr>
-  </w:style>
-  <w:style w:customStyle="1" w:styleId="80" w:type="character">
+      <w:rFonts w:eastAsiaTheme="majorEastAsia" w:cstheme="majorBidi"/>
+      <w:color w:val="595959" w:themeColor="text1" w:themeTint="A6"/>
+    </w:rPr>
+  </w:style>
+  <w:style w:type="character" w:customStyle="1" w:styleId="80">
     <w:name w:val="标题 8 字符"/>
     <w:basedOn w:val="a1"/>
     <w:link w:val="8"/>
@@ -2662,13 +2571,13 @@
     <w:semiHidden/>
     <w:rsid w:val="00A10FD9"/>
     <w:rPr>
-      <w:rFonts w:cstheme="majorBidi" w:eastAsiaTheme="majorEastAsia"/>
+      <w:rFonts w:eastAsiaTheme="majorEastAsia" w:cstheme="majorBidi"/>
       <w:i/>
       <w:iCs/>
-      <w:color w:themeColor="text1" w:themeTint="D8" w:val="272727"/>
-    </w:rPr>
-  </w:style>
-  <w:style w:customStyle="1" w:styleId="90" w:type="character">
+      <w:color w:val="272727" w:themeColor="text1" w:themeTint="D8"/>
+    </w:rPr>
+  </w:style>
+  <w:style w:type="character" w:customStyle="1" w:styleId="90">
     <w:name w:val="标题 9 字符"/>
     <w:basedOn w:val="a1"/>
     <w:link w:val="9"/>
@@ -2676,11 +2585,11 @@
     <w:semiHidden/>
     <w:rsid w:val="00A10FD9"/>
     <w:rPr>
-      <w:rFonts w:cstheme="majorBidi" w:eastAsiaTheme="majorEastAsia"/>
-      <w:color w:themeColor="text1" w:themeTint="D8" w:val="272727"/>
-    </w:rPr>
-  </w:style>
-  <w:style w:styleId="aa" w:type="paragraph">
+      <w:rFonts w:eastAsiaTheme="majorEastAsia" w:cstheme="majorBidi"/>
+      <w:color w:val="272727" w:themeColor="text1" w:themeTint="D8"/>
+    </w:rPr>
+  </w:style>
+  <w:style w:type="paragraph" w:styleId="aa">
     <w:name w:val="Block Text"/>
     <w:basedOn w:val="a0"/>
     <w:next w:val="a0"/>
@@ -2688,18 +2597,18 @@
     <w:unhideWhenUsed/>
     <w:qFormat/>
     <w:pPr>
-      <w:spacing w:after="100" w:before="100"/>
+      <w:spacing w:before="100" w:after="100"/>
       <w:ind w:left="480" w:right="480"/>
     </w:pPr>
   </w:style>
-  <w:style w:styleId="ab" w:type="paragraph">
+  <w:style w:type="paragraph" w:styleId="ab">
     <w:name w:val="footnote text"/>
     <w:basedOn w:val="a"/>
     <w:uiPriority w:val="9"/>
     <w:unhideWhenUsed/>
     <w:qFormat/>
   </w:style>
-  <w:style w:customStyle="1" w:styleId="FootnoteBlockText" w:type="paragraph">
+  <w:style w:type="paragraph" w:customStyle="1" w:styleId="FootnoteBlockText">
     <w:name w:val="Footnote Block Text"/>
     <w:basedOn w:val="ab"/>
     <w:next w:val="ab"/>
@@ -2707,11 +2616,11 @@
     <w:unhideWhenUsed/>
     <w:qFormat/>
     <w:pPr>
-      <w:spacing w:after="100" w:before="100"/>
+      <w:spacing w:before="100" w:after="100"/>
       <w:ind w:left="480" w:right="480"/>
     </w:pPr>
   </w:style>
-  <w:style w:customStyle="1" w:styleId="Table" w:type="table">
+  <w:style w:type="table" w:customStyle="1" w:styleId="Table">
     <w:name w:val="Table"/>
     <w:basedOn w:val="a2"/>
     <w:semiHidden/>
@@ -2724,25 +2633,25 @@
     </w:rPr>
     <w:tblPr>
       <w:tblBorders>
-        <w:top w:color="auto" w:space="0" w:sz="6" w:val="single"/>
-        <w:left w:color="auto" w:space="0" w:sz="6" w:val="single"/>
-        <w:bottom w:color="auto" w:space="0" w:sz="6" w:val="single"/>
-        <w:right w:color="auto" w:space="0" w:sz="6" w:val="single"/>
-        <w:insideH w:color="auto" w:space="0" w:sz="6" w:val="single"/>
-        <w:insideV w:color="auto" w:space="0" w:sz="6" w:val="single"/>
+        <w:top w:val="single" w:sz="6" w:space="0" w:color="auto"/>
+        <w:left w:val="single" w:sz="6" w:space="0" w:color="auto"/>
+        <w:bottom w:val="single" w:sz="6" w:space="0" w:color="auto"/>
+        <w:right w:val="single" w:sz="6" w:space="0" w:color="auto"/>
+        <w:insideH w:val="single" w:sz="6" w:space="0" w:color="auto"/>
+        <w:insideV w:val="single" w:sz="6" w:space="0" w:color="auto"/>
       </w:tblBorders>
     </w:tblPr>
     <w:tblStylePr w:type="firstRow">
       <w:tblPr/>
       <w:tcPr>
         <w:tcBorders>
-          <w:bottom w:color="auto" w:space="0" w:sz="0" w:val="single"/>
+          <w:bottom w:val="single" w:sz="0" w:space="0" w:color="auto"/>
         </w:tcBorders>
         <w:vAlign w:val="bottom"/>
       </w:tcPr>
     </w:tblStylePr>
   </w:style>
-  <w:style w:customStyle="1" w:styleId="DefinitionTerm" w:type="paragraph">
+  <w:style w:type="paragraph" w:customStyle="1" w:styleId="DefinitionTerm">
     <w:name w:val="Definition Term"/>
     <w:basedOn w:val="a"/>
     <w:next w:val="Definition"/>
@@ -2755,11 +2664,11 @@
       <w:b/>
     </w:rPr>
   </w:style>
-  <w:style w:customStyle="1" w:styleId="Definition" w:type="paragraph">
+  <w:style w:type="paragraph" w:customStyle="1" w:styleId="Definition">
     <w:name w:val="Definition"/>
     <w:basedOn w:val="a"/>
   </w:style>
-  <w:style w:styleId="ac" w:type="paragraph">
+  <w:style w:type="paragraph" w:styleId="ac">
     <w:name w:val="caption"/>
     <w:basedOn w:val="a"/>
     <w:link w:val="ad"/>
@@ -2770,13 +2679,13 @@
       <w:i/>
     </w:rPr>
   </w:style>
-  <w:style w:customStyle="1" w:styleId="TableCaption" w:type="paragraph">
+  <w:style w:type="paragraph" w:customStyle="1" w:styleId="TableCaption">
     <w:name w:val="Table Caption"/>
     <w:basedOn w:val="ac"/>
     <w:rsid w:val="005B72F6"/>
     <w:pPr>
       <w:keepNext/>
-      <w:spacing w:after="20" w:before="20" w:line="264" w:lineRule="auto"/>
+      <w:spacing w:before="20" w:after="20" w:line="264" w:lineRule="auto"/>
       <w:jc w:val="center"/>
     </w:pPr>
     <w:rPr>
@@ -2784,53 +2693,54 @@
       <w:sz w:val="19"/>
     </w:rPr>
   </w:style>
-  <w:style w:customStyle="1" w:styleId="ImageCaption" w:type="paragraph">
+  <w:style w:type="paragraph" w:customStyle="1" w:styleId="ImageCaption">
     <w:name w:val="Image Caption"/>
     <w:basedOn w:val="ac"/>
   </w:style>
-  <w:style w:customStyle="1" w:styleId="Figure" w:type="paragraph">
+  <w:style w:type="paragraph" w:customStyle="1" w:styleId="Figure">
     <w:name w:val="Figure"/>
     <w:basedOn w:val="a"/>
   </w:style>
-  <w:style w:customStyle="1" w:styleId="CaptionedFigure" w:type="paragraph">
+  <w:style w:type="paragraph" w:customStyle="1" w:styleId="CaptionedFigure">
     <w:name w:val="Captioned Figure"/>
     <w:basedOn w:val="Figure"/>
     <w:pPr>
       <w:keepNext/>
     </w:pPr>
   </w:style>
-  <w:style w:customStyle="1" w:styleId="ad" w:type="character">
+  <w:style w:type="character" w:customStyle="1" w:styleId="ad">
     <w:name w:val="题注 字符"/>
     <w:basedOn w:val="a1"/>
     <w:link w:val="ac"/>
   </w:style>
-  <w:style w:customStyle="1" w:styleId="VerbatimChar" w:type="character">
+  <w:style w:type="character" w:customStyle="1" w:styleId="VerbatimChar">
     <w:name w:val="Verbatim Char"/>
     <w:basedOn w:val="ad"/>
+    <w:link w:val="SourceCode"/>
     <w:rPr>
       <w:rFonts w:ascii="Consolas" w:hAnsi="Consolas"/>
       <w:sz w:val="22"/>
     </w:rPr>
   </w:style>
-  <w:style w:customStyle="1" w:styleId="SectionNumber" w:type="character">
+  <w:style w:type="character" w:customStyle="1" w:styleId="SectionNumber">
     <w:name w:val="Section Number"/>
     <w:basedOn w:val="ad"/>
   </w:style>
-  <w:style w:styleId="ae" w:type="character">
+  <w:style w:type="character" w:styleId="ae">
     <w:name w:val="footnote reference"/>
     <w:basedOn w:val="ad"/>
     <w:rPr>
       <w:vertAlign w:val="superscript"/>
     </w:rPr>
   </w:style>
-  <w:style w:styleId="af" w:type="character">
+  <w:style w:type="character" w:styleId="af">
     <w:name w:val="Hyperlink"/>
     <w:basedOn w:val="ad"/>
     <w:rPr>
-      <w:color w:themeColor="accent1" w:val="156082"/>
-    </w:rPr>
-  </w:style>
-  <w:style w:styleId="TOC" w:type="paragraph">
+      <w:color w:val="156082" w:themeColor="accent1"/>
+    </w:rPr>
+  </w:style>
+  <w:style w:type="paragraph" w:styleId="TOC">
     <w:name w:val="TOC Heading"/>
     <w:basedOn w:val="1"/>
     <w:next w:val="a0"/>
@@ -2845,7 +2755,7 @@
       <w:rFonts w:eastAsiaTheme="majorEastAsia"/>
     </w:rPr>
   </w:style>
-  <w:style w:styleId="af0" w:type="table">
+  <w:style w:type="table" w:styleId="af0">
     <w:name w:val="Table Grid"/>
     <w:basedOn w:val="a2"/>
     <w:rsid w:val="006B6FB7"/>
@@ -2857,24 +2767,24 @@
     </w:rPr>
     <w:tblPr>
       <w:tblBorders>
-        <w:top w:color="auto" w:space="0" w:sz="4" w:val="single"/>
-        <w:left w:color="auto" w:space="0" w:sz="4" w:val="single"/>
-        <w:bottom w:color="auto" w:space="0" w:sz="4" w:val="single"/>
-        <w:right w:color="auto" w:space="0" w:sz="4" w:val="single"/>
-        <w:insideH w:color="auto" w:space="0" w:sz="4" w:val="single"/>
-        <w:insideV w:color="auto" w:space="0" w:sz="4" w:val="single"/>
+        <w:top w:val="single" w:sz="4" w:space="0" w:color="auto"/>
+        <w:left w:val="single" w:sz="4" w:space="0" w:color="auto"/>
+        <w:bottom w:val="single" w:sz="4" w:space="0" w:color="auto"/>
+        <w:right w:val="single" w:sz="4" w:space="0" w:color="auto"/>
+        <w:insideH w:val="single" w:sz="4" w:space="0" w:color="auto"/>
+        <w:insideV w:val="single" w:sz="4" w:space="0" w:color="auto"/>
       </w:tblBorders>
     </w:tblPr>
   </w:style>
-  <w:style w:styleId="af1" w:type="paragraph">
+  <w:style w:type="paragraph" w:styleId="af1">
     <w:name w:val="header"/>
     <w:basedOn w:val="a"/>
     <w:link w:val="af2"/>
     <w:rsid w:val="000766DA"/>
     <w:pPr>
       <w:tabs>
-        <w:tab w:pos="4153" w:val="center"/>
-        <w:tab w:pos="8306" w:val="right"/>
+        <w:tab w:val="center" w:pos="4153"/>
+        <w:tab w:val="right" w:pos="8306"/>
       </w:tabs>
       <w:snapToGrid w:val="0"/>
       <w:jc w:val="center"/>
@@ -2884,7 +2794,7 @@
       <w:szCs w:val="18"/>
     </w:rPr>
   </w:style>
-  <w:style w:customStyle="1" w:styleId="af2" w:type="character">
+  <w:style w:type="character" w:customStyle="1" w:styleId="af2">
     <w:name w:val="页眉 字符"/>
     <w:basedOn w:val="a1"/>
     <w:link w:val="af1"/>
@@ -2894,15 +2804,15 @@
       <w:szCs w:val="18"/>
     </w:rPr>
   </w:style>
-  <w:style w:styleId="af3" w:type="paragraph">
+  <w:style w:type="paragraph" w:styleId="af3">
     <w:name w:val="footer"/>
     <w:basedOn w:val="a"/>
     <w:link w:val="af4"/>
     <w:rsid w:val="000766DA"/>
     <w:pPr>
       <w:tabs>
-        <w:tab w:pos="4153" w:val="center"/>
-        <w:tab w:pos="8306" w:val="right"/>
+        <w:tab w:val="center" w:pos="4153"/>
+        <w:tab w:val="right" w:pos="8306"/>
       </w:tabs>
       <w:snapToGrid w:val="0"/>
     </w:pPr>
@@ -2911,7 +2821,7 @@
       <w:szCs w:val="18"/>
     </w:rPr>
   </w:style>
-  <w:style w:customStyle="1" w:styleId="af4" w:type="character">
+  <w:style w:type="character" w:customStyle="1" w:styleId="af4">
     <w:name w:val="页脚 字符"/>
     <w:basedOn w:val="a1"/>
     <w:link w:val="af3"/>
@@ -2921,7 +2831,7 @@
       <w:szCs w:val="18"/>
     </w:rPr>
   </w:style>
-  <w:style w:customStyle="1" w:styleId="InfoCellCenter" w:type="paragraph">
+  <w:style w:type="paragraph" w:customStyle="1" w:styleId="InfoCellCenter">
     <w:name w:val="InfoCellCenter"/>
     <w:basedOn w:val="a4"/>
     <w:qFormat/>
@@ -2933,237 +2843,301 @@
   </w:style>
   <w:style w:type="paragraph" w:customStyle="1" w:styleId="SourceCode">
     <w:name w:val="Source Code"/>
-    <w:basedOn w:val="Normal"/>
     <w:link w:val="VerbatimChar"/>
     <w:pPr>
-      <w:wordWrap w:val="off"/>
+      <w:wordWrap w:val="0"/>
     </w:pPr>
   </w:style>
   <w:style w:type="character" w:customStyle="1" w:styleId="KeywordTok">
     <w:name w:val="KeywordTok"/>
     <w:basedOn w:val="VerbatimChar"/>
     <w:rPr>
+      <w:rFonts w:ascii="Consolas" w:hAnsi="Consolas"/>
       <w:b/>
       <w:color w:val="007020"/>
+      <w:sz w:val="22"/>
     </w:rPr>
   </w:style>
   <w:style w:type="character" w:customStyle="1" w:styleId="DataTypeTok">
     <w:name w:val="DataTypeTok"/>
     <w:basedOn w:val="VerbatimChar"/>
     <w:rPr>
+      <w:rFonts w:ascii="Consolas" w:hAnsi="Consolas"/>
       <w:color w:val="902000"/>
+      <w:sz w:val="22"/>
     </w:rPr>
   </w:style>
   <w:style w:type="character" w:customStyle="1" w:styleId="DecValTok">
     <w:name w:val="DecValTok"/>
     <w:basedOn w:val="VerbatimChar"/>
     <w:rPr>
-      <w:color w:val="40a070"/>
+      <w:rFonts w:ascii="Consolas" w:hAnsi="Consolas"/>
+      <w:color w:val="40A070"/>
+      <w:sz w:val="22"/>
     </w:rPr>
   </w:style>
   <w:style w:type="character" w:customStyle="1" w:styleId="BaseNTok">
     <w:name w:val="BaseNTok"/>
     <w:basedOn w:val="VerbatimChar"/>
     <w:rPr>
-      <w:color w:val="40a070"/>
+      <w:rFonts w:ascii="Consolas" w:hAnsi="Consolas"/>
+      <w:color w:val="40A070"/>
+      <w:sz w:val="22"/>
     </w:rPr>
   </w:style>
   <w:style w:type="character" w:customStyle="1" w:styleId="FloatTok">
     <w:name w:val="FloatTok"/>
     <w:basedOn w:val="VerbatimChar"/>
     <w:rPr>
-      <w:color w:val="40a070"/>
+      <w:rFonts w:ascii="Consolas" w:hAnsi="Consolas"/>
+      <w:color w:val="40A070"/>
+      <w:sz w:val="22"/>
     </w:rPr>
   </w:style>
   <w:style w:type="character" w:customStyle="1" w:styleId="ConstantTok">
     <w:name w:val="ConstantTok"/>
     <w:basedOn w:val="VerbatimChar"/>
     <w:rPr>
+      <w:rFonts w:ascii="Consolas" w:hAnsi="Consolas"/>
       <w:color w:val="880000"/>
+      <w:sz w:val="22"/>
     </w:rPr>
   </w:style>
   <w:style w:type="character" w:customStyle="1" w:styleId="CharTok">
     <w:name w:val="CharTok"/>
     <w:basedOn w:val="VerbatimChar"/>
     <w:rPr>
-      <w:color w:val="4070a0"/>
+      <w:rFonts w:ascii="Consolas" w:hAnsi="Consolas"/>
+      <w:color w:val="4070A0"/>
+      <w:sz w:val="22"/>
     </w:rPr>
   </w:style>
   <w:style w:type="character" w:customStyle="1" w:styleId="SpecialCharTok">
     <w:name w:val="SpecialCharTok"/>
     <w:basedOn w:val="VerbatimChar"/>
     <w:rPr>
-      <w:color w:val="4070a0"/>
+      <w:rFonts w:ascii="Consolas" w:hAnsi="Consolas"/>
+      <w:color w:val="4070A0"/>
+      <w:sz w:val="22"/>
     </w:rPr>
   </w:style>
   <w:style w:type="character" w:customStyle="1" w:styleId="StringTok">
     <w:name w:val="StringTok"/>
     <w:basedOn w:val="VerbatimChar"/>
     <w:rPr>
-      <w:color w:val="4070a0"/>
+      <w:rFonts w:ascii="Consolas" w:hAnsi="Consolas"/>
+      <w:color w:val="4070A0"/>
+      <w:sz w:val="22"/>
     </w:rPr>
   </w:style>
   <w:style w:type="character" w:customStyle="1" w:styleId="VerbatimStringTok">
     <w:name w:val="VerbatimStringTok"/>
     <w:basedOn w:val="VerbatimChar"/>
     <w:rPr>
-      <w:color w:val="4070a0"/>
+      <w:rFonts w:ascii="Consolas" w:hAnsi="Consolas"/>
+      <w:color w:val="4070A0"/>
+      <w:sz w:val="22"/>
     </w:rPr>
   </w:style>
   <w:style w:type="character" w:customStyle="1" w:styleId="SpecialStringTok">
     <w:name w:val="SpecialStringTok"/>
     <w:basedOn w:val="VerbatimChar"/>
     <w:rPr>
-      <w:color w:val="bb6688"/>
+      <w:rFonts w:ascii="Consolas" w:hAnsi="Consolas"/>
+      <w:color w:val="BB6688"/>
+      <w:sz w:val="22"/>
     </w:rPr>
   </w:style>
   <w:style w:type="character" w:customStyle="1" w:styleId="ImportTok">
     <w:name w:val="ImportTok"/>
     <w:basedOn w:val="VerbatimChar"/>
     <w:rPr>
+      <w:rFonts w:ascii="Consolas" w:hAnsi="Consolas"/>
       <w:b/>
       <w:color w:val="008000"/>
+      <w:sz w:val="22"/>
     </w:rPr>
   </w:style>
   <w:style w:type="character" w:customStyle="1" w:styleId="CommentTok">
     <w:name w:val="CommentTok"/>
     <w:basedOn w:val="VerbatimChar"/>
     <w:rPr>
+      <w:rFonts w:ascii="Consolas" w:hAnsi="Consolas"/>
       <w:i/>
-      <w:color w:val="60a0b0"/>
+      <w:color w:val="60A0B0"/>
+      <w:sz w:val="22"/>
     </w:rPr>
   </w:style>
   <w:style w:type="character" w:customStyle="1" w:styleId="DocumentationTok">
     <w:name w:val="DocumentationTok"/>
     <w:basedOn w:val="VerbatimChar"/>
     <w:rPr>
+      <w:rFonts w:ascii="Consolas" w:hAnsi="Consolas"/>
       <w:i/>
-      <w:color w:val="ba2121"/>
+      <w:color w:val="BA2121"/>
+      <w:sz w:val="22"/>
     </w:rPr>
   </w:style>
   <w:style w:type="character" w:customStyle="1" w:styleId="AnnotationTok">
     <w:name w:val="AnnotationTok"/>
     <w:basedOn w:val="VerbatimChar"/>
     <w:rPr>
+      <w:rFonts w:ascii="Consolas" w:hAnsi="Consolas"/>
       <w:b/>
       <w:i/>
-      <w:color w:val="60a0b0"/>
+      <w:color w:val="60A0B0"/>
+      <w:sz w:val="22"/>
     </w:rPr>
   </w:style>
   <w:style w:type="character" w:customStyle="1" w:styleId="CommentVarTok">
     <w:name w:val="CommentVarTok"/>
     <w:basedOn w:val="VerbatimChar"/>
     <w:rPr>
+      <w:rFonts w:ascii="Consolas" w:hAnsi="Consolas"/>
       <w:b/>
       <w:i/>
-      <w:color w:val="60a0b0"/>
+      <w:color w:val="60A0B0"/>
+      <w:sz w:val="22"/>
     </w:rPr>
   </w:style>
   <w:style w:type="character" w:customStyle="1" w:styleId="OtherTok">
     <w:name w:val="OtherTok"/>
     <w:basedOn w:val="VerbatimChar"/>
     <w:rPr>
+      <w:rFonts w:ascii="Consolas" w:hAnsi="Consolas"/>
       <w:color w:val="007020"/>
+      <w:sz w:val="22"/>
     </w:rPr>
   </w:style>
   <w:style w:type="character" w:customStyle="1" w:styleId="FunctionTok">
     <w:name w:val="FunctionTok"/>
     <w:basedOn w:val="VerbatimChar"/>
     <w:rPr>
-      <w:color w:val="06287e"/>
+      <w:rFonts w:ascii="Consolas" w:hAnsi="Consolas"/>
+      <w:color w:val="06287E"/>
+      <w:sz w:val="22"/>
     </w:rPr>
   </w:style>
   <w:style w:type="character" w:customStyle="1" w:styleId="VariableTok">
     <w:name w:val="VariableTok"/>
     <w:basedOn w:val="VerbatimChar"/>
     <w:rPr>
-      <w:color w:val="19177c"/>
+      <w:rFonts w:ascii="Consolas" w:hAnsi="Consolas"/>
+      <w:color w:val="19177C"/>
+      <w:sz w:val="22"/>
     </w:rPr>
   </w:style>
   <w:style w:type="character" w:customStyle="1" w:styleId="ControlFlowTok">
     <w:name w:val="ControlFlowTok"/>
     <w:basedOn w:val="VerbatimChar"/>
     <w:rPr>
+      <w:rFonts w:ascii="Consolas" w:hAnsi="Consolas"/>
       <w:b/>
       <w:color w:val="007020"/>
+      <w:sz w:val="22"/>
     </w:rPr>
   </w:style>
   <w:style w:type="character" w:customStyle="1" w:styleId="OperatorTok">
     <w:name w:val="OperatorTok"/>
     <w:basedOn w:val="VerbatimChar"/>
     <w:rPr>
+      <w:rFonts w:ascii="Consolas" w:hAnsi="Consolas"/>
       <w:color w:val="666666"/>
+      <w:sz w:val="22"/>
     </w:rPr>
   </w:style>
   <w:style w:type="character" w:customStyle="1" w:styleId="BuiltInTok">
     <w:name w:val="BuiltInTok"/>
     <w:basedOn w:val="VerbatimChar"/>
     <w:rPr>
+      <w:rFonts w:ascii="Consolas" w:hAnsi="Consolas"/>
       <w:color w:val="008000"/>
+      <w:sz w:val="22"/>
     </w:rPr>
   </w:style>
   <w:style w:type="character" w:customStyle="1" w:styleId="ExtensionTok">
     <w:name w:val="ExtensionTok"/>
     <w:basedOn w:val="VerbatimChar"/>
-    <w:rPr/>
+    <w:rPr>
+      <w:rFonts w:ascii="Consolas" w:hAnsi="Consolas"/>
+      <w:sz w:val="22"/>
+    </w:rPr>
   </w:style>
   <w:style w:type="character" w:customStyle="1" w:styleId="PreprocessorTok">
     <w:name w:val="PreprocessorTok"/>
     <w:basedOn w:val="VerbatimChar"/>
     <w:rPr>
-      <w:color w:val="bc7a00"/>
+      <w:rFonts w:ascii="Consolas" w:hAnsi="Consolas"/>
+      <w:color w:val="BC7A00"/>
+      <w:sz w:val="22"/>
     </w:rPr>
   </w:style>
   <w:style w:type="character" w:customStyle="1" w:styleId="AttributeTok">
     <w:name w:val="AttributeTok"/>
     <w:basedOn w:val="VerbatimChar"/>
     <w:rPr>
-      <w:color w:val="7d9029"/>
+      <w:rFonts w:ascii="Consolas" w:hAnsi="Consolas"/>
+      <w:color w:val="7D9029"/>
+      <w:sz w:val="22"/>
     </w:rPr>
   </w:style>
   <w:style w:type="character" w:customStyle="1" w:styleId="RegionMarkerTok">
     <w:name w:val="RegionMarkerTok"/>
     <w:basedOn w:val="VerbatimChar"/>
-    <w:rPr/>
+    <w:rPr>
+      <w:rFonts w:ascii="Consolas" w:hAnsi="Consolas"/>
+      <w:sz w:val="22"/>
+    </w:rPr>
   </w:style>
   <w:style w:type="character" w:customStyle="1" w:styleId="InformationTok">
     <w:name w:val="InformationTok"/>
     <w:basedOn w:val="VerbatimChar"/>
     <w:rPr>
+      <w:rFonts w:ascii="Consolas" w:hAnsi="Consolas"/>
       <w:b/>
       <w:i/>
-      <w:color w:val="60a0b0"/>
+      <w:color w:val="60A0B0"/>
+      <w:sz w:val="22"/>
     </w:rPr>
   </w:style>
   <w:style w:type="character" w:customStyle="1" w:styleId="WarningTok">
     <w:name w:val="WarningTok"/>
     <w:basedOn w:val="VerbatimChar"/>
     <w:rPr>
+      <w:rFonts w:ascii="Consolas" w:hAnsi="Consolas"/>
       <w:b/>
       <w:i/>
-      <w:color w:val="60a0b0"/>
+      <w:color w:val="60A0B0"/>
+      <w:sz w:val="22"/>
     </w:rPr>
   </w:style>
   <w:style w:type="character" w:customStyle="1" w:styleId="AlertTok">
     <w:name w:val="AlertTok"/>
     <w:basedOn w:val="VerbatimChar"/>
     <w:rPr>
+      <w:rFonts w:ascii="Consolas" w:hAnsi="Consolas"/>
       <w:b/>
-      <w:color w:val="ff0000"/>
+      <w:color w:val="FF0000"/>
+      <w:sz w:val="22"/>
     </w:rPr>
   </w:style>
   <w:style w:type="character" w:customStyle="1" w:styleId="ErrorTok">
     <w:name w:val="ErrorTok"/>
     <w:basedOn w:val="VerbatimChar"/>
     <w:rPr>
+      <w:rFonts w:ascii="Consolas" w:hAnsi="Consolas"/>
       <w:b/>
-      <w:color w:val="ff0000"/>
+      <w:color w:val="FF0000"/>
+      <w:sz w:val="22"/>
     </w:rPr>
   </w:style>
   <w:style w:type="character" w:customStyle="1" w:styleId="NormalTok">
     <w:name w:val="NormalTok"/>
     <w:basedOn w:val="VerbatimChar"/>
-    <w:rPr/>
+    <w:rPr>
+      <w:rFonts w:ascii="Consolas" w:hAnsi="Consolas"/>
+      <w:sz w:val="22"/>
+    </w:rPr>
   </w:style>
 </w:styles>
 </file>
